--- a/mode_docx_nc/pmi_gzdzt/template.docx
+++ b/mode_docx_nc/pmi_gzdzt/template.docx
@@ -447,6 +447,8 @@
         <w:t>СОДЕРЖАНИЕ</w:t>
       </w:r>
     </w:p>
+    <w:bookmarkStart w:id="0" w:name="_GoBack"/>
+    <w:bookmarkEnd w:id="0"/>
     <w:p>
       <w:pPr>
         <w:pStyle w:val="12"/>
@@ -471,7 +473,7 @@
       <w:r>
         <w:fldChar w:fldCharType="separate"/>
       </w:r>
-      <w:hyperlink w:anchor="_Toc198294621" w:history="1">
+      <w:hyperlink w:anchor="_Toc204005482" w:history="1">
         <w:r>
           <w:rPr>
             <w:rStyle w:val="af4"/>
@@ -515,7 +517,7 @@
             <w:noProof/>
             <w:webHidden/>
           </w:rPr>
-          <w:instrText xml:space="preserve"> PAGEREF _Toc198294621 \h </w:instrText>
+          <w:instrText xml:space="preserve"> PAGEREF _Toc204005482 \h </w:instrText>
         </w:r>
         <w:r>
           <w:rPr>
@@ -557,7 +559,7 @@
           <w:lang w:val="en-US"/>
         </w:rPr>
       </w:pPr>
-      <w:hyperlink w:anchor="_Toc198294622" w:history="1">
+      <w:hyperlink w:anchor="_Toc204005483" w:history="1">
         <w:r>
           <w:rPr>
             <w:rStyle w:val="af4"/>
@@ -584,7 +586,7 @@
             <w:noProof/>
             <w:webHidden/>
           </w:rPr>
-          <w:instrText xml:space="preserve"> PAGEREF _Toc198294622 \h </w:instrText>
+          <w:instrText xml:space="preserve"> PAGEREF _Toc204005483 \h </w:instrText>
         </w:r>
         <w:r>
           <w:rPr>
@@ -626,7 +628,7 @@
           <w:lang w:val="en-US"/>
         </w:rPr>
       </w:pPr>
-      <w:hyperlink w:anchor="_Toc198294623" w:history="1">
+      <w:hyperlink w:anchor="_Toc204005484" w:history="1">
         <w:r>
           <w:rPr>
             <w:rStyle w:val="af4"/>
@@ -653,7 +655,7 @@
             <w:noProof/>
             <w:webHidden/>
           </w:rPr>
-          <w:instrText xml:space="preserve"> PAGEREF _Toc198294623 \h </w:instrText>
+          <w:instrText xml:space="preserve"> PAGEREF _Toc204005484 \h </w:instrText>
         </w:r>
         <w:r>
           <w:rPr>
@@ -695,7 +697,7 @@
           <w:lang w:val="en-US"/>
         </w:rPr>
       </w:pPr>
-      <w:hyperlink w:anchor="_Toc198294624" w:history="1">
+      <w:hyperlink w:anchor="_Toc204005485" w:history="1">
         <w:r>
           <w:rPr>
             <w:rStyle w:val="af4"/>
@@ -722,7 +724,7 @@
             <w:noProof/>
             <w:webHidden/>
           </w:rPr>
-          <w:instrText xml:space="preserve"> PAGEREF _Toc198294624 \h </w:instrText>
+          <w:instrText xml:space="preserve"> PAGEREF _Toc204005485 \h </w:instrText>
         </w:r>
         <w:r>
           <w:rPr>
@@ -764,7 +766,7 @@
           <w:lang w:val="en-US"/>
         </w:rPr>
       </w:pPr>
-      <w:hyperlink w:anchor="_Toc198294625" w:history="1">
+      <w:hyperlink w:anchor="_Toc204005486" w:history="1">
         <w:r>
           <w:rPr>
             <w:rStyle w:val="af4"/>
@@ -791,7 +793,7 @@
             <w:noProof/>
             <w:webHidden/>
           </w:rPr>
-          <w:instrText xml:space="preserve"> PAGEREF _Toc198294625 \h </w:instrText>
+          <w:instrText xml:space="preserve"> PAGEREF _Toc204005486 \h </w:instrText>
         </w:r>
         <w:r>
           <w:rPr>
@@ -833,7 +835,7 @@
           <w:lang w:val="en-US"/>
         </w:rPr>
       </w:pPr>
-      <w:hyperlink w:anchor="_Toc198294626" w:history="1">
+      <w:hyperlink w:anchor="_Toc204005487" w:history="1">
         <w:r>
           <w:rPr>
             <w:rStyle w:val="af4"/>
@@ -860,7 +862,7 @@
             <w:noProof/>
             <w:webHidden/>
           </w:rPr>
-          <w:instrText xml:space="preserve"> PAGEREF _Toc198294626 \h </w:instrText>
+          <w:instrText xml:space="preserve"> PAGEREF _Toc204005487 \h </w:instrText>
         </w:r>
         <w:r>
           <w:rPr>
@@ -902,7 +904,7 @@
           <w:lang w:val="en-US"/>
         </w:rPr>
       </w:pPr>
-      <w:hyperlink w:anchor="_Toc198294627" w:history="1">
+      <w:hyperlink w:anchor="_Toc204005488" w:history="1">
         <w:r>
           <w:rPr>
             <w:rStyle w:val="af4"/>
@@ -929,7 +931,7 @@
             <w:noProof/>
             <w:webHidden/>
           </w:rPr>
-          <w:instrText xml:space="preserve"> PAGEREF _Toc198294627 \h </w:instrText>
+          <w:instrText xml:space="preserve"> PAGEREF _Toc204005488 \h </w:instrText>
         </w:r>
         <w:r>
           <w:rPr>
@@ -971,7 +973,7 @@
           <w:lang w:val="en-US"/>
         </w:rPr>
       </w:pPr>
-      <w:hyperlink w:anchor="_Toc198294628" w:history="1">
+      <w:hyperlink w:anchor="_Toc204005489" w:history="1">
         <w:r>
           <w:rPr>
             <w:rStyle w:val="af4"/>
@@ -998,7 +1000,7 @@
             <w:noProof/>
             <w:webHidden/>
           </w:rPr>
-          <w:instrText xml:space="preserve"> PAGEREF _Toc198294628 \h </w:instrText>
+          <w:instrText xml:space="preserve"> PAGEREF _Toc204005489 \h </w:instrText>
         </w:r>
         <w:r>
           <w:rPr>
@@ -1044,7 +1046,7 @@
           <w:lang w:val="en-US"/>
         </w:rPr>
       </w:pPr>
-      <w:hyperlink w:anchor="_Toc198294629" w:history="1">
+      <w:hyperlink w:anchor="_Toc204005490" w:history="1">
         <w:r>
           <w:rPr>
             <w:rStyle w:val="af4"/>
@@ -1067,21 +1069,7 @@
             <w:rStyle w:val="af4"/>
             <w:noProof/>
           </w:rPr>
-          <w:t>ПРОГРАММА И МЕТОДИКИ ПРОВЕДЕ</w:t>
-        </w:r>
-        <w:r>
-          <w:rPr>
-            <w:rStyle w:val="af4"/>
-            <w:noProof/>
-          </w:rPr>
-          <w:t>Н</w:t>
-        </w:r>
-        <w:r>
-          <w:rPr>
-            <w:rStyle w:val="af4"/>
-            <w:noProof/>
-          </w:rPr>
-          <w:t>ИЯ ИСПЫТАНИЙ</w:t>
+          <w:t>ПРОГРАММА ПРОВЕДЕНИЯ ИСПЫТАНИЙ</w:t>
         </w:r>
         <w:r>
           <w:rPr>
@@ -1102,7 +1090,7 @@
             <w:noProof/>
             <w:webHidden/>
           </w:rPr>
-          <w:instrText xml:space="preserve"> PAGEREF _Toc198294629 \h </w:instrText>
+          <w:instrText xml:space="preserve"> PAGEREF _Toc204005490 \h </w:instrText>
         </w:r>
         <w:r>
           <w:rPr>
@@ -1144,7 +1132,7 @@
           <w:lang w:val="en-US"/>
         </w:rPr>
       </w:pPr>
-      <w:hyperlink w:anchor="_Toc198294630" w:history="1">
+      <w:hyperlink w:anchor="_Toc204005491" w:history="1">
         <w:r>
           <w:rPr>
             <w:rStyle w:val="af4"/>
@@ -1171,7 +1159,7 @@
             <w:noProof/>
             <w:webHidden/>
           </w:rPr>
-          <w:instrText xml:space="preserve"> PAGEREF _Toc198294630 \h </w:instrText>
+          <w:instrText xml:space="preserve"> PAGEREF _Toc204005491 \h </w:instrText>
         </w:r>
         <w:r>
           <w:rPr>
@@ -1213,7 +1201,7 @@
           <w:lang w:val="en-US"/>
         </w:rPr>
       </w:pPr>
-      <w:hyperlink w:anchor="_Toc198294631" w:history="1">
+      <w:hyperlink w:anchor="_Toc204005492" w:history="1">
         <w:r>
           <w:rPr>
             <w:rStyle w:val="af4"/>
@@ -1240,7 +1228,7 @@
             <w:noProof/>
             <w:webHidden/>
           </w:rPr>
-          <w:instrText xml:space="preserve"> PAGEREF _Toc198294631 \h </w:instrText>
+          <w:instrText xml:space="preserve"> PAGEREF _Toc204005492 \h </w:instrText>
         </w:r>
         <w:r>
           <w:rPr>
@@ -1282,7 +1270,7 @@
           <w:lang w:val="en-US"/>
         </w:rPr>
       </w:pPr>
-      <w:hyperlink w:anchor="_Toc198294632" w:history="1">
+      <w:hyperlink w:anchor="_Toc204005493" w:history="1">
         <w:r>
           <w:rPr>
             <w:rStyle w:val="af4"/>
@@ -1309,7 +1297,7 @@
             <w:noProof/>
             <w:webHidden/>
           </w:rPr>
-          <w:instrText xml:space="preserve"> PAGEREF _Toc198294632 \h </w:instrText>
+          <w:instrText xml:space="preserve"> PAGEREF _Toc204005493 \h </w:instrText>
         </w:r>
         <w:r>
           <w:rPr>
@@ -1351,7 +1339,7 @@
           <w:lang w:val="en-US"/>
         </w:rPr>
       </w:pPr>
-      <w:hyperlink w:anchor="_Toc198294633" w:history="1">
+      <w:hyperlink w:anchor="_Toc204005494" w:history="1">
         <w:r>
           <w:rPr>
             <w:rStyle w:val="af4"/>
@@ -1378,7 +1366,7 @@
             <w:noProof/>
             <w:webHidden/>
           </w:rPr>
-          <w:instrText xml:space="preserve"> PAGEREF _Toc198294633 \h </w:instrText>
+          <w:instrText xml:space="preserve"> PAGEREF _Toc204005494 \h </w:instrText>
         </w:r>
         <w:r>
           <w:rPr>
@@ -1420,27 +1408,13 @@
           <w:lang w:val="en-US"/>
         </w:rPr>
       </w:pPr>
-      <w:hyperlink w:anchor="_Toc198294634" w:history="1">
+      <w:hyperlink w:anchor="_Toc204005495" w:history="1">
         <w:r>
           <w:rPr>
             <w:rStyle w:val="af4"/>
             <w:noProof/>
           </w:rPr>
-          <w:t>2.5 Назначение выходны</w:t>
-        </w:r>
-        <w:r>
-          <w:rPr>
-            <w:rStyle w:val="af4"/>
-            <w:noProof/>
-          </w:rPr>
-          <w:t>х</w:t>
-        </w:r>
-        <w:r>
-          <w:rPr>
-            <w:rStyle w:val="af4"/>
-            <w:noProof/>
-          </w:rPr>
-          <w:t xml:space="preserve"> реле устройства ЮНИТ-М-300</w:t>
+          <w:t>2.5 Назначение выходных реле устройства ЮНИТ-М-300</w:t>
         </w:r>
         <w:r>
           <w:rPr>
@@ -1461,7 +1435,7 @@
             <w:noProof/>
             <w:webHidden/>
           </w:rPr>
-          <w:instrText xml:space="preserve"> PAGEREF _Toc198294634 \h </w:instrText>
+          <w:instrText xml:space="preserve"> PAGEREF _Toc204005495 \h </w:instrText>
         </w:r>
         <w:r>
           <w:rPr>
@@ -1482,1476 +1456,6 @@
             <w:webHidden/>
           </w:rPr>
           <w:t>9</w:t>
-        </w:r>
-        <w:r>
-          <w:rPr>
-            <w:noProof/>
-            <w:webHidden/>
-          </w:rPr>
-          <w:fldChar w:fldCharType="end"/>
-        </w:r>
-      </w:hyperlink>
-    </w:p>
-    <w:p>
-      <w:pPr>
-        <w:pStyle w:val="22"/>
-        <w:rPr>
-          <w:rFonts w:asciiTheme="minorHAnsi" w:eastAsiaTheme="minorEastAsia" w:hAnsiTheme="minorHAnsi"/>
-          <w:noProof/>
-          <w:color w:val="auto"/>
-          <w:sz w:val="22"/>
-          <w:lang w:val="en-US"/>
-        </w:rPr>
-      </w:pPr>
-      <w:hyperlink w:anchor="_Toc198294635" w:history="1">
-        <w:r>
-          <w:rPr>
-            <w:rStyle w:val="af4"/>
-            <w:noProof/>
-          </w:rPr>
-          <w:t>2.6 Проверка функции ЛО ГЗ РПН</w:t>
-        </w:r>
-        <w:r>
-          <w:rPr>
-            <w:noProof/>
-            <w:webHidden/>
-          </w:rPr>
-          <w:tab/>
-        </w:r>
-        <w:r>
-          <w:rPr>
-            <w:noProof/>
-            <w:webHidden/>
-          </w:rPr>
-          <w:fldChar w:fldCharType="begin"/>
-        </w:r>
-        <w:r>
-          <w:rPr>
-            <w:noProof/>
-            <w:webHidden/>
-          </w:rPr>
-          <w:instrText xml:space="preserve"> PAGEREF _Toc198294635 \h </w:instrText>
-        </w:r>
-        <w:r>
-          <w:rPr>
-            <w:noProof/>
-            <w:webHidden/>
-          </w:rPr>
-        </w:r>
-        <w:r>
-          <w:rPr>
-            <w:noProof/>
-            <w:webHidden/>
-          </w:rPr>
-          <w:fldChar w:fldCharType="separate"/>
-        </w:r>
-        <w:r>
-          <w:rPr>
-            <w:noProof/>
-            <w:webHidden/>
-          </w:rPr>
-          <w:t>13</w:t>
-        </w:r>
-        <w:r>
-          <w:rPr>
-            <w:noProof/>
-            <w:webHidden/>
-          </w:rPr>
-          <w:fldChar w:fldCharType="end"/>
-        </w:r>
-      </w:hyperlink>
-    </w:p>
-    <w:p>
-      <w:pPr>
-        <w:pStyle w:val="22"/>
-        <w:rPr>
-          <w:rFonts w:asciiTheme="minorHAnsi" w:eastAsiaTheme="minorEastAsia" w:hAnsiTheme="minorHAnsi"/>
-          <w:noProof/>
-          <w:color w:val="auto"/>
-          <w:sz w:val="22"/>
-          <w:lang w:val="en-US"/>
-        </w:rPr>
-      </w:pPr>
-      <w:hyperlink w:anchor="_Toc198294636" w:history="1">
-        <w:r>
-          <w:rPr>
-            <w:rStyle w:val="af4"/>
-            <w:noProof/>
-          </w:rPr>
-          <w:t>2.7 Проверка функции ЛО ГЗоткл</w:t>
-        </w:r>
-        <w:r>
-          <w:rPr>
-            <w:noProof/>
-            <w:webHidden/>
-          </w:rPr>
-          <w:tab/>
-        </w:r>
-        <w:r>
-          <w:rPr>
-            <w:noProof/>
-            <w:webHidden/>
-          </w:rPr>
-          <w:fldChar w:fldCharType="begin"/>
-        </w:r>
-        <w:r>
-          <w:rPr>
-            <w:noProof/>
-            <w:webHidden/>
-          </w:rPr>
-          <w:instrText xml:space="preserve"> PAGEREF _Toc198294636 \h </w:instrText>
-        </w:r>
-        <w:r>
-          <w:rPr>
-            <w:noProof/>
-            <w:webHidden/>
-          </w:rPr>
-        </w:r>
-        <w:r>
-          <w:rPr>
-            <w:noProof/>
-            <w:webHidden/>
-          </w:rPr>
-          <w:fldChar w:fldCharType="separate"/>
-        </w:r>
-        <w:r>
-          <w:rPr>
-            <w:noProof/>
-            <w:webHidden/>
-          </w:rPr>
-          <w:t>19</w:t>
-        </w:r>
-        <w:r>
-          <w:rPr>
-            <w:noProof/>
-            <w:webHidden/>
-          </w:rPr>
-          <w:fldChar w:fldCharType="end"/>
-        </w:r>
-      </w:hyperlink>
-    </w:p>
-    <w:p>
-      <w:pPr>
-        <w:pStyle w:val="22"/>
-        <w:rPr>
-          <w:rFonts w:asciiTheme="minorHAnsi" w:eastAsiaTheme="minorEastAsia" w:hAnsiTheme="minorHAnsi"/>
-          <w:noProof/>
-          <w:color w:val="auto"/>
-          <w:sz w:val="22"/>
-          <w:lang w:val="en-US"/>
-        </w:rPr>
-      </w:pPr>
-      <w:hyperlink w:anchor="_Toc198294637" w:history="1">
-        <w:r>
-          <w:rPr>
-            <w:rStyle w:val="af4"/>
-            <w:noProof/>
-          </w:rPr>
-          <w:t>2.8 Проверка функции ЛО ГЗсигн</w:t>
-        </w:r>
-        <w:r>
-          <w:rPr>
-            <w:noProof/>
-            <w:webHidden/>
-          </w:rPr>
-          <w:tab/>
-        </w:r>
-        <w:r>
-          <w:rPr>
-            <w:noProof/>
-            <w:webHidden/>
-          </w:rPr>
-          <w:fldChar w:fldCharType="begin"/>
-        </w:r>
-        <w:r>
-          <w:rPr>
-            <w:noProof/>
-            <w:webHidden/>
-          </w:rPr>
-          <w:instrText xml:space="preserve"> PAGEREF _Toc198294637 \h </w:instrText>
-        </w:r>
-        <w:r>
-          <w:rPr>
-            <w:noProof/>
-            <w:webHidden/>
-          </w:rPr>
-        </w:r>
-        <w:r>
-          <w:rPr>
-            <w:noProof/>
-            <w:webHidden/>
-          </w:rPr>
-          <w:fldChar w:fldCharType="separate"/>
-        </w:r>
-        <w:r>
-          <w:rPr>
-            <w:noProof/>
-            <w:webHidden/>
-          </w:rPr>
-          <w:t>25</w:t>
-        </w:r>
-        <w:r>
-          <w:rPr>
-            <w:noProof/>
-            <w:webHidden/>
-          </w:rPr>
-          <w:fldChar w:fldCharType="end"/>
-        </w:r>
-      </w:hyperlink>
-    </w:p>
-    <w:p>
-      <w:pPr>
-        <w:pStyle w:val="22"/>
-        <w:rPr>
-          <w:rFonts w:asciiTheme="minorHAnsi" w:eastAsiaTheme="minorEastAsia" w:hAnsiTheme="minorHAnsi"/>
-          <w:noProof/>
-          <w:color w:val="auto"/>
-          <w:sz w:val="22"/>
-          <w:lang w:val="en-US"/>
-        </w:rPr>
-      </w:pPr>
-      <w:hyperlink w:anchor="_Toc198294638" w:history="1">
-        <w:r>
-          <w:rPr>
-            <w:rStyle w:val="af4"/>
-            <w:noProof/>
-          </w:rPr>
-          <w:t>2.9 Проверка функции ЛО ДТм</w:t>
-        </w:r>
-        <w:r>
-          <w:rPr>
-            <w:noProof/>
-            <w:webHidden/>
-          </w:rPr>
-          <w:tab/>
-        </w:r>
-        <w:r>
-          <w:rPr>
-            <w:noProof/>
-            <w:webHidden/>
-          </w:rPr>
-          <w:fldChar w:fldCharType="begin"/>
-        </w:r>
-        <w:r>
-          <w:rPr>
-            <w:noProof/>
-            <w:webHidden/>
-          </w:rPr>
-          <w:instrText xml:space="preserve"> PAGEREF _Toc198294638 \h </w:instrText>
-        </w:r>
-        <w:r>
-          <w:rPr>
-            <w:noProof/>
-            <w:webHidden/>
-          </w:rPr>
-        </w:r>
-        <w:r>
-          <w:rPr>
-            <w:noProof/>
-            <w:webHidden/>
-          </w:rPr>
-          <w:fldChar w:fldCharType="separate"/>
-        </w:r>
-        <w:r>
-          <w:rPr>
-            <w:noProof/>
-            <w:webHidden/>
-          </w:rPr>
-          <w:t>32</w:t>
-        </w:r>
-        <w:r>
-          <w:rPr>
-            <w:noProof/>
-            <w:webHidden/>
-          </w:rPr>
-          <w:fldChar w:fldCharType="end"/>
-        </w:r>
-      </w:hyperlink>
-    </w:p>
-    <w:p>
-      <w:pPr>
-        <w:pStyle w:val="22"/>
-        <w:rPr>
-          <w:rFonts w:asciiTheme="minorHAnsi" w:eastAsiaTheme="minorEastAsia" w:hAnsiTheme="minorHAnsi"/>
-          <w:noProof/>
-          <w:color w:val="auto"/>
-          <w:sz w:val="22"/>
-          <w:lang w:val="en-US"/>
-        </w:rPr>
-      </w:pPr>
-      <w:hyperlink w:anchor="_Toc198294639" w:history="1">
-        <w:r>
-          <w:rPr>
-            <w:rStyle w:val="af4"/>
-            <w:noProof/>
-          </w:rPr>
-          <w:t>2.10 Проверка функции ЛО ДТо</w:t>
-        </w:r>
-        <w:r>
-          <w:rPr>
-            <w:noProof/>
-            <w:webHidden/>
-          </w:rPr>
-          <w:tab/>
-        </w:r>
-        <w:r>
-          <w:rPr>
-            <w:noProof/>
-            <w:webHidden/>
-          </w:rPr>
-          <w:fldChar w:fldCharType="begin"/>
-        </w:r>
-        <w:r>
-          <w:rPr>
-            <w:noProof/>
-            <w:webHidden/>
-          </w:rPr>
-          <w:instrText xml:space="preserve"> PAGEREF _Toc198294639 \h </w:instrText>
-        </w:r>
-        <w:r>
-          <w:rPr>
-            <w:noProof/>
-            <w:webHidden/>
-          </w:rPr>
-        </w:r>
-        <w:r>
-          <w:rPr>
-            <w:noProof/>
-            <w:webHidden/>
-          </w:rPr>
-          <w:fldChar w:fldCharType="separate"/>
-        </w:r>
-        <w:r>
-          <w:rPr>
-            <w:noProof/>
-            <w:webHidden/>
-          </w:rPr>
-          <w:t>40</w:t>
-        </w:r>
-        <w:r>
-          <w:rPr>
-            <w:noProof/>
-            <w:webHidden/>
-          </w:rPr>
-          <w:fldChar w:fldCharType="end"/>
-        </w:r>
-      </w:hyperlink>
-    </w:p>
-    <w:p>
-      <w:pPr>
-        <w:pStyle w:val="22"/>
-        <w:rPr>
-          <w:rFonts w:asciiTheme="minorHAnsi" w:eastAsiaTheme="minorEastAsia" w:hAnsiTheme="minorHAnsi"/>
-          <w:noProof/>
-          <w:color w:val="auto"/>
-          <w:sz w:val="22"/>
-          <w:lang w:val="en-US"/>
-        </w:rPr>
-      </w:pPr>
-      <w:hyperlink w:anchor="_Toc198294640" w:history="1">
-        <w:r>
-          <w:rPr>
-            <w:rStyle w:val="af4"/>
-            <w:noProof/>
-          </w:rPr>
-          <w:t>2.11 Проверка функции ЛО РД</w:t>
-        </w:r>
-        <w:r>
-          <w:rPr>
-            <w:noProof/>
-            <w:webHidden/>
-          </w:rPr>
-          <w:tab/>
-        </w:r>
-        <w:r>
-          <w:rPr>
-            <w:noProof/>
-            <w:webHidden/>
-          </w:rPr>
-          <w:fldChar w:fldCharType="begin"/>
-        </w:r>
-        <w:r>
-          <w:rPr>
-            <w:noProof/>
-            <w:webHidden/>
-          </w:rPr>
-          <w:instrText xml:space="preserve"> PAGEREF _Toc198294640 \h </w:instrText>
-        </w:r>
-        <w:r>
-          <w:rPr>
-            <w:noProof/>
-            <w:webHidden/>
-          </w:rPr>
-        </w:r>
-        <w:r>
-          <w:rPr>
-            <w:noProof/>
-            <w:webHidden/>
-          </w:rPr>
-          <w:fldChar w:fldCharType="separate"/>
-        </w:r>
-        <w:r>
-          <w:rPr>
-            <w:noProof/>
-            <w:webHidden/>
-          </w:rPr>
-          <w:t>48</w:t>
-        </w:r>
-        <w:r>
-          <w:rPr>
-            <w:noProof/>
-            <w:webHidden/>
-          </w:rPr>
-          <w:fldChar w:fldCharType="end"/>
-        </w:r>
-      </w:hyperlink>
-    </w:p>
-    <w:p>
-      <w:pPr>
-        <w:pStyle w:val="22"/>
-        <w:rPr>
-          <w:rFonts w:asciiTheme="minorHAnsi" w:eastAsiaTheme="minorEastAsia" w:hAnsiTheme="minorHAnsi"/>
-          <w:noProof/>
-          <w:color w:val="auto"/>
-          <w:sz w:val="22"/>
-          <w:lang w:val="en-US"/>
-        </w:rPr>
-      </w:pPr>
-      <w:hyperlink w:anchor="_Toc198294641" w:history="1">
-        <w:r>
-          <w:rPr>
-            <w:rStyle w:val="af4"/>
-            <w:noProof/>
-          </w:rPr>
-          <w:t>2.12 Проверка функции ЛО ПК</w:t>
-        </w:r>
-        <w:r>
-          <w:rPr>
-            <w:noProof/>
-            <w:webHidden/>
-          </w:rPr>
-          <w:tab/>
-        </w:r>
-        <w:r>
-          <w:rPr>
-            <w:noProof/>
-            <w:webHidden/>
-          </w:rPr>
-          <w:fldChar w:fldCharType="begin"/>
-        </w:r>
-        <w:r>
-          <w:rPr>
-            <w:noProof/>
-            <w:webHidden/>
-          </w:rPr>
-          <w:instrText xml:space="preserve"> PAGEREF _Toc198294641 \h </w:instrText>
-        </w:r>
-        <w:r>
-          <w:rPr>
-            <w:noProof/>
-            <w:webHidden/>
-          </w:rPr>
-        </w:r>
-        <w:r>
-          <w:rPr>
-            <w:noProof/>
-            <w:webHidden/>
-          </w:rPr>
-          <w:fldChar w:fldCharType="separate"/>
-        </w:r>
-        <w:r>
-          <w:rPr>
-            <w:noProof/>
-            <w:webHidden/>
-          </w:rPr>
-          <w:t>54</w:t>
-        </w:r>
-        <w:r>
-          <w:rPr>
-            <w:noProof/>
-            <w:webHidden/>
-          </w:rPr>
-          <w:fldChar w:fldCharType="end"/>
-        </w:r>
-      </w:hyperlink>
-    </w:p>
-    <w:p>
-      <w:pPr>
-        <w:pStyle w:val="22"/>
-        <w:rPr>
-          <w:rFonts w:asciiTheme="minorHAnsi" w:eastAsiaTheme="minorEastAsia" w:hAnsiTheme="minorHAnsi"/>
-          <w:noProof/>
-          <w:color w:val="auto"/>
-          <w:sz w:val="22"/>
-          <w:lang w:val="en-US"/>
-        </w:rPr>
-      </w:pPr>
-      <w:hyperlink w:anchor="_Toc198294642" w:history="1">
-        <w:r>
-          <w:rPr>
-            <w:rStyle w:val="af4"/>
-            <w:noProof/>
-          </w:rPr>
-          <w:t>2.13 Проверка функции ЛО ОК</w:t>
-        </w:r>
-        <w:r>
-          <w:rPr>
-            <w:noProof/>
-            <w:webHidden/>
-          </w:rPr>
-          <w:tab/>
-        </w:r>
-        <w:r>
-          <w:rPr>
-            <w:noProof/>
-            <w:webHidden/>
-          </w:rPr>
-          <w:fldChar w:fldCharType="begin"/>
-        </w:r>
-        <w:r>
-          <w:rPr>
-            <w:noProof/>
-            <w:webHidden/>
-          </w:rPr>
-          <w:instrText xml:space="preserve"> PAGEREF _Toc198294642 \h </w:instrText>
-        </w:r>
-        <w:r>
-          <w:rPr>
-            <w:noProof/>
-            <w:webHidden/>
-          </w:rPr>
-        </w:r>
-        <w:r>
-          <w:rPr>
-            <w:noProof/>
-            <w:webHidden/>
-          </w:rPr>
-          <w:fldChar w:fldCharType="separate"/>
-        </w:r>
-        <w:r>
-          <w:rPr>
-            <w:noProof/>
-            <w:webHidden/>
-          </w:rPr>
-          <w:t>60</w:t>
-        </w:r>
-        <w:r>
-          <w:rPr>
-            <w:noProof/>
-            <w:webHidden/>
-          </w:rPr>
-          <w:fldChar w:fldCharType="end"/>
-        </w:r>
-      </w:hyperlink>
-    </w:p>
-    <w:p>
-      <w:pPr>
-        <w:pStyle w:val="22"/>
-        <w:rPr>
-          <w:rFonts w:asciiTheme="minorHAnsi" w:eastAsiaTheme="minorEastAsia" w:hAnsiTheme="minorHAnsi"/>
-          <w:noProof/>
-          <w:color w:val="auto"/>
-          <w:sz w:val="22"/>
-          <w:lang w:val="en-US"/>
-        </w:rPr>
-      </w:pPr>
-      <w:hyperlink w:anchor="_Toc198294643" w:history="1">
-        <w:r>
-          <w:rPr>
-            <w:rStyle w:val="af4"/>
-            <w:noProof/>
-          </w:rPr>
-          <w:t>2.14 Проверка функции ЛО ДУм расширителя</w:t>
-        </w:r>
-        <w:r>
-          <w:rPr>
-            <w:noProof/>
-            <w:webHidden/>
-          </w:rPr>
-          <w:tab/>
-        </w:r>
-        <w:r>
-          <w:rPr>
-            <w:noProof/>
-            <w:webHidden/>
-          </w:rPr>
-          <w:fldChar w:fldCharType="begin"/>
-        </w:r>
-        <w:r>
-          <w:rPr>
-            <w:noProof/>
-            <w:webHidden/>
-          </w:rPr>
-          <w:instrText xml:space="preserve"> PAGEREF _Toc198294643 \h </w:instrText>
-        </w:r>
-        <w:r>
-          <w:rPr>
-            <w:noProof/>
-            <w:webHidden/>
-          </w:rPr>
-        </w:r>
-        <w:r>
-          <w:rPr>
-            <w:noProof/>
-            <w:webHidden/>
-          </w:rPr>
-          <w:fldChar w:fldCharType="separate"/>
-        </w:r>
-        <w:r>
-          <w:rPr>
-            <w:noProof/>
-            <w:webHidden/>
-          </w:rPr>
-          <w:t>65</w:t>
-        </w:r>
-        <w:r>
-          <w:rPr>
-            <w:noProof/>
-            <w:webHidden/>
-          </w:rPr>
-          <w:fldChar w:fldCharType="end"/>
-        </w:r>
-      </w:hyperlink>
-    </w:p>
-    <w:p>
-      <w:pPr>
-        <w:pStyle w:val="22"/>
-        <w:rPr>
-          <w:rFonts w:asciiTheme="minorHAnsi" w:eastAsiaTheme="minorEastAsia" w:hAnsiTheme="minorHAnsi"/>
-          <w:noProof/>
-          <w:color w:val="auto"/>
-          <w:sz w:val="22"/>
-          <w:lang w:val="en-US"/>
-        </w:rPr>
-      </w:pPr>
-      <w:hyperlink w:anchor="_Toc198294644" w:history="1">
-        <w:r>
-          <w:rPr>
-            <w:rStyle w:val="af4"/>
-            <w:noProof/>
-          </w:rPr>
-          <w:t>2.15 Проверка функции СС</w:t>
-        </w:r>
-        <w:r>
-          <w:rPr>
-            <w:noProof/>
-            <w:webHidden/>
-          </w:rPr>
-          <w:tab/>
-        </w:r>
-        <w:r>
-          <w:rPr>
-            <w:noProof/>
-            <w:webHidden/>
-          </w:rPr>
-          <w:fldChar w:fldCharType="begin"/>
-        </w:r>
-        <w:r>
-          <w:rPr>
-            <w:noProof/>
-            <w:webHidden/>
-          </w:rPr>
-          <w:instrText xml:space="preserve"> PAGEREF _Toc198294644 \h </w:instrText>
-        </w:r>
-        <w:r>
-          <w:rPr>
-            <w:noProof/>
-            <w:webHidden/>
-          </w:rPr>
-        </w:r>
-        <w:r>
-          <w:rPr>
-            <w:noProof/>
-            <w:webHidden/>
-          </w:rPr>
-          <w:fldChar w:fldCharType="separate"/>
-        </w:r>
-        <w:r>
-          <w:rPr>
-            <w:noProof/>
-            <w:webHidden/>
-          </w:rPr>
-          <w:t>71</w:t>
-        </w:r>
-        <w:r>
-          <w:rPr>
-            <w:noProof/>
-            <w:webHidden/>
-          </w:rPr>
-          <w:fldChar w:fldCharType="end"/>
-        </w:r>
-      </w:hyperlink>
-    </w:p>
-    <w:p>
-      <w:pPr>
-        <w:pStyle w:val="12"/>
-        <w:tabs>
-          <w:tab w:val="left" w:pos="567"/>
-          <w:tab w:val="right" w:leader="dot" w:pos="9605"/>
-        </w:tabs>
-        <w:rPr>
-          <w:rFonts w:asciiTheme="minorHAnsi" w:eastAsiaTheme="minorEastAsia" w:hAnsiTheme="minorHAnsi"/>
-          <w:noProof/>
-          <w:color w:val="auto"/>
-          <w:sz w:val="22"/>
-          <w:lang w:val="en-US"/>
-        </w:rPr>
-      </w:pPr>
-      <w:hyperlink w:anchor="_Toc198294645" w:history="1">
-        <w:r>
-          <w:rPr>
-            <w:rStyle w:val="af4"/>
-            <w:noProof/>
-          </w:rPr>
-          <w:t>3.</w:t>
-        </w:r>
-        <w:r>
-          <w:rPr>
-            <w:rFonts w:asciiTheme="minorHAnsi" w:eastAsiaTheme="minorEastAsia" w:hAnsiTheme="minorHAnsi"/>
-            <w:noProof/>
-            <w:color w:val="auto"/>
-            <w:sz w:val="22"/>
-            <w:lang w:val="en-US"/>
-          </w:rPr>
-          <w:tab/>
-        </w:r>
-        <w:r>
-          <w:rPr>
-            <w:rStyle w:val="af4"/>
-            <w:noProof/>
-          </w:rPr>
-          <w:t>РЕЗУЛЬТАТ ИСПЫТАНИЙ</w:t>
-        </w:r>
-        <w:r>
-          <w:rPr>
-            <w:noProof/>
-            <w:webHidden/>
-          </w:rPr>
-          <w:tab/>
-        </w:r>
-        <w:r>
-          <w:rPr>
-            <w:noProof/>
-            <w:webHidden/>
-          </w:rPr>
-          <w:fldChar w:fldCharType="begin"/>
-        </w:r>
-        <w:r>
-          <w:rPr>
-            <w:noProof/>
-            <w:webHidden/>
-          </w:rPr>
-          <w:instrText xml:space="preserve"> PAGEREF _Toc198294645 \h </w:instrText>
-        </w:r>
-        <w:r>
-          <w:rPr>
-            <w:noProof/>
-            <w:webHidden/>
-          </w:rPr>
-        </w:r>
-        <w:r>
-          <w:rPr>
-            <w:noProof/>
-            <w:webHidden/>
-          </w:rPr>
-          <w:fldChar w:fldCharType="separate"/>
-        </w:r>
-        <w:r>
-          <w:rPr>
-            <w:noProof/>
-            <w:webHidden/>
-          </w:rPr>
-          <w:t>79</w:t>
-        </w:r>
-        <w:r>
-          <w:rPr>
-            <w:noProof/>
-            <w:webHidden/>
-          </w:rPr>
-          <w:fldChar w:fldCharType="end"/>
-        </w:r>
-      </w:hyperlink>
-    </w:p>
-    <w:p>
-      <w:pPr>
-        <w:pStyle w:val="22"/>
-        <w:rPr>
-          <w:rFonts w:asciiTheme="minorHAnsi" w:eastAsiaTheme="minorEastAsia" w:hAnsiTheme="minorHAnsi"/>
-          <w:noProof/>
-          <w:color w:val="auto"/>
-          <w:sz w:val="22"/>
-          <w:lang w:val="en-US"/>
-        </w:rPr>
-      </w:pPr>
-      <w:hyperlink w:anchor="_Toc198294646" w:history="1">
-        <w:r>
-          <w:rPr>
-            <w:rStyle w:val="af4"/>
-            <w:noProof/>
-          </w:rPr>
-          <w:t>3.1 Результат проверки функции ЛО ГЗ РПН</w:t>
-        </w:r>
-        <w:r>
-          <w:rPr>
-            <w:noProof/>
-            <w:webHidden/>
-          </w:rPr>
-          <w:tab/>
-        </w:r>
-        <w:r>
-          <w:rPr>
-            <w:noProof/>
-            <w:webHidden/>
-          </w:rPr>
-          <w:fldChar w:fldCharType="begin"/>
-        </w:r>
-        <w:r>
-          <w:rPr>
-            <w:noProof/>
-            <w:webHidden/>
-          </w:rPr>
-          <w:instrText xml:space="preserve"> PAGEREF _Toc198294646 \h </w:instrText>
-        </w:r>
-        <w:r>
-          <w:rPr>
-            <w:noProof/>
-            <w:webHidden/>
-          </w:rPr>
-        </w:r>
-        <w:r>
-          <w:rPr>
-            <w:noProof/>
-            <w:webHidden/>
-          </w:rPr>
-          <w:fldChar w:fldCharType="separate"/>
-        </w:r>
-        <w:r>
-          <w:rPr>
-            <w:noProof/>
-            <w:webHidden/>
-          </w:rPr>
-          <w:t>79</w:t>
-        </w:r>
-        <w:r>
-          <w:rPr>
-            <w:noProof/>
-            <w:webHidden/>
-          </w:rPr>
-          <w:fldChar w:fldCharType="end"/>
-        </w:r>
-      </w:hyperlink>
-    </w:p>
-    <w:p>
-      <w:pPr>
-        <w:pStyle w:val="22"/>
-        <w:rPr>
-          <w:rFonts w:asciiTheme="minorHAnsi" w:eastAsiaTheme="minorEastAsia" w:hAnsiTheme="minorHAnsi"/>
-          <w:noProof/>
-          <w:color w:val="auto"/>
-          <w:sz w:val="22"/>
-          <w:lang w:val="en-US"/>
-        </w:rPr>
-      </w:pPr>
-      <w:hyperlink w:anchor="_Toc198294647" w:history="1">
-        <w:r>
-          <w:rPr>
-            <w:rStyle w:val="af4"/>
-            <w:noProof/>
-          </w:rPr>
-          <w:t>3.2 Результат проверки функции ЛО ГЗоткл</w:t>
-        </w:r>
-        <w:r>
-          <w:rPr>
-            <w:noProof/>
-            <w:webHidden/>
-          </w:rPr>
-          <w:tab/>
-        </w:r>
-        <w:r>
-          <w:rPr>
-            <w:noProof/>
-            <w:webHidden/>
-          </w:rPr>
-          <w:fldChar w:fldCharType="begin"/>
-        </w:r>
-        <w:r>
-          <w:rPr>
-            <w:noProof/>
-            <w:webHidden/>
-          </w:rPr>
-          <w:instrText xml:space="preserve"> PAGEREF _Toc198294647 \h </w:instrText>
-        </w:r>
-        <w:r>
-          <w:rPr>
-            <w:noProof/>
-            <w:webHidden/>
-          </w:rPr>
-        </w:r>
-        <w:r>
-          <w:rPr>
-            <w:noProof/>
-            <w:webHidden/>
-          </w:rPr>
-          <w:fldChar w:fldCharType="separate"/>
-        </w:r>
-        <w:r>
-          <w:rPr>
-            <w:noProof/>
-            <w:webHidden/>
-          </w:rPr>
-          <w:t>79</w:t>
-        </w:r>
-        <w:r>
-          <w:rPr>
-            <w:noProof/>
-            <w:webHidden/>
-          </w:rPr>
-          <w:fldChar w:fldCharType="end"/>
-        </w:r>
-      </w:hyperlink>
-    </w:p>
-    <w:p>
-      <w:pPr>
-        <w:pStyle w:val="22"/>
-        <w:rPr>
-          <w:rFonts w:asciiTheme="minorHAnsi" w:eastAsiaTheme="minorEastAsia" w:hAnsiTheme="minorHAnsi"/>
-          <w:noProof/>
-          <w:color w:val="auto"/>
-          <w:sz w:val="22"/>
-          <w:lang w:val="en-US"/>
-        </w:rPr>
-      </w:pPr>
-      <w:hyperlink w:anchor="_Toc198294648" w:history="1">
-        <w:r>
-          <w:rPr>
-            <w:rStyle w:val="af4"/>
-            <w:noProof/>
-          </w:rPr>
-          <w:t>3.3 Результат проверки функции ЛО ГЗсигн</w:t>
-        </w:r>
-        <w:r>
-          <w:rPr>
-            <w:noProof/>
-            <w:webHidden/>
-          </w:rPr>
-          <w:tab/>
-        </w:r>
-        <w:r>
-          <w:rPr>
-            <w:noProof/>
-            <w:webHidden/>
-          </w:rPr>
-          <w:fldChar w:fldCharType="begin"/>
-        </w:r>
-        <w:r>
-          <w:rPr>
-            <w:noProof/>
-            <w:webHidden/>
-          </w:rPr>
-          <w:instrText xml:space="preserve"> PAGEREF _Toc198294648 \h </w:instrText>
-        </w:r>
-        <w:r>
-          <w:rPr>
-            <w:noProof/>
-            <w:webHidden/>
-          </w:rPr>
-        </w:r>
-        <w:r>
-          <w:rPr>
-            <w:noProof/>
-            <w:webHidden/>
-          </w:rPr>
-          <w:fldChar w:fldCharType="separate"/>
-        </w:r>
-        <w:r>
-          <w:rPr>
-            <w:noProof/>
-            <w:webHidden/>
-          </w:rPr>
-          <w:t>80</w:t>
-        </w:r>
-        <w:r>
-          <w:rPr>
-            <w:noProof/>
-            <w:webHidden/>
-          </w:rPr>
-          <w:fldChar w:fldCharType="end"/>
-        </w:r>
-      </w:hyperlink>
-    </w:p>
-    <w:p>
-      <w:pPr>
-        <w:pStyle w:val="22"/>
-        <w:rPr>
-          <w:rFonts w:asciiTheme="minorHAnsi" w:eastAsiaTheme="minorEastAsia" w:hAnsiTheme="minorHAnsi"/>
-          <w:noProof/>
-          <w:color w:val="auto"/>
-          <w:sz w:val="22"/>
-          <w:lang w:val="en-US"/>
-        </w:rPr>
-      </w:pPr>
-      <w:hyperlink w:anchor="_Toc198294649" w:history="1">
-        <w:r>
-          <w:rPr>
-            <w:rStyle w:val="af4"/>
-            <w:noProof/>
-          </w:rPr>
-          <w:t>3.4 Результат проверки функции ЛО ДТм</w:t>
-        </w:r>
-        <w:r>
-          <w:rPr>
-            <w:noProof/>
-            <w:webHidden/>
-          </w:rPr>
-          <w:tab/>
-        </w:r>
-        <w:r>
-          <w:rPr>
-            <w:noProof/>
-            <w:webHidden/>
-          </w:rPr>
-          <w:fldChar w:fldCharType="begin"/>
-        </w:r>
-        <w:r>
-          <w:rPr>
-            <w:noProof/>
-            <w:webHidden/>
-          </w:rPr>
-          <w:instrText xml:space="preserve"> PAGEREF _Toc198294649 \h </w:instrText>
-        </w:r>
-        <w:r>
-          <w:rPr>
-            <w:noProof/>
-            <w:webHidden/>
-          </w:rPr>
-        </w:r>
-        <w:r>
-          <w:rPr>
-            <w:noProof/>
-            <w:webHidden/>
-          </w:rPr>
-          <w:fldChar w:fldCharType="separate"/>
-        </w:r>
-        <w:r>
-          <w:rPr>
-            <w:noProof/>
-            <w:webHidden/>
-          </w:rPr>
-          <w:t>81</w:t>
-        </w:r>
-        <w:r>
-          <w:rPr>
-            <w:noProof/>
-            <w:webHidden/>
-          </w:rPr>
-          <w:fldChar w:fldCharType="end"/>
-        </w:r>
-      </w:hyperlink>
-    </w:p>
-    <w:p>
-      <w:pPr>
-        <w:pStyle w:val="22"/>
-        <w:rPr>
-          <w:rFonts w:asciiTheme="minorHAnsi" w:eastAsiaTheme="minorEastAsia" w:hAnsiTheme="minorHAnsi"/>
-          <w:noProof/>
-          <w:color w:val="auto"/>
-          <w:sz w:val="22"/>
-          <w:lang w:val="en-US"/>
-        </w:rPr>
-      </w:pPr>
-      <w:hyperlink w:anchor="_Toc198294650" w:history="1">
-        <w:r>
-          <w:rPr>
-            <w:rStyle w:val="af4"/>
-            <w:noProof/>
-          </w:rPr>
-          <w:t>3.5 Результат проверки функции ЛО ДТo</w:t>
-        </w:r>
-        <w:r>
-          <w:rPr>
-            <w:noProof/>
-            <w:webHidden/>
-          </w:rPr>
-          <w:tab/>
-        </w:r>
-        <w:r>
-          <w:rPr>
-            <w:noProof/>
-            <w:webHidden/>
-          </w:rPr>
-          <w:fldChar w:fldCharType="begin"/>
-        </w:r>
-        <w:r>
-          <w:rPr>
-            <w:noProof/>
-            <w:webHidden/>
-          </w:rPr>
-          <w:instrText xml:space="preserve"> PAGEREF _Toc198294650 \h </w:instrText>
-        </w:r>
-        <w:r>
-          <w:rPr>
-            <w:noProof/>
-            <w:webHidden/>
-          </w:rPr>
-        </w:r>
-        <w:r>
-          <w:rPr>
-            <w:noProof/>
-            <w:webHidden/>
-          </w:rPr>
-          <w:fldChar w:fldCharType="separate"/>
-        </w:r>
-        <w:r>
-          <w:rPr>
-            <w:noProof/>
-            <w:webHidden/>
-          </w:rPr>
-          <w:t>83</w:t>
-        </w:r>
-        <w:r>
-          <w:rPr>
-            <w:noProof/>
-            <w:webHidden/>
-          </w:rPr>
-          <w:fldChar w:fldCharType="end"/>
-        </w:r>
-      </w:hyperlink>
-    </w:p>
-    <w:p>
-      <w:pPr>
-        <w:pStyle w:val="22"/>
-        <w:rPr>
-          <w:rFonts w:asciiTheme="minorHAnsi" w:eastAsiaTheme="minorEastAsia" w:hAnsiTheme="minorHAnsi"/>
-          <w:noProof/>
-          <w:color w:val="auto"/>
-          <w:sz w:val="22"/>
-          <w:lang w:val="en-US"/>
-        </w:rPr>
-      </w:pPr>
-      <w:hyperlink w:anchor="_Toc198294651" w:history="1">
-        <w:r>
-          <w:rPr>
-            <w:rStyle w:val="af4"/>
-            <w:noProof/>
-          </w:rPr>
-          <w:t>3.6 Результат проверки функции ЛО РД</w:t>
-        </w:r>
-        <w:r>
-          <w:rPr>
-            <w:noProof/>
-            <w:webHidden/>
-          </w:rPr>
-          <w:tab/>
-        </w:r>
-        <w:r>
-          <w:rPr>
-            <w:noProof/>
-            <w:webHidden/>
-          </w:rPr>
-          <w:fldChar w:fldCharType="begin"/>
-        </w:r>
-        <w:r>
-          <w:rPr>
-            <w:noProof/>
-            <w:webHidden/>
-          </w:rPr>
-          <w:instrText xml:space="preserve"> PAGEREF _Toc198294651 \h </w:instrText>
-        </w:r>
-        <w:r>
-          <w:rPr>
-            <w:noProof/>
-            <w:webHidden/>
-          </w:rPr>
-        </w:r>
-        <w:r>
-          <w:rPr>
-            <w:noProof/>
-            <w:webHidden/>
-          </w:rPr>
-          <w:fldChar w:fldCharType="separate"/>
-        </w:r>
-        <w:r>
-          <w:rPr>
-            <w:noProof/>
-            <w:webHidden/>
-          </w:rPr>
-          <w:t>84</w:t>
-        </w:r>
-        <w:r>
-          <w:rPr>
-            <w:noProof/>
-            <w:webHidden/>
-          </w:rPr>
-          <w:fldChar w:fldCharType="end"/>
-        </w:r>
-      </w:hyperlink>
-    </w:p>
-    <w:p>
-      <w:pPr>
-        <w:pStyle w:val="22"/>
-        <w:rPr>
-          <w:rFonts w:asciiTheme="minorHAnsi" w:eastAsiaTheme="minorEastAsia" w:hAnsiTheme="minorHAnsi"/>
-          <w:noProof/>
-          <w:color w:val="auto"/>
-          <w:sz w:val="22"/>
-          <w:lang w:val="en-US"/>
-        </w:rPr>
-      </w:pPr>
-      <w:hyperlink w:anchor="_Toc198294652" w:history="1">
-        <w:r>
-          <w:rPr>
-            <w:rStyle w:val="af4"/>
-            <w:noProof/>
-          </w:rPr>
-          <w:t>3.7 Результат проверки функции ЛО ПК</w:t>
-        </w:r>
-        <w:r>
-          <w:rPr>
-            <w:noProof/>
-            <w:webHidden/>
-          </w:rPr>
-          <w:tab/>
-        </w:r>
-        <w:r>
-          <w:rPr>
-            <w:noProof/>
-            <w:webHidden/>
-          </w:rPr>
-          <w:fldChar w:fldCharType="begin"/>
-        </w:r>
-        <w:r>
-          <w:rPr>
-            <w:noProof/>
-            <w:webHidden/>
-          </w:rPr>
-          <w:instrText xml:space="preserve"> PAGEREF _Toc198294652 \h </w:instrText>
-        </w:r>
-        <w:r>
-          <w:rPr>
-            <w:noProof/>
-            <w:webHidden/>
-          </w:rPr>
-        </w:r>
-        <w:r>
-          <w:rPr>
-            <w:noProof/>
-            <w:webHidden/>
-          </w:rPr>
-          <w:fldChar w:fldCharType="separate"/>
-        </w:r>
-        <w:r>
-          <w:rPr>
-            <w:noProof/>
-            <w:webHidden/>
-          </w:rPr>
-          <w:t>85</w:t>
-        </w:r>
-        <w:r>
-          <w:rPr>
-            <w:noProof/>
-            <w:webHidden/>
-          </w:rPr>
-          <w:fldChar w:fldCharType="end"/>
-        </w:r>
-      </w:hyperlink>
-    </w:p>
-    <w:p>
-      <w:pPr>
-        <w:pStyle w:val="22"/>
-        <w:rPr>
-          <w:rFonts w:asciiTheme="minorHAnsi" w:eastAsiaTheme="minorEastAsia" w:hAnsiTheme="minorHAnsi"/>
-          <w:noProof/>
-          <w:color w:val="auto"/>
-          <w:sz w:val="22"/>
-          <w:lang w:val="en-US"/>
-        </w:rPr>
-      </w:pPr>
-      <w:hyperlink w:anchor="_Toc198294653" w:history="1">
-        <w:r>
-          <w:rPr>
-            <w:rStyle w:val="af4"/>
-            <w:noProof/>
-          </w:rPr>
-          <w:t>3.8 Результат проверки функции ЛО ОК</w:t>
-        </w:r>
-        <w:r>
-          <w:rPr>
-            <w:noProof/>
-            <w:webHidden/>
-          </w:rPr>
-          <w:tab/>
-        </w:r>
-        <w:r>
-          <w:rPr>
-            <w:noProof/>
-            <w:webHidden/>
-          </w:rPr>
-          <w:fldChar w:fldCharType="begin"/>
-        </w:r>
-        <w:r>
-          <w:rPr>
-            <w:noProof/>
-            <w:webHidden/>
-          </w:rPr>
-          <w:instrText xml:space="preserve"> PAGEREF _Toc198294653 \h </w:instrText>
-        </w:r>
-        <w:r>
-          <w:rPr>
-            <w:noProof/>
-            <w:webHidden/>
-          </w:rPr>
-        </w:r>
-        <w:r>
-          <w:rPr>
-            <w:noProof/>
-            <w:webHidden/>
-          </w:rPr>
-          <w:fldChar w:fldCharType="separate"/>
-        </w:r>
-        <w:r>
-          <w:rPr>
-            <w:noProof/>
-            <w:webHidden/>
-          </w:rPr>
-          <w:t>86</w:t>
-        </w:r>
-        <w:r>
-          <w:rPr>
-            <w:noProof/>
-            <w:webHidden/>
-          </w:rPr>
-          <w:fldChar w:fldCharType="end"/>
-        </w:r>
-      </w:hyperlink>
-    </w:p>
-    <w:p>
-      <w:pPr>
-        <w:pStyle w:val="22"/>
-        <w:rPr>
-          <w:rFonts w:asciiTheme="minorHAnsi" w:eastAsiaTheme="minorEastAsia" w:hAnsiTheme="minorHAnsi"/>
-          <w:noProof/>
-          <w:color w:val="auto"/>
-          <w:sz w:val="22"/>
-          <w:lang w:val="en-US"/>
-        </w:rPr>
-      </w:pPr>
-      <w:hyperlink w:anchor="_Toc198294654" w:history="1">
-        <w:r>
-          <w:rPr>
-            <w:rStyle w:val="af4"/>
-            <w:noProof/>
-          </w:rPr>
-          <w:t>3.9 Результат проверки функции ЛО ДУм расширителя</w:t>
-        </w:r>
-        <w:r>
-          <w:rPr>
-            <w:noProof/>
-            <w:webHidden/>
-          </w:rPr>
-          <w:tab/>
-        </w:r>
-        <w:r>
-          <w:rPr>
-            <w:noProof/>
-            <w:webHidden/>
-          </w:rPr>
-          <w:fldChar w:fldCharType="begin"/>
-        </w:r>
-        <w:r>
-          <w:rPr>
-            <w:noProof/>
-            <w:webHidden/>
-          </w:rPr>
-          <w:instrText xml:space="preserve"> PAGEREF _Toc198294654 \h </w:instrText>
-        </w:r>
-        <w:r>
-          <w:rPr>
-            <w:noProof/>
-            <w:webHidden/>
-          </w:rPr>
-        </w:r>
-        <w:r>
-          <w:rPr>
-            <w:noProof/>
-            <w:webHidden/>
-          </w:rPr>
-          <w:fldChar w:fldCharType="separate"/>
-        </w:r>
-        <w:r>
-          <w:rPr>
-            <w:noProof/>
-            <w:webHidden/>
-          </w:rPr>
-          <w:t>86</w:t>
-        </w:r>
-        <w:r>
-          <w:rPr>
-            <w:noProof/>
-            <w:webHidden/>
-          </w:rPr>
-          <w:fldChar w:fldCharType="end"/>
-        </w:r>
-      </w:hyperlink>
-    </w:p>
-    <w:p>
-      <w:pPr>
-        <w:pStyle w:val="22"/>
-        <w:rPr>
-          <w:rFonts w:asciiTheme="minorHAnsi" w:eastAsiaTheme="minorEastAsia" w:hAnsiTheme="minorHAnsi"/>
-          <w:noProof/>
-          <w:color w:val="auto"/>
-          <w:sz w:val="22"/>
-          <w:lang w:val="en-US"/>
-        </w:rPr>
-      </w:pPr>
-      <w:hyperlink w:anchor="_Toc198294655" w:history="1">
-        <w:r>
-          <w:rPr>
-            <w:rStyle w:val="af4"/>
-            <w:noProof/>
-          </w:rPr>
-          <w:t>3.10 Результат проверки функции СС</w:t>
-        </w:r>
-        <w:r>
-          <w:rPr>
-            <w:noProof/>
-            <w:webHidden/>
-          </w:rPr>
-          <w:tab/>
-        </w:r>
-        <w:r>
-          <w:rPr>
-            <w:noProof/>
-            <w:webHidden/>
-          </w:rPr>
-          <w:fldChar w:fldCharType="begin"/>
-        </w:r>
-        <w:r>
-          <w:rPr>
-            <w:noProof/>
-            <w:webHidden/>
-          </w:rPr>
-          <w:instrText xml:space="preserve"> PAGEREF _Toc198294655 \h </w:instrText>
-        </w:r>
-        <w:r>
-          <w:rPr>
-            <w:noProof/>
-            <w:webHidden/>
-          </w:rPr>
-        </w:r>
-        <w:r>
-          <w:rPr>
-            <w:noProof/>
-            <w:webHidden/>
-          </w:rPr>
-          <w:fldChar w:fldCharType="separate"/>
-        </w:r>
-        <w:r>
-          <w:rPr>
-            <w:noProof/>
-            <w:webHidden/>
-          </w:rPr>
-          <w:t>87</w:t>
         </w:r>
         <w:r>
           <w:rPr>
@@ -3005,21 +1509,21 @@
         <w:lastRenderedPageBreak/>
         <w:tab/>
       </w:r>
-      <w:bookmarkStart w:id="0" w:name="_Toc198294621"/>
+      <w:bookmarkStart w:id="1" w:name="_Toc204005482"/>
       <w:r>
         <w:t>ОБЩИЕ СВЕДЕНИЯ</w:t>
       </w:r>
-      <w:bookmarkEnd w:id="0"/>
+      <w:bookmarkEnd w:id="1"/>
     </w:p>
     <w:p>
       <w:pPr>
         <w:pStyle w:val="2"/>
       </w:pPr>
-      <w:bookmarkStart w:id="1" w:name="_Toc198294622"/>
+      <w:bookmarkStart w:id="2" w:name="_Toc204005483"/>
       <w:r>
         <w:t>Цель проведения испытаний</w:t>
       </w:r>
-      <w:bookmarkEnd w:id="1"/>
+      <w:bookmarkEnd w:id="2"/>
     </w:p>
     <w:p>
       <w:pPr>
@@ -3033,14 +1537,14 @@
       <w:pPr>
         <w:pStyle w:val="2"/>
       </w:pPr>
-      <w:bookmarkStart w:id="2" w:name="_Toc198294623"/>
+      <w:bookmarkStart w:id="3" w:name="_Toc204005484"/>
       <w:r>
         <w:t>Место</w:t>
       </w:r>
       <w:r>
         <w:t xml:space="preserve"> проведения испытаний</w:t>
       </w:r>
-      <w:bookmarkEnd w:id="2"/>
+      <w:bookmarkEnd w:id="3"/>
     </w:p>
     <w:tbl>
       <w:tblPr>
@@ -3180,11 +1684,11 @@
       <w:pPr>
         <w:pStyle w:val="2"/>
       </w:pPr>
-      <w:bookmarkStart w:id="3" w:name="_Toc198294624"/>
+      <w:bookmarkStart w:id="4" w:name="_Toc204005485"/>
       <w:r>
         <w:t>Информация об объекте испытаний</w:t>
       </w:r>
-      <w:bookmarkEnd w:id="3"/>
+      <w:bookmarkEnd w:id="4"/>
     </w:p>
     <w:p>
       <w:pPr>
@@ -3524,11 +2028,11 @@
       <w:pPr>
         <w:pStyle w:val="2"/>
       </w:pPr>
-      <w:bookmarkStart w:id="4" w:name="_Toc198294625"/>
+      <w:bookmarkStart w:id="5" w:name="_Toc204005486"/>
       <w:r>
         <w:t>Период проведения испытаний</w:t>
       </w:r>
-      <w:bookmarkEnd w:id="4"/>
+      <w:bookmarkEnd w:id="5"/>
     </w:p>
     <w:p>
       <w:pPr>
@@ -3551,11 +2055,11 @@
       <w:pPr>
         <w:pStyle w:val="2"/>
       </w:pPr>
-      <w:bookmarkStart w:id="5" w:name="_Toc198294626"/>
+      <w:bookmarkStart w:id="6" w:name="_Toc204005487"/>
       <w:r>
         <w:t>Условия проведения испытаний и измерений</w:t>
       </w:r>
-      <w:bookmarkEnd w:id="5"/>
+      <w:bookmarkEnd w:id="6"/>
     </w:p>
     <w:p>
       <w:pPr>
@@ -3569,11 +2073,11 @@
       <w:pPr>
         <w:pStyle w:val="2"/>
       </w:pPr>
-      <w:bookmarkStart w:id="6" w:name="_Toc198294627"/>
+      <w:bookmarkStart w:id="7" w:name="_Toc204005488"/>
       <w:r>
         <w:t>Нормативная документация</w:t>
       </w:r>
-      <w:bookmarkEnd w:id="6"/>
+      <w:bookmarkEnd w:id="7"/>
     </w:p>
     <w:p>
       <w:pPr>
@@ -3590,12 +2094,12 @@
       <w:pPr>
         <w:pStyle w:val="2"/>
       </w:pPr>
-      <w:bookmarkStart w:id="7" w:name="_Toc198294628"/>
+      <w:bookmarkStart w:id="8" w:name="_Toc204005489"/>
       <w:r>
         <w:lastRenderedPageBreak/>
         <w:t>Перечень используемых средств измерений (СИ), испытательного оборудования (ИО) и вспомогательного оборудования (ВО)</w:t>
       </w:r>
-      <w:bookmarkEnd w:id="7"/>
+      <w:bookmarkEnd w:id="8"/>
     </w:p>
     <w:p>
       <w:pPr>
@@ -5101,18 +3605,18 @@
       <w:pPr>
         <w:pStyle w:val="1"/>
       </w:pPr>
-      <w:bookmarkStart w:id="8" w:name="_Toc198294629"/>
+      <w:bookmarkStart w:id="9" w:name="_Toc204005490"/>
       <w:r>
         <w:lastRenderedPageBreak/>
-        <w:t>ПРОГРАММА И МЕТОДИКИ ПРОВЕДЕНИЯ ИСПЫТАНИЙ</w:t>
+        <w:t>ПРОГРАММА ПРОВЕДЕНИЯ ИСПЫТАНИЙ</w:t>
       </w:r>
-      <w:bookmarkEnd w:id="8"/>
+      <w:bookmarkEnd w:id="9"/>
     </w:p>
     <w:p>
       <w:pPr>
         <w:pStyle w:val="2"/>
       </w:pPr>
-      <w:bookmarkStart w:id="9" w:name="_Toc198294630"/>
+      <w:bookmarkStart w:id="10" w:name="_Toc204005491"/>
       <w:r>
         <w:t>Цел</w:t>
       </w:r>
@@ -5122,7 +3626,7 @@
       <w:r>
         <w:t xml:space="preserve"> испытаний</w:t>
       </w:r>
-      <w:bookmarkEnd w:id="9"/>
+      <w:bookmarkEnd w:id="10"/>
     </w:p>
     <w:p>
       <w:pPr>
@@ -5181,11 +3685,11 @@
       <w:pPr>
         <w:pStyle w:val="2"/>
       </w:pPr>
-      <w:bookmarkStart w:id="10" w:name="_Toc198294631"/>
+      <w:bookmarkStart w:id="11" w:name="_Toc204005492"/>
       <w:r>
         <w:t>Подключение аналоговых цепей к устройству</w:t>
       </w:r>
-      <w:bookmarkEnd w:id="10"/>
+      <w:bookmarkEnd w:id="11"/>
     </w:p>
     <w:p>
       <w:pPr>
@@ -5202,11 +3706,11 @@
       <w:pPr>
         <w:pStyle w:val="2"/>
       </w:pPr>
-      <w:bookmarkStart w:id="11" w:name="_Toc198294632"/>
+      <w:bookmarkStart w:id="12" w:name="_Toc204005493"/>
       <w:r>
         <w:t>Подключение дискретных входных и выходных цепей устройства</w:t>
       </w:r>
-      <w:bookmarkEnd w:id="11"/>
+      <w:bookmarkEnd w:id="12"/>
     </w:p>
     <w:p>
       <w:pPr>
@@ -5244,10 +3748,10 @@
             <v:path o:extrusionok="f" gradientshapeok="t" o:connecttype="rect"/>
             <o:lock v:ext="edit" aspectratio="t"/>
           </v:shapetype>
-          <v:shape id="_x0000_i1025" type="#_x0000_t75" style="width:411.85pt;height:283.4pt" o:ole="">
+          <v:shape id="_x0000_i1025" type="#_x0000_t75" style="width:411.95pt;height:283pt" o:ole="">
             <v:imagedata r:id="rId10" o:title=""/>
           </v:shape>
-          <o:OLEObject Type="Embed" ProgID="Acrobat.Document.DC" ShapeID="_x0000_i1025" DrawAspect="Content" ObjectID="_1808907398" r:id="rId11"/>
+          <o:OLEObject Type="Embed" ProgID="Acrobat.Document.DC" ShapeID="_x0000_i1025" DrawAspect="Content" ObjectID="_1814618227" r:id="rId11"/>
         </w:object>
       </w:r>
     </w:p>
@@ -5263,11 +3767,11 @@
       <w:pPr>
         <w:pStyle w:val="2"/>
       </w:pPr>
-      <w:bookmarkStart w:id="12" w:name="_Toc198294633"/>
+      <w:bookmarkStart w:id="13" w:name="_Toc204005494"/>
       <w:r>
         <w:t>Назначение дискретных входов устройства ЮНИТ-М-300</w:t>
       </w:r>
-      <w:bookmarkEnd w:id="12"/>
+      <w:bookmarkEnd w:id="13"/>
     </w:p>
     <w:p>
       <w:pPr>
@@ -5350,7 +3854,7 @@
           <w:highlight w:val="green"/>
         </w:rPr>
       </w:pPr>
-      <w:bookmarkStart w:id="13" w:name="_Ref192834795"/>
+      <w:bookmarkStart w:id="14" w:name="_Ref192834795"/>
       <w:r>
         <w:rPr>
           <w:highlight w:val="green"/>
@@ -5369,7 +3873,7 @@
         </w:rPr>
         <w:t xml:space="preserve"> </w:t>
       </w:r>
-      <w:bookmarkEnd w:id="13"/>
+      <w:bookmarkEnd w:id="14"/>
       <w:r>
         <w:rPr>
           <w:highlight w:val="green"/>
@@ -6293,7 +4797,7 @@
           <w:highlight w:val="green"/>
         </w:rPr>
       </w:pPr>
-      <w:bookmarkStart w:id="14" w:name="_Ref191625992"/>
+      <w:bookmarkStart w:id="15" w:name="_Ref191625992"/>
       <w:r>
         <w:rPr>
           <w:highlight w:val="green"/>
@@ -8047,7 +6551,7 @@
         </w:tc>
       </w:tr>
     </w:tbl>
-    <w:bookmarkEnd w:id="14"/>
+    <w:bookmarkEnd w:id="15"/>
     <w:p>
       <w:pPr>
         <w:pStyle w:val="a"/>
@@ -14461,11 +12965,11 @@
       <w:pPr>
         <w:pStyle w:val="2"/>
       </w:pPr>
-      <w:bookmarkStart w:id="15" w:name="_Toc198294634"/>
+      <w:bookmarkStart w:id="16" w:name="_Toc204005495"/>
       <w:r>
         <w:t>Назначение выходных реле устройства ЮНИТ-М-300</w:t>
       </w:r>
-      <w:bookmarkEnd w:id="15"/>
+      <w:bookmarkEnd w:id="16"/>
     </w:p>
     <w:p>
       <w:pPr>
@@ -14551,14 +13055,14 @@
           <w:highlight w:val="green"/>
         </w:rPr>
       </w:pPr>
-      <w:bookmarkStart w:id="16" w:name="_Ref192835076"/>
+      <w:bookmarkStart w:id="17" w:name="_Ref192835076"/>
       <w:r>
         <w:rPr>
           <w:highlight w:val="green"/>
         </w:rPr>
         <w:t xml:space="preserve">Выходные реле устройства ЮНИТ-М300 для проверки </w:t>
       </w:r>
-      <w:bookmarkEnd w:id="16"/>
+      <w:bookmarkEnd w:id="17"/>
       <w:r>
         <w:rPr>
           <w:highlight w:val="green"/>
@@ -15844,14 +14348,14 @@
           <w:highlight w:val="green"/>
         </w:rPr>
       </w:pPr>
-      <w:bookmarkStart w:id="17" w:name="_Ref191631805"/>
+      <w:bookmarkStart w:id="18" w:name="_Ref191631805"/>
       <w:r>
         <w:rPr>
           <w:highlight w:val="green"/>
         </w:rPr>
         <w:t>Выходные реле устройства ЮНИТ-М300 для проверки</w:t>
       </w:r>
-      <w:bookmarkEnd w:id="17"/>
+      <w:bookmarkEnd w:id="18"/>
       <w:r>
         <w:rPr>
           <w:highlight w:val="green"/>
@@ -27530,8 +26034,6 @@
         </w:numPr>
         <w:ind w:left="709"/>
       </w:pPr>
-      <w:bookmarkStart w:id="18" w:name="_GoBack"/>
-      <w:bookmarkEnd w:id="18"/>
     </w:p>
     <w:sectPr>
       <w:headerReference w:type="default" r:id="rId12"/>
@@ -27977,27 +26479,14 @@
           <w:r>
             <w:t>/</w:t>
           </w:r>
-          <w:r>
-            <w:fldChar w:fldCharType="begin"/>
-          </w:r>
-          <w:r>
-            <w:instrText xml:space="preserve"> NUMPAGES   \* MERGEFORMAT </w:instrText>
-          </w:r>
-          <w:r>
-            <w:fldChar w:fldCharType="separate"/>
-          </w:r>
-          <w:r>
-            <w:rPr>
-              <w:noProof/>
-            </w:rPr>
-            <w:t>13</w:t>
-          </w:r>
-          <w:r>
-            <w:rPr>
-              <w:noProof/>
-            </w:rPr>
-            <w:fldChar w:fldCharType="end"/>
-          </w:r>
+          <w:fldSimple w:instr=" NUMPAGES   \* MERGEFORMAT ">
+            <w:r>
+              <w:rPr>
+                <w:noProof/>
+              </w:rPr>
+              <w:t>13</w:t>
+            </w:r>
+          </w:fldSimple>
         </w:p>
       </w:tc>
     </w:tr>
@@ -28082,14 +26571,27 @@
           <w:r>
             <w:t xml:space="preserve"> из </w:t>
           </w:r>
-          <w:fldSimple w:instr=" NUMPAGES ">
-            <w:r>
-              <w:rPr>
-                <w:noProof/>
-              </w:rPr>
-              <w:t>13</w:t>
-            </w:r>
-          </w:fldSimple>
+          <w:r>
+            <w:fldChar w:fldCharType="begin"/>
+          </w:r>
+          <w:r>
+            <w:instrText xml:space="preserve"> NUMPAGES </w:instrText>
+          </w:r>
+          <w:r>
+            <w:fldChar w:fldCharType="separate"/>
+          </w:r>
+          <w:r>
+            <w:rPr>
+              <w:noProof/>
+            </w:rPr>
+            <w:t>13</w:t>
+          </w:r>
+          <w:r>
+            <w:rPr>
+              <w:noProof/>
+            </w:rPr>
+            <w:fldChar w:fldCharType="end"/>
+          </w:r>
           <w:r>
             <w:t xml:space="preserve"> </w:t>
           </w:r>
@@ -30220,7 +28722,7 @@
 </file>
 
 <file path=customXml/itemProps1.xml><?xml version="1.0" encoding="utf-8"?>
-<ds:datastoreItem xmlns:ds="http://schemas.openxmlformats.org/officeDocument/2006/customXml" ds:itemID="{ABE6567C-DB24-4443-B94F-10018474854D}">
+<ds:datastoreItem xmlns:ds="http://schemas.openxmlformats.org/officeDocument/2006/customXml" ds:itemID="{51BB758D-91BE-4FD8-9283-DDEC9E09CE86}">
   <ds:schemaRefs>
     <ds:schemaRef ds:uri="http://schemas.openxmlformats.org/officeDocument/2006/bibliography"/>
   </ds:schemaRefs>

--- a/mode_docx_nc/pmi_gzdzt/template.docx
+++ b/mode_docx_nc/pmi_gzdzt/template.docx
@@ -150,27 +150,7 @@
               <w:rPr>
                 <w:sz w:val="22"/>
               </w:rPr>
-              <w:t>Микропроцессорное устрой</w:t>
-            </w:r>
-            <w:r>
-              <w:rPr>
-                <w:color w:val="FF0000"/>
-                <w:sz w:val="22"/>
-              </w:rPr>
-              <w:t>ство защиты и автоматики отходя</w:t>
-            </w:r>
-            <w:r>
-              <w:rPr>
-                <w:color w:val="FF0000"/>
-                <w:sz w:val="22"/>
-              </w:rPr>
-              <w:t>щего присоединения «ЮНИТ-М300-Т</w:t>
-            </w:r>
-            <w:r>
-              <w:rPr>
-                <w:sz w:val="22"/>
-              </w:rPr>
-              <w:t>»</w:t>
+              <w:t>Микропроцессорное устройство защиты и автоматики трансформатора «ЮНИТ-М300-ДЗТ2»</w:t>
             </w:r>
           </w:p>
         </w:tc>
@@ -225,23 +205,20 @@
             <w:r>
               <w:rPr>
                 <w:sz w:val="22"/>
-                <w:highlight w:val="yellow"/>
-              </w:rPr>
-              <w:t>ЮНИТ-М319-</w:t>
+              </w:rPr>
+              <w:t>ЮНИТ-М319-ДЗТ2</w:t>
             </w:r>
             <w:r>
               <w:rPr>
                 <w:sz w:val="22"/>
-                <w:highlight w:val="red"/>
-              </w:rPr>
-              <w:t>ОЛ</w:t>
+              </w:rPr>
+              <w:t>-Р02с</w:t>
             </w:r>
             <w:r>
               <w:rPr>
                 <w:sz w:val="22"/>
-                <w:highlight w:val="yellow"/>
-              </w:rPr>
-              <w:t>-Р02с-B021-В021-В001-К001-К003-M046-5400-x-C02.00</w:t>
+              </w:rPr>
+              <w:t>___________________________________________</w:t>
             </w:r>
           </w:p>
         </w:tc>
@@ -447,8 +424,6 @@
         <w:t>СОДЕРЖАНИЕ</w:t>
       </w:r>
     </w:p>
-    <w:bookmarkStart w:id="0" w:name="_GoBack"/>
-    <w:bookmarkEnd w:id="0"/>
     <w:p>
       <w:pPr>
         <w:pStyle w:val="12"/>
@@ -473,7 +448,7 @@
       <w:r>
         <w:fldChar w:fldCharType="separate"/>
       </w:r>
-      <w:hyperlink w:anchor="_Toc204005482" w:history="1">
+      <w:hyperlink w:anchor="_Toc204168419" w:history="1">
         <w:r>
           <w:rPr>
             <w:rStyle w:val="af4"/>
@@ -517,7 +492,7 @@
             <w:noProof/>
             <w:webHidden/>
           </w:rPr>
-          <w:instrText xml:space="preserve"> PAGEREF _Toc204005482 \h </w:instrText>
+          <w:instrText xml:space="preserve"> PAGEREF _Toc204168419 \h </w:instrText>
         </w:r>
         <w:r>
           <w:rPr>
@@ -559,7 +534,7 @@
           <w:lang w:val="en-US"/>
         </w:rPr>
       </w:pPr>
-      <w:hyperlink w:anchor="_Toc204005483" w:history="1">
+      <w:hyperlink w:anchor="_Toc204168420" w:history="1">
         <w:r>
           <w:rPr>
             <w:rStyle w:val="af4"/>
@@ -586,7 +561,7 @@
             <w:noProof/>
             <w:webHidden/>
           </w:rPr>
-          <w:instrText xml:space="preserve"> PAGEREF _Toc204005483 \h </w:instrText>
+          <w:instrText xml:space="preserve"> PAGEREF _Toc204168420 \h </w:instrText>
         </w:r>
         <w:r>
           <w:rPr>
@@ -628,7 +603,7 @@
           <w:lang w:val="en-US"/>
         </w:rPr>
       </w:pPr>
-      <w:hyperlink w:anchor="_Toc204005484" w:history="1">
+      <w:hyperlink w:anchor="_Toc204168421" w:history="1">
         <w:r>
           <w:rPr>
             <w:rStyle w:val="af4"/>
@@ -655,7 +630,7 @@
             <w:noProof/>
             <w:webHidden/>
           </w:rPr>
-          <w:instrText xml:space="preserve"> PAGEREF _Toc204005484 \h </w:instrText>
+          <w:instrText xml:space="preserve"> PAGEREF _Toc204168421 \h </w:instrText>
         </w:r>
         <w:r>
           <w:rPr>
@@ -697,7 +672,7 @@
           <w:lang w:val="en-US"/>
         </w:rPr>
       </w:pPr>
-      <w:hyperlink w:anchor="_Toc204005485" w:history="1">
+      <w:hyperlink w:anchor="_Toc204168422" w:history="1">
         <w:r>
           <w:rPr>
             <w:rStyle w:val="af4"/>
@@ -724,7 +699,7 @@
             <w:noProof/>
             <w:webHidden/>
           </w:rPr>
-          <w:instrText xml:space="preserve"> PAGEREF _Toc204005485 \h </w:instrText>
+          <w:instrText xml:space="preserve"> PAGEREF _Toc204168422 \h </w:instrText>
         </w:r>
         <w:r>
           <w:rPr>
@@ -766,7 +741,7 @@
           <w:lang w:val="en-US"/>
         </w:rPr>
       </w:pPr>
-      <w:hyperlink w:anchor="_Toc204005486" w:history="1">
+      <w:hyperlink w:anchor="_Toc204168423" w:history="1">
         <w:r>
           <w:rPr>
             <w:rStyle w:val="af4"/>
@@ -793,7 +768,7 @@
             <w:noProof/>
             <w:webHidden/>
           </w:rPr>
-          <w:instrText xml:space="preserve"> PAGEREF _Toc204005486 \h </w:instrText>
+          <w:instrText xml:space="preserve"> PAGEREF _Toc204168423 \h </w:instrText>
         </w:r>
         <w:r>
           <w:rPr>
@@ -835,7 +810,7 @@
           <w:lang w:val="en-US"/>
         </w:rPr>
       </w:pPr>
-      <w:hyperlink w:anchor="_Toc204005487" w:history="1">
+      <w:hyperlink w:anchor="_Toc204168424" w:history="1">
         <w:r>
           <w:rPr>
             <w:rStyle w:val="af4"/>
@@ -862,7 +837,7 @@
             <w:noProof/>
             <w:webHidden/>
           </w:rPr>
-          <w:instrText xml:space="preserve"> PAGEREF _Toc204005487 \h </w:instrText>
+          <w:instrText xml:space="preserve"> PAGEREF _Toc204168424 \h </w:instrText>
         </w:r>
         <w:r>
           <w:rPr>
@@ -904,7 +879,7 @@
           <w:lang w:val="en-US"/>
         </w:rPr>
       </w:pPr>
-      <w:hyperlink w:anchor="_Toc204005488" w:history="1">
+      <w:hyperlink w:anchor="_Toc204168425" w:history="1">
         <w:r>
           <w:rPr>
             <w:rStyle w:val="af4"/>
@@ -931,7 +906,7 @@
             <w:noProof/>
             <w:webHidden/>
           </w:rPr>
-          <w:instrText xml:space="preserve"> PAGEREF _Toc204005488 \h </w:instrText>
+          <w:instrText xml:space="preserve"> PAGEREF _Toc204168425 \h </w:instrText>
         </w:r>
         <w:r>
           <w:rPr>
@@ -973,7 +948,7 @@
           <w:lang w:val="en-US"/>
         </w:rPr>
       </w:pPr>
-      <w:hyperlink w:anchor="_Toc204005489" w:history="1">
+      <w:hyperlink w:anchor="_Toc204168426" w:history="1">
         <w:r>
           <w:rPr>
             <w:rStyle w:val="af4"/>
@@ -1000,7 +975,7 @@
             <w:noProof/>
             <w:webHidden/>
           </w:rPr>
-          <w:instrText xml:space="preserve"> PAGEREF _Toc204005489 \h </w:instrText>
+          <w:instrText xml:space="preserve"> PAGEREF _Toc204168426 \h </w:instrText>
         </w:r>
         <w:r>
           <w:rPr>
@@ -1046,7 +1021,7 @@
           <w:lang w:val="en-US"/>
         </w:rPr>
       </w:pPr>
-      <w:hyperlink w:anchor="_Toc204005490" w:history="1">
+      <w:hyperlink w:anchor="_Toc204168427" w:history="1">
         <w:r>
           <w:rPr>
             <w:rStyle w:val="af4"/>
@@ -1090,7 +1065,7 @@
             <w:noProof/>
             <w:webHidden/>
           </w:rPr>
-          <w:instrText xml:space="preserve"> PAGEREF _Toc204005490 \h </w:instrText>
+          <w:instrText xml:space="preserve"> PAGEREF _Toc204168427 \h </w:instrText>
         </w:r>
         <w:r>
           <w:rPr>
@@ -1132,7 +1107,7 @@
           <w:lang w:val="en-US"/>
         </w:rPr>
       </w:pPr>
-      <w:hyperlink w:anchor="_Toc204005491" w:history="1">
+      <w:hyperlink w:anchor="_Toc204168428" w:history="1">
         <w:r>
           <w:rPr>
             <w:rStyle w:val="af4"/>
@@ -1159,7 +1134,7 @@
             <w:noProof/>
             <w:webHidden/>
           </w:rPr>
-          <w:instrText xml:space="preserve"> PAGEREF _Toc204005491 \h </w:instrText>
+          <w:instrText xml:space="preserve"> PAGEREF _Toc204168428 \h </w:instrText>
         </w:r>
         <w:r>
           <w:rPr>
@@ -1201,13 +1176,13 @@
           <w:lang w:val="en-US"/>
         </w:rPr>
       </w:pPr>
-      <w:hyperlink w:anchor="_Toc204005492" w:history="1">
+      <w:hyperlink w:anchor="_Toc204168429" w:history="1">
         <w:r>
           <w:rPr>
             <w:rStyle w:val="af4"/>
             <w:noProof/>
           </w:rPr>
-          <w:t>2.2 Подключение аналоговых цепей к устройству</w:t>
+          <w:t>2.2 Подключение испытательной установки к устройству</w:t>
         </w:r>
         <w:r>
           <w:rPr>
@@ -1228,7 +1203,7 @@
             <w:noProof/>
             <w:webHidden/>
           </w:rPr>
-          <w:instrText xml:space="preserve"> PAGEREF _Toc204005492 \h </w:instrText>
+          <w:instrText xml:space="preserve"> PAGEREF _Toc204168429 \h </w:instrText>
         </w:r>
         <w:r>
           <w:rPr>
@@ -1270,13 +1245,13 @@
           <w:lang w:val="en-US"/>
         </w:rPr>
       </w:pPr>
-      <w:hyperlink w:anchor="_Toc204005493" w:history="1">
+      <w:hyperlink w:anchor="_Toc204168430" w:history="1">
         <w:r>
           <w:rPr>
             <w:rStyle w:val="af4"/>
             <w:noProof/>
           </w:rPr>
-          <w:t>2.3 Подключение дискретных входных и выходных цепей устройства</w:t>
+          <w:t>2.3 Назначение дискретных входов устройства ЮНИТ-М-300</w:t>
         </w:r>
         <w:r>
           <w:rPr>
@@ -1297,7 +1272,7 @@
             <w:noProof/>
             <w:webHidden/>
           </w:rPr>
-          <w:instrText xml:space="preserve"> PAGEREF _Toc204005493 \h </w:instrText>
+          <w:instrText xml:space="preserve"> PAGEREF _Toc204168430 \h </w:instrText>
         </w:r>
         <w:r>
           <w:rPr>
@@ -1317,7 +1292,7 @@
             <w:noProof/>
             <w:webHidden/>
           </w:rPr>
-          <w:t>5</w:t>
+          <w:t>6</w:t>
         </w:r>
         <w:r>
           <w:rPr>
@@ -1339,13 +1314,13 @@
           <w:lang w:val="en-US"/>
         </w:rPr>
       </w:pPr>
-      <w:hyperlink w:anchor="_Toc204005494" w:history="1">
+      <w:hyperlink w:anchor="_Toc204168431" w:history="1">
         <w:r>
           <w:rPr>
             <w:rStyle w:val="af4"/>
             <w:noProof/>
           </w:rPr>
-          <w:t>2.4 Назначение дискретных входов устройства ЮНИТ-М-300</w:t>
+          <w:t>2.4 Назначение выходных реле устройства ЮНИТ-М-300</w:t>
         </w:r>
         <w:r>
           <w:rPr>
@@ -1366,7 +1341,7 @@
             <w:noProof/>
             <w:webHidden/>
           </w:rPr>
-          <w:instrText xml:space="preserve"> PAGEREF _Toc204005494 \h </w:instrText>
+          <w:instrText xml:space="preserve"> PAGEREF _Toc204168431 \h </w:instrText>
         </w:r>
         <w:r>
           <w:rPr>
@@ -1386,76 +1361,7 @@
             <w:noProof/>
             <w:webHidden/>
           </w:rPr>
-          <w:t>5</w:t>
-        </w:r>
-        <w:r>
-          <w:rPr>
-            <w:noProof/>
-            <w:webHidden/>
-          </w:rPr>
-          <w:fldChar w:fldCharType="end"/>
-        </w:r>
-      </w:hyperlink>
-    </w:p>
-    <w:p>
-      <w:pPr>
-        <w:pStyle w:val="22"/>
-        <w:rPr>
-          <w:rFonts w:asciiTheme="minorHAnsi" w:eastAsiaTheme="minorEastAsia" w:hAnsiTheme="minorHAnsi"/>
-          <w:noProof/>
-          <w:color w:val="auto"/>
-          <w:sz w:val="22"/>
-          <w:lang w:val="en-US"/>
-        </w:rPr>
-      </w:pPr>
-      <w:hyperlink w:anchor="_Toc204005495" w:history="1">
-        <w:r>
-          <w:rPr>
-            <w:rStyle w:val="af4"/>
-            <w:noProof/>
-          </w:rPr>
-          <w:t>2.5 Назначение выходных реле устройства ЮНИТ-М-300</w:t>
-        </w:r>
-        <w:r>
-          <w:rPr>
-            <w:noProof/>
-            <w:webHidden/>
-          </w:rPr>
-          <w:tab/>
-        </w:r>
-        <w:r>
-          <w:rPr>
-            <w:noProof/>
-            <w:webHidden/>
-          </w:rPr>
-          <w:fldChar w:fldCharType="begin"/>
-        </w:r>
-        <w:r>
-          <w:rPr>
-            <w:noProof/>
-            <w:webHidden/>
-          </w:rPr>
-          <w:instrText xml:space="preserve"> PAGEREF _Toc204005495 \h </w:instrText>
-        </w:r>
-        <w:r>
-          <w:rPr>
-            <w:noProof/>
-            <w:webHidden/>
-          </w:rPr>
-        </w:r>
-        <w:r>
-          <w:rPr>
-            <w:noProof/>
-            <w:webHidden/>
-          </w:rPr>
-          <w:fldChar w:fldCharType="separate"/>
-        </w:r>
-        <w:r>
-          <w:rPr>
-            <w:noProof/>
-            <w:webHidden/>
-          </w:rPr>
-          <w:t>9</w:t>
+          <w:t>10</w:t>
         </w:r>
         <w:r>
           <w:rPr>
@@ -1509,42 +1415,62 @@
         <w:lastRenderedPageBreak/>
         <w:tab/>
       </w:r>
-      <w:bookmarkStart w:id="1" w:name="_Toc204005482"/>
+      <w:bookmarkStart w:id="0" w:name="_Toc204168419"/>
       <w:r>
         <w:t>ОБЩИЕ СВЕДЕНИЯ</w:t>
       </w:r>
-      <w:bookmarkEnd w:id="1"/>
+      <w:bookmarkEnd w:id="0"/>
     </w:p>
     <w:p>
       <w:pPr>
         <w:pStyle w:val="2"/>
       </w:pPr>
-      <w:bookmarkStart w:id="2" w:name="_Toc204005483"/>
+      <w:bookmarkStart w:id="1" w:name="_Toc204168420"/>
       <w:r>
         <w:t>Цель проведения испытаний</w:t>
       </w:r>
-      <w:bookmarkEnd w:id="2"/>
+      <w:bookmarkEnd w:id="1"/>
     </w:p>
     <w:p>
       <w:pPr>
         <w:pStyle w:val="a5"/>
       </w:pPr>
       <w:r>
-        <w:t>Проверка функциональной схемы устройства ЮНИТ-М300-Т2 в части функции МТЗ.</w:t>
+        <w:t xml:space="preserve">Проверка и подтверждение соответствия взаимосвязей функциональных блоков устройства ЮНИТ-М300-ДЗТ2 согласованной функциональной схеме устройства (далее ФСУ) </w:t>
+      </w:r>
+      <w:r>
+        <w:t xml:space="preserve">версии </w:t>
+      </w:r>
+      <w:r>
+        <w:t>___</w:t>
+      </w:r>
+      <w:r>
+        <w:t xml:space="preserve"> в </w:t>
+      </w:r>
+      <w:proofErr w:type="gramStart"/>
+      <w:r>
+        <w:t>части  функций</w:t>
+      </w:r>
+      <w:proofErr w:type="gramEnd"/>
+      <w:r>
+        <w:t xml:space="preserve"> газовых и технологических защит</w:t>
+      </w:r>
+      <w:r>
+        <w:t>.</w:t>
       </w:r>
     </w:p>
     <w:p>
       <w:pPr>
         <w:pStyle w:val="2"/>
       </w:pPr>
-      <w:bookmarkStart w:id="3" w:name="_Toc204005484"/>
+      <w:bookmarkStart w:id="2" w:name="_Toc204168421"/>
       <w:r>
         <w:t>Место</w:t>
       </w:r>
       <w:r>
         <w:t xml:space="preserve"> проведения испытаний</w:t>
       </w:r>
-      <w:bookmarkEnd w:id="3"/>
+      <w:bookmarkEnd w:id="2"/>
     </w:p>
     <w:tbl>
       <w:tblPr>
@@ -1666,9 +1592,20 @@
             <w:r>
               <w:rPr>
                 <w:szCs w:val="24"/>
-                <w:highlight w:val="yellow"/>
-              </w:rPr>
-              <w:t>111024</w:t>
+              </w:rPr>
+              <w:t>1</w:t>
+            </w:r>
+            <w:r>
+              <w:rPr>
+                <w:szCs w:val="24"/>
+              </w:rPr>
+              <w:t>5</w:t>
+            </w:r>
+            <w:r>
+              <w:rPr>
+                <w:szCs w:val="24"/>
+              </w:rPr>
+              <w:t>3040</w:t>
             </w:r>
             <w:r>
               <w:rPr>
@@ -1684,11 +1621,11 @@
       <w:pPr>
         <w:pStyle w:val="2"/>
       </w:pPr>
-      <w:bookmarkStart w:id="4" w:name="_Toc204005485"/>
+      <w:bookmarkStart w:id="3" w:name="_Toc204168422"/>
       <w:r>
         <w:t>Информация об объекте испытаний</w:t>
       </w:r>
-      <w:bookmarkEnd w:id="4"/>
+      <w:bookmarkEnd w:id="3"/>
     </w:p>
     <w:p>
       <w:pPr>
@@ -1718,7 +1655,7 @@
         </w:trPr>
         <w:tc>
           <w:tcPr>
-            <w:tcW w:w="9911" w:type="dxa"/>
+            <w:tcW w:w="9605" w:type="dxa"/>
             <w:gridSpan w:val="3"/>
           </w:tcPr>
           <w:p>
@@ -1740,11 +1677,10 @@
         </w:trPr>
         <w:tc>
           <w:tcPr>
-            <w:tcW w:w="4815" w:type="dxa"/>
-          </w:tcPr>
-          <w:p>
-            <w:pPr>
-              <w:jc w:val="left"/>
+            <w:tcW w:w="4644" w:type="dxa"/>
+          </w:tcPr>
+          <w:p>
+            <w:pPr>
               <w:rPr>
                 <w:b/>
               </w:rPr>
@@ -1759,11 +1695,10 @@
         </w:tc>
         <w:tc>
           <w:tcPr>
-            <w:tcW w:w="2551" w:type="dxa"/>
-          </w:tcPr>
-          <w:p>
-            <w:pPr>
-              <w:jc w:val="left"/>
+            <w:tcW w:w="2477" w:type="dxa"/>
+          </w:tcPr>
+          <w:p>
+            <w:pPr>
               <w:rPr>
                 <w:b/>
               </w:rPr>
@@ -1778,11 +1713,10 @@
         </w:tc>
         <w:tc>
           <w:tcPr>
-            <w:tcW w:w="2545" w:type="dxa"/>
-          </w:tcPr>
-          <w:p>
-            <w:pPr>
-              <w:jc w:val="left"/>
+            <w:tcW w:w="2484" w:type="dxa"/>
+          </w:tcPr>
+          <w:p>
+            <w:pPr>
               <w:rPr>
                 <w:b/>
               </w:rPr>
@@ -1802,57 +1736,60 @@
         </w:trPr>
         <w:tc>
           <w:tcPr>
-            <w:tcW w:w="4815" w:type="dxa"/>
-          </w:tcPr>
-          <w:p>
-            <w:pPr>
-              <w:jc w:val="left"/>
-            </w:pPr>
-            <w:r>
-              <w:t>Микропроцессорное устройство защи</w:t>
-            </w:r>
-            <w:r>
-              <w:t>ты отходящей линии «ЮНИТ-М300-Т</w:t>
-            </w:r>
-            <w:r>
-              <w:t>»,</w:t>
-            </w:r>
-          </w:p>
-          <w:p>
-            <w:pPr>
-              <w:jc w:val="left"/>
-            </w:pPr>
-            <w:r>
-              <w:rPr>
-                <w:highlight w:val="yellow"/>
-              </w:rPr>
-              <w:t>Модель ЮНИТ-М314-Т2-Р02с-B021-В021-В001-К001-К003-M046-5400-x-C02.00,</w:t>
-            </w:r>
-          </w:p>
-          <w:p>
-            <w:pPr>
-              <w:jc w:val="left"/>
-            </w:pPr>
-            <w:r>
-              <w:t xml:space="preserve">ПО версия </w:t>
-            </w:r>
-            <w:r>
-              <w:rPr>
-                <w:highlight w:val="yellow"/>
-              </w:rPr>
-              <w:t>ХХ</w:t>
-            </w:r>
-          </w:p>
-        </w:tc>
-        <w:tc>
-          <w:tcPr>
-            <w:tcW w:w="2551" w:type="dxa"/>
+            <w:tcW w:w="4644" w:type="dxa"/>
+          </w:tcPr>
+          <w:p>
+            <w:pPr>
+              <w:jc w:val="left"/>
+            </w:pPr>
+            <w:r>
+              <w:t xml:space="preserve">Наименование: </w:t>
+            </w:r>
+            <w:r>
+              <w:rPr>
+                <w:i/>
+              </w:rPr>
+              <w:t>Микропроцессорное устройство защиты защиты и автоматики трансформатора «ЮНИТ-М300-</w:t>
+            </w:r>
+            <w:r>
+              <w:rPr>
+                <w:i/>
+              </w:rPr>
+              <w:t>ДЗТ2</w:t>
+            </w:r>
+            <w:r>
+              <w:rPr>
+                <w:i/>
+              </w:rPr>
+              <w:t>»</w:t>
+            </w:r>
+          </w:p>
+          <w:p>
+            <w:pPr>
+              <w:jc w:val="left"/>
+            </w:pPr>
+            <w:r>
+              <w:t>Модель:</w:t>
+            </w:r>
+          </w:p>
+          <w:p>
+            <w:pPr>
+              <w:jc w:val="left"/>
+            </w:pPr>
+            <w:r>
+              <w:t>Версия ПО:</w:t>
+            </w:r>
+          </w:p>
+        </w:tc>
+        <w:tc>
+          <w:tcPr>
+            <w:tcW w:w="2477" w:type="dxa"/>
           </w:tcPr>
           <w:p/>
         </w:tc>
         <w:tc>
           <w:tcPr>
-            <w:tcW w:w="2545" w:type="dxa"/>
+            <w:tcW w:w="2484" w:type="dxa"/>
           </w:tcPr>
           <w:p>
             <w:r>
@@ -1919,7 +1856,6 @@
           </w:tcPr>
           <w:p>
             <w:pPr>
-              <w:jc w:val="left"/>
               <w:rPr>
                 <w:b/>
               </w:rPr>
@@ -1938,7 +1874,6 @@
           </w:tcPr>
           <w:p>
             <w:pPr>
-              <w:jc w:val="left"/>
               <w:rPr>
                 <w:b/>
               </w:rPr>
@@ -1957,7 +1892,6 @@
           </w:tcPr>
           <w:p>
             <w:pPr>
-              <w:jc w:val="left"/>
               <w:rPr>
                 <w:b/>
               </w:rPr>
@@ -2028,11 +1962,11 @@
       <w:pPr>
         <w:pStyle w:val="2"/>
       </w:pPr>
-      <w:bookmarkStart w:id="5" w:name="_Toc204005486"/>
+      <w:bookmarkStart w:id="4" w:name="_Toc204168423"/>
       <w:r>
         <w:t>Период проведения испытаний</w:t>
       </w:r>
-      <w:bookmarkEnd w:id="5"/>
+      <w:bookmarkEnd w:id="4"/>
     </w:p>
     <w:p>
       <w:pPr>
@@ -2045,21 +1979,18 @@
         <w:tab/>
       </w:r>
       <w:r>
-        <w:rPr>
-          <w:highlight w:val="yellow"/>
-        </w:rPr>
-        <w:t>15.09.2025 - 17.10.2025</w:t>
+        <w:t>___________________________</w:t>
       </w:r>
     </w:p>
     <w:p>
       <w:pPr>
         <w:pStyle w:val="2"/>
       </w:pPr>
-      <w:bookmarkStart w:id="6" w:name="_Toc204005487"/>
+      <w:bookmarkStart w:id="5" w:name="_Toc204168424"/>
       <w:r>
         <w:t>Условия проведения испытаний и измерений</w:t>
       </w:r>
-      <w:bookmarkEnd w:id="6"/>
+      <w:bookmarkEnd w:id="5"/>
     </w:p>
     <w:p>
       <w:pPr>
@@ -2073,33 +2004,59 @@
       <w:pPr>
         <w:pStyle w:val="2"/>
       </w:pPr>
-      <w:bookmarkStart w:id="7" w:name="_Toc204005488"/>
+      <w:bookmarkStart w:id="6" w:name="_Toc204168425"/>
       <w:r>
         <w:t>Нормативная документация</w:t>
       </w:r>
-      <w:bookmarkEnd w:id="7"/>
+      <w:bookmarkEnd w:id="6"/>
     </w:p>
     <w:p>
       <w:pPr>
         <w:pStyle w:val="a5"/>
       </w:pPr>
       <w:r>
+        <w:t xml:space="preserve">1. СТО 56947007-33.040.20.296-2019 </w:t>
+      </w:r>
+      <w:r>
+        <w:t>Типовые шкафы ШЭТ и ОЭТ 6-35 кВ. Архитектура I типа</w:t>
+      </w:r>
+      <w:r>
+        <w:t>, ПАО «ФСК ЕЭС».</w:t>
+      </w:r>
+    </w:p>
+    <w:p>
+      <w:pPr>
+        <w:pStyle w:val="a5"/>
+      </w:pPr>
+      <w:r>
+        <w:lastRenderedPageBreak/>
+        <w:t xml:space="preserve">2. СТО 56947007-33.040.20.297-2019 </w:t>
+      </w:r>
+      <w:r>
+        <w:t>Типовые шкафы ШЭТ и ОЭТ 6-35 кВ. Архитектура I</w:t>
+      </w:r>
+      <w:r>
         <w:rPr>
-          <w:highlight w:val="yellow"/>
+          <w:lang w:val="en-US"/>
         </w:rPr>
-        <w:t>(указать НТД и др. документы, на соответствие требованиям которых проводились испытания)</w:t>
+        <w:t>I</w:t>
+      </w:r>
+      <w:r>
+        <w:t xml:space="preserve"> типа</w:t>
+      </w:r>
+      <w:r>
+        <w:t>, ПАО «ФСК ЕЭС».</w:t>
       </w:r>
     </w:p>
     <w:p>
       <w:pPr>
         <w:pStyle w:val="2"/>
       </w:pPr>
-      <w:bookmarkStart w:id="8" w:name="_Toc204005489"/>
+      <w:bookmarkStart w:id="7" w:name="_Toc204168426"/>
       <w:r>
-        <w:lastRenderedPageBreak/>
         <w:t>Перечень используемых средств измерений (СИ), испытательного оборудования (ИО) и вспомогательного оборудования (ВО)</w:t>
       </w:r>
-      <w:bookmarkEnd w:id="8"/>
+      <w:bookmarkEnd w:id="7"/>
     </w:p>
     <w:p>
       <w:pPr>
@@ -2463,58 +2420,6 @@
           <w:p/>
         </w:tc>
       </w:tr>
-      <w:tr>
-        <w:tc>
-          <w:tcPr>
-            <w:tcW w:w="3681" w:type="dxa"/>
-          </w:tcPr>
-          <w:p/>
-        </w:tc>
-        <w:tc>
-          <w:tcPr>
-            <w:tcW w:w="2835" w:type="dxa"/>
-          </w:tcPr>
-          <w:p/>
-        </w:tc>
-        <w:tc>
-          <w:tcPr>
-            <w:tcW w:w="1559" w:type="dxa"/>
-          </w:tcPr>
-          <w:p/>
-        </w:tc>
-        <w:tc>
-          <w:tcPr>
-            <w:tcW w:w="1559" w:type="dxa"/>
-          </w:tcPr>
-          <w:p/>
-        </w:tc>
-      </w:tr>
-      <w:tr>
-        <w:tc>
-          <w:tcPr>
-            <w:tcW w:w="3681" w:type="dxa"/>
-          </w:tcPr>
-          <w:p/>
-        </w:tc>
-        <w:tc>
-          <w:tcPr>
-            <w:tcW w:w="2835" w:type="dxa"/>
-          </w:tcPr>
-          <w:p/>
-        </w:tc>
-        <w:tc>
-          <w:tcPr>
-            <w:tcW w:w="1559" w:type="dxa"/>
-          </w:tcPr>
-          <w:p/>
-        </w:tc>
-        <w:tc>
-          <w:tcPr>
-            <w:tcW w:w="1559" w:type="dxa"/>
-          </w:tcPr>
-          <w:p/>
-        </w:tc>
-      </w:tr>
     </w:tbl>
     <w:p>
       <w:pPr>
@@ -2616,58 +2521,6 @@
               <w:t>Дата очередной поверки</w:t>
             </w:r>
           </w:p>
-        </w:tc>
-      </w:tr>
-      <w:tr>
-        <w:tc>
-          <w:tcPr>
-            <w:tcW w:w="3681" w:type="dxa"/>
-          </w:tcPr>
-          <w:p/>
-        </w:tc>
-        <w:tc>
-          <w:tcPr>
-            <w:tcW w:w="2835" w:type="dxa"/>
-          </w:tcPr>
-          <w:p/>
-        </w:tc>
-        <w:tc>
-          <w:tcPr>
-            <w:tcW w:w="1559" w:type="dxa"/>
-          </w:tcPr>
-          <w:p/>
-        </w:tc>
-        <w:tc>
-          <w:tcPr>
-            <w:tcW w:w="1559" w:type="dxa"/>
-          </w:tcPr>
-          <w:p/>
-        </w:tc>
-      </w:tr>
-      <w:tr>
-        <w:tc>
-          <w:tcPr>
-            <w:tcW w:w="3681" w:type="dxa"/>
-          </w:tcPr>
-          <w:p/>
-        </w:tc>
-        <w:tc>
-          <w:tcPr>
-            <w:tcW w:w="2835" w:type="dxa"/>
-          </w:tcPr>
-          <w:p/>
-        </w:tc>
-        <w:tc>
-          <w:tcPr>
-            <w:tcW w:w="1559" w:type="dxa"/>
-          </w:tcPr>
-          <w:p/>
-        </w:tc>
-        <w:tc>
-          <w:tcPr>
-            <w:tcW w:w="1559" w:type="dxa"/>
-          </w:tcPr>
-          <w:p/>
         </w:tc>
       </w:tr>
       <w:tr>
@@ -3605,18 +3458,21 @@
       <w:pPr>
         <w:pStyle w:val="1"/>
       </w:pPr>
-      <w:bookmarkStart w:id="9" w:name="_Toc204005490"/>
+      <w:bookmarkStart w:id="8" w:name="_Toc204168427"/>
       <w:r>
         <w:lastRenderedPageBreak/>
-        <w:t>ПРОГРАММА ПРОВЕДЕНИЯ ИСПЫТАНИЙ</w:t>
+        <w:t>ПРОГРАММА</w:t>
       </w:r>
-      <w:bookmarkEnd w:id="9"/>
+      <w:r>
+        <w:t xml:space="preserve"> ПРОВЕДЕНИЯ ИСПЫТАНИЙ</w:t>
+      </w:r>
+      <w:bookmarkEnd w:id="8"/>
     </w:p>
     <w:p>
       <w:pPr>
         <w:pStyle w:val="2"/>
       </w:pPr>
-      <w:bookmarkStart w:id="10" w:name="_Toc204005491"/>
+      <w:bookmarkStart w:id="9" w:name="_Toc204168428"/>
       <w:r>
         <w:t>Цел</w:t>
       </w:r>
@@ -3626,7 +3482,7 @@
       <w:r>
         <w:t xml:space="preserve"> испытаний</w:t>
       </w:r>
-      <w:bookmarkEnd w:id="10"/>
+      <w:bookmarkEnd w:id="9"/>
     </w:p>
     <w:p>
       <w:pPr>
@@ -3639,25 +3495,28 @@
         <w:t>Оценка корректности реализации логических взаимосвязей между функциональными блоками (</w:t>
       </w:r>
       <w:r>
-        <w:t>КСВ</w:t>
+        <w:t>ЛО ГЗ</w:t>
       </w:r>
       <w:r>
         <w:t xml:space="preserve">, </w:t>
       </w:r>
       <w:r>
-        <w:t>КП</w:t>
+        <w:t>ЛО ТЗ</w:t>
       </w:r>
       <w:r>
         <w:t xml:space="preserve">, </w:t>
       </w:r>
       <w:r>
-        <w:t>КА</w:t>
+        <w:t>ЛО ТС</w:t>
       </w:r>
       <w:r>
         <w:t>,</w:t>
       </w:r>
       <w:r>
-        <w:t xml:space="preserve"> УВ, СС,</w:t>
+        <w:t xml:space="preserve"> ЛО Т,</w:t>
+      </w:r>
+      <w:r>
+        <w:t xml:space="preserve"> СС,</w:t>
       </w:r>
       <w:r>
         <w:t xml:space="preserve"> ПС), а также внутри этих блоков, в объеме, достаточном для проверки правильности их взаимодействия</w:t>
@@ -3683,43 +3542,130 @@
     </w:p>
     <w:p>
       <w:pPr>
-        <w:pStyle w:val="2"/>
-      </w:pPr>
-      <w:bookmarkStart w:id="11" w:name="_Toc204005492"/>
-      <w:r>
-        <w:t>Подключение аналоговых цепей к устройству</w:t>
-      </w:r>
-      <w:bookmarkEnd w:id="11"/>
-    </w:p>
-    <w:p>
-      <w:pPr>
         <w:pStyle w:val="a5"/>
       </w:pPr>
       <w:r>
-        <w:t xml:space="preserve">Подключение аналоговых цепей </w:t>
+        <w:t>2.1.2 В приложении к данному протоколу (</w:t>
       </w:r>
       <w:r>
-        <w:t>не требуется.</w:t>
+        <w:t>см</w:t>
+      </w:r>
+      <w:r>
+        <w:rPr>
+          <w:highlight w:val="yellow"/>
+        </w:rPr>
+        <w:t xml:space="preserve">. </w:t>
+      </w:r>
+      <w:proofErr w:type="gramStart"/>
+      <w:r>
+        <w:rPr>
+          <w:highlight w:val="yellow"/>
+        </w:rPr>
+        <w:t>файл</w:t>
+      </w:r>
+      <w:r>
+        <w:t xml:space="preserve"> </w:t>
+      </w:r>
+      <w:r>
+        <w:t>)</w:t>
+      </w:r>
+      <w:proofErr w:type="gramEnd"/>
+      <w:r>
+        <w:t xml:space="preserve"> приведены выставляемые уставки и параметры для каждого режима.</w:t>
       </w:r>
     </w:p>
     <w:p>
       <w:pPr>
         <w:pStyle w:val="2"/>
       </w:pPr>
-      <w:bookmarkStart w:id="12" w:name="_Toc204005493"/>
+      <w:bookmarkStart w:id="10" w:name="_Toc198633114"/>
+      <w:bookmarkStart w:id="11" w:name="_Toc198636713"/>
+      <w:bookmarkStart w:id="12" w:name="_Toc204168429"/>
       <w:r>
-        <w:t>Подключение дискретных входных и выходных цепей устройства</w:t>
+        <w:t>Подключение испытатель</w:t>
       </w:r>
+      <w:r>
+        <w:t>ной установки к устройству</w:t>
+      </w:r>
+      <w:bookmarkEnd w:id="10"/>
+      <w:bookmarkEnd w:id="11"/>
       <w:bookmarkEnd w:id="12"/>
     </w:p>
     <w:p>
       <w:pPr>
-        <w:pStyle w:val="a5"/>
+        <w:pStyle w:val="3"/>
       </w:pPr>
       <w:r>
-        <w:t>Подключение дискретных входных и выходных цепей производится в соответствии с рисунком 2.2.</w:t>
+        <w:t xml:space="preserve">Перед началом испытаний необходимо подключить дискретные цепи терминала и испытательной установки в соответствии со </w:t>
+      </w:r>
+      <w:r>
+        <w:t>схемами на рисунках</w:t>
+      </w:r>
+      <w:r>
+        <w:t xml:space="preserve"> </w:t>
+      </w:r>
+      <w:r>
+        <w:fldChar w:fldCharType="begin"/>
+      </w:r>
+      <w:r>
+        <w:instrText xml:space="preserve"> REF _Ref198638401 \r \h  \* MERGEFORMAT </w:instrText>
+      </w:r>
+      <w:r>
+        <w:fldChar w:fldCharType="separate"/>
+      </w:r>
+      <w:r>
+        <w:rPr>
+          <w:vanish/>
+        </w:rPr>
+        <w:t xml:space="preserve">Рисунок </w:t>
+      </w:r>
+      <w:r>
+        <w:t>2.1</w:t>
+      </w:r>
+      <w:r>
+        <w:rPr>
+          <w:vanish/>
+        </w:rPr>
+        <w:t xml:space="preserve"> - </w:t>
+      </w:r>
+      <w:r>
+        <w:fldChar w:fldCharType="end"/>
+      </w:r>
+      <w:r>
+        <w:t xml:space="preserve">, </w:t>
+      </w:r>
+      <w:r>
+        <w:fldChar w:fldCharType="begin"/>
+      </w:r>
+      <w:r>
+        <w:instrText xml:space="preserve"> REF _Ref198628610 \r \h  \* MERGEFORMAT </w:instrText>
+      </w:r>
+      <w:r>
+        <w:fldChar w:fldCharType="separate"/>
+      </w:r>
+      <w:r>
+        <w:rPr>
+          <w:vanish/>
+        </w:rPr>
+        <w:t xml:space="preserve">Рисунок </w:t>
+      </w:r>
+      <w:r>
+        <w:t>2.2</w:t>
+      </w:r>
+      <w:r>
+        <w:rPr>
+          <w:vanish/>
+        </w:rPr>
+        <w:t xml:space="preserve"> - </w:t>
+      </w:r>
+      <w:r>
+        <w:fldChar w:fldCharType="end"/>
+      </w:r>
+      <w:r>
+        <w:t>.</w:t>
       </w:r>
     </w:p>
+    <w:bookmarkStart w:id="13" w:name="_GoBack"/>
     <w:p>
       <w:pPr>
         <w:pStyle w:val="aa"/>
@@ -3728,7 +3674,7 @@
         </w:rPr>
       </w:pPr>
       <w:r>
-        <w:object w:dxaOrig="19650" w:dyaOrig="13425">
+        <w:object w:dxaOrig="14400" w:dyaOrig="18285">
           <v:shapetype id="_x0000_t75" coordsize="21600,21600" o:spt="75" o:preferrelative="t" path="m@4@5l@4@11@9@11@9@5xe" filled="f" stroked="f">
             <v:stroke joinstyle="miter"/>
             <v:formulas>
@@ -3748,10 +3694,61 @@
             <v:path o:extrusionok="f" gradientshapeok="t" o:connecttype="rect"/>
             <o:lock v:ext="edit" aspectratio="t"/>
           </v:shapetype>
-          <v:shape id="_x0000_i1025" type="#_x0000_t75" style="width:411.95pt;height:283pt" o:ole="">
+          <v:shape id="_x0000_i1025" type="#_x0000_t75" style="width:359.5pt;height:455.5pt" o:ole="">
             <v:imagedata r:id="rId10" o:title=""/>
           </v:shape>
-          <o:OLEObject Type="Embed" ProgID="Acrobat.Document.DC" ShapeID="_x0000_i1025" DrawAspect="Content" ObjectID="_1814618227" r:id="rId11"/>
+          <o:OLEObject Type="Embed" ProgID="Acrobat.Document.DC" ShapeID="_x0000_i1025" DrawAspect="Content" ObjectID="_1814790444" r:id="rId11"/>
+        </w:object>
+      </w:r>
+      <w:bookmarkEnd w:id="13"/>
+    </w:p>
+    <w:p>
+      <w:pPr>
+        <w:pStyle w:val="a1"/>
+      </w:pPr>
+      <w:bookmarkStart w:id="14" w:name="_Ref198638401"/>
+      <w:r>
+        <w:t xml:space="preserve">Схема подключения </w:t>
+      </w:r>
+      <w:r>
+        <w:t xml:space="preserve">к </w:t>
+      </w:r>
+      <w:r>
+        <w:t>дискретны</w:t>
+      </w:r>
+      <w:r>
+        <w:t>м</w:t>
+      </w:r>
+      <w:r>
+        <w:t xml:space="preserve"> входны</w:t>
+      </w:r>
+      <w:r>
+        <w:t xml:space="preserve">м </w:t>
+      </w:r>
+      <w:r>
+        <w:t>цеп</w:t>
+      </w:r>
+      <w:r>
+        <w:t>ям</w:t>
+      </w:r>
+      <w:r>
+        <w:t xml:space="preserve"> </w:t>
+      </w:r>
+      <w:r>
+        <w:t>устройства</w:t>
+      </w:r>
+      <w:bookmarkEnd w:id="14"/>
+    </w:p>
+    <w:p>
+      <w:pPr>
+        <w:pStyle w:val="aa"/>
+      </w:pPr>
+      <w:r>
+        <w:object w:dxaOrig="14235" w:dyaOrig="16485">
+          <v:shape id="_x0000_i1026" type="#_x0000_t75" style="width:396.5pt;height:459pt" o:ole="">
+            <v:imagedata r:id="rId12" o:title=""/>
+          </v:shape>
+          <o:OLEObject Type="Embed" ProgID="Acrobat.Document.DC" ShapeID="_x0000_i1026" DrawAspect="Content" ObjectID="_1814790445" r:id="rId13"/>
         </w:object>
       </w:r>
     </w:p>
@@ -3759,19 +3756,54 @@
       <w:pPr>
         <w:pStyle w:val="a1"/>
       </w:pPr>
+      <w:bookmarkStart w:id="15" w:name="_Ref198628610"/>
       <w:r>
-        <w:t>Схема подключения дискретных входных и выходных цепей для проверки устройства ЮНИТ-М300</w:t>
+        <w:t xml:space="preserve">Схема подключения </w:t>
       </w:r>
+      <w:r>
+        <w:t xml:space="preserve">к </w:t>
+      </w:r>
+      <w:r>
+        <w:t>дискретны</w:t>
+      </w:r>
+      <w:r>
+        <w:t>м</w:t>
+      </w:r>
+      <w:r>
+        <w:t xml:space="preserve"> в</w:t>
+      </w:r>
+      <w:r>
+        <w:t>ы</w:t>
+      </w:r>
+      <w:r>
+        <w:t>ходны</w:t>
+      </w:r>
+      <w:r>
+        <w:t xml:space="preserve">м </w:t>
+      </w:r>
+      <w:r>
+        <w:t>цеп</w:t>
+      </w:r>
+      <w:r>
+        <w:t>ям</w:t>
+      </w:r>
+      <w:r>
+        <w:t xml:space="preserve"> </w:t>
+      </w:r>
+      <w:r>
+        <w:t>устройства</w:t>
+      </w:r>
+      <w:bookmarkEnd w:id="15"/>
     </w:p>
     <w:p>
       <w:pPr>
         <w:pStyle w:val="2"/>
       </w:pPr>
-      <w:bookmarkStart w:id="13" w:name="_Toc204005494"/>
+      <w:bookmarkStart w:id="16" w:name="_Toc204168430"/>
       <w:r>
         <w:t>Назначение дискретных входов устройства ЮНИТ-М-300</w:t>
       </w:r>
-      <w:bookmarkEnd w:id="13"/>
+      <w:bookmarkEnd w:id="16"/>
     </w:p>
     <w:p>
       <w:pPr>
@@ -3820,7 +3852,7 @@
         <w:fldChar w:fldCharType="begin"/>
       </w:r>
       <w:r>
-        <w:instrText xml:space="preserve"> REF _Ref192834799 \r \h  \* MERGEFORMAT </w:instrText>
+        <w:instrText xml:space="preserve"> REF _Ref198638422 \r \h  \* MERGEFORMAT </w:instrText>
       </w:r>
       <w:r>
         <w:fldChar w:fldCharType="separate"/>
@@ -3832,7 +3864,7 @@
         <w:t xml:space="preserve">Таблица </w:t>
       </w:r>
       <w:r>
-        <w:t>2.6</w:t>
+        <w:t>2.10</w:t>
       </w:r>
       <w:r>
         <w:rPr>
@@ -3850,34 +3882,19 @@
     <w:p>
       <w:pPr>
         <w:pStyle w:val="a"/>
-        <w:rPr>
-          <w:highlight w:val="green"/>
-        </w:rPr>
       </w:pPr>
-      <w:bookmarkStart w:id="14" w:name="_Ref192834795"/>
+      <w:bookmarkStart w:id="17" w:name="_Ref192834795"/>
       <w:r>
-        <w:rPr>
-          <w:highlight w:val="green"/>
-        </w:rPr>
         <w:t>Назначение дискретных входов ЮНИТ-М300 для проверки</w:t>
       </w:r>
       <w:r>
-        <w:rPr>
-          <w:highlight w:val="green"/>
-        </w:rPr>
         <w:t xml:space="preserve"> ЛО</w:t>
       </w:r>
       <w:r>
-        <w:rPr>
-          <w:highlight w:val="green"/>
-        </w:rPr>
         <w:t xml:space="preserve"> </w:t>
       </w:r>
-      <w:bookmarkEnd w:id="14"/>
+      <w:bookmarkEnd w:id="17"/>
       <w:r>
-        <w:rPr>
-          <w:highlight w:val="green"/>
-        </w:rPr>
         <w:t>ГЗ РПН</w:t>
       </w:r>
     </w:p>
@@ -3912,7 +3929,6 @@
                 <w:b w:val="0"/>
                 <w:sz w:val="22"/>
               </w:rPr>
-              <w:lastRenderedPageBreak/>
               <w:t>Клемма на устройстве ЮНИТ-М300</w:t>
             </w:r>
           </w:p>
@@ -4367,6 +4383,7 @@
               </w:rPr>
             </w:pPr>
             <w:r>
+              <w:lastRenderedPageBreak/>
               <w:t>М</w:t>
             </w:r>
             <w:r>
@@ -4793,21 +4810,12 @@
     <w:p>
       <w:pPr>
         <w:pStyle w:val="a"/>
-        <w:rPr>
-          <w:highlight w:val="green"/>
-        </w:rPr>
       </w:pPr>
-      <w:bookmarkStart w:id="15" w:name="_Ref191625992"/>
+      <w:bookmarkStart w:id="18" w:name="_Ref191625992"/>
       <w:r>
-        <w:rPr>
-          <w:highlight w:val="green"/>
-        </w:rPr>
         <w:t xml:space="preserve">Назначение дискретных входов ЮНИТ-М300 для проверки </w:t>
       </w:r>
       <w:r>
-        <w:rPr>
-          <w:highlight w:val="green"/>
-        </w:rPr>
         <w:t>ЛО ГЗоткл</w:t>
       </w:r>
     </w:p>
@@ -5680,20 +5688,11 @@
     <w:p>
       <w:pPr>
         <w:pStyle w:val="a"/>
-        <w:rPr>
-          <w:highlight w:val="green"/>
-        </w:rPr>
       </w:pPr>
       <w:r>
-        <w:rPr>
-          <w:highlight w:val="green"/>
-        </w:rPr>
         <w:t xml:space="preserve">Назначение дискретных входов ЮНИТ-М300 для проверки </w:t>
       </w:r>
       <w:r>
-        <w:rPr>
-          <w:highlight w:val="green"/>
-        </w:rPr>
         <w:t>ЛО ГЗсигн</w:t>
       </w:r>
     </w:p>
@@ -6551,24 +6550,15 @@
         </w:tc>
       </w:tr>
     </w:tbl>
-    <w:bookmarkEnd w:id="15"/>
+    <w:bookmarkEnd w:id="18"/>
     <w:p>
       <w:pPr>
         <w:pStyle w:val="a"/>
-        <w:rPr>
-          <w:highlight w:val="green"/>
-        </w:rPr>
       </w:pPr>
       <w:r>
-        <w:rPr>
-          <w:highlight w:val="green"/>
-        </w:rPr>
         <w:t xml:space="preserve">Назначение дискретных входов ЮНИТ-М300 для проверки </w:t>
       </w:r>
       <w:r>
-        <w:rPr>
-          <w:highlight w:val="green"/>
-        </w:rPr>
         <w:t>ЛО ДТм</w:t>
       </w:r>
     </w:p>
@@ -6603,7 +6593,6 @@
                 <w:b w:val="0"/>
                 <w:sz w:val="22"/>
               </w:rPr>
-              <w:lastRenderedPageBreak/>
               <w:t>Клемма на устройстве ЮНИТ-М300</w:t>
             </w:r>
           </w:p>
@@ -6959,6 +6948,7 @@
               </w:rPr>
             </w:pPr>
             <w:r>
+              <w:lastRenderedPageBreak/>
               <w:t>М</w:t>
             </w:r>
             <w:r>
@@ -7451,20 +7441,11 @@
     <w:p>
       <w:pPr>
         <w:pStyle w:val="a"/>
-        <w:rPr>
-          <w:highlight w:val="green"/>
-        </w:rPr>
       </w:pPr>
       <w:r>
-        <w:rPr>
-          <w:highlight w:val="green"/>
-        </w:rPr>
         <w:t xml:space="preserve">Назначение дискретных входов ЮНИТ-М300 для проверки </w:t>
       </w:r>
       <w:r>
-        <w:rPr>
-          <w:highlight w:val="green"/>
-        </w:rPr>
         <w:t>ЛО ДТо</w:t>
       </w:r>
     </w:p>
@@ -8347,21 +8328,9 @@
     <w:p>
       <w:pPr>
         <w:pStyle w:val="a"/>
-        <w:rPr>
-          <w:highlight w:val="green"/>
-        </w:rPr>
       </w:pPr>
       <w:r>
-        <w:rPr>
-          <w:highlight w:val="green"/>
-        </w:rPr>
-        <w:t xml:space="preserve">Назначение дискретных входов ЮНИТ-М300 для проверки ЛО </w:t>
-      </w:r>
-      <w:r>
-        <w:rPr>
-          <w:highlight w:val="green"/>
-        </w:rPr>
-        <w:t>РД</w:t>
+        <w:t>Назначение дискретных входов ЮНИТ-М300 для проверки ЛО РД</w:t>
       </w:r>
     </w:p>
     <w:tbl>
@@ -9243,21 +9212,9 @@
     <w:p>
       <w:pPr>
         <w:pStyle w:val="a"/>
-        <w:rPr>
-          <w:highlight w:val="green"/>
-        </w:rPr>
       </w:pPr>
       <w:r>
-        <w:rPr>
-          <w:highlight w:val="green"/>
-        </w:rPr>
-        <w:t xml:space="preserve">Назначение дискретных входов ЮНИТ-М300 для проверки ЛО </w:t>
-      </w:r>
-      <w:r>
-        <w:rPr>
-          <w:highlight w:val="green"/>
-        </w:rPr>
-        <w:t>ПК</w:t>
+        <w:t>Назначение дискретных входов ЮНИТ-М300 для проверки ЛО ПК</w:t>
       </w:r>
     </w:p>
     <w:tbl>
@@ -9291,7 +9248,6 @@
                 <w:b w:val="0"/>
                 <w:sz w:val="22"/>
               </w:rPr>
-              <w:lastRenderedPageBreak/>
               <w:t>Клемма на устройстве ЮНИТ-М300</w:t>
             </w:r>
           </w:p>
@@ -9585,6 +9541,7 @@
               <w:pStyle w:val="af0"/>
             </w:pPr>
             <w:r>
+              <w:lastRenderedPageBreak/>
               <w:t>М3</w:t>
             </w:r>
             <w:r>
@@ -10134,21 +10091,9 @@
     <w:p>
       <w:pPr>
         <w:pStyle w:val="a"/>
-        <w:rPr>
-          <w:highlight w:val="green"/>
-        </w:rPr>
       </w:pPr>
       <w:r>
-        <w:rPr>
-          <w:highlight w:val="green"/>
-        </w:rPr>
-        <w:t xml:space="preserve">Назначение дискретных входов ЮНИТ-М300 для проверки ЛО </w:t>
-      </w:r>
-      <w:r>
-        <w:rPr>
-          <w:highlight w:val="green"/>
-        </w:rPr>
-        <w:t>ОК</w:t>
+        <w:t>Назначение дискретных входов ЮНИТ-М300 для проверки ЛО ОК</w:t>
       </w:r>
     </w:p>
     <w:tbl>
@@ -11024,20 +10969,11 @@
     <w:p>
       <w:pPr>
         <w:pStyle w:val="a"/>
-        <w:rPr>
-          <w:highlight w:val="green"/>
-        </w:rPr>
       </w:pPr>
       <w:r>
-        <w:rPr>
-          <w:highlight w:val="green"/>
-        </w:rPr>
         <w:t xml:space="preserve">Назначение дискретных входов ЮНИТ-М300 для проверки ЛО </w:t>
       </w:r>
       <w:r>
-        <w:rPr>
-          <w:highlight w:val="green"/>
-        </w:rPr>
         <w:t>ДУм расширителя</w:t>
       </w:r>
     </w:p>
@@ -11914,22 +11850,12 @@
     <w:p>
       <w:pPr>
         <w:pStyle w:val="a"/>
-        <w:rPr>
-          <w:highlight w:val="green"/>
-        </w:rPr>
       </w:pPr>
+      <w:bookmarkStart w:id="19" w:name="_Ref198638422"/>
       <w:r>
-        <w:rPr>
-          <w:highlight w:val="green"/>
-        </w:rPr>
-        <w:t xml:space="preserve">Назначение дискретных входов ЮНИТ-М300 для проверки </w:t>
+        <w:t>Назначение дискретных входов ЮНИТ-М300 для проверки СС</w:t>
       </w:r>
-      <w:r>
-        <w:rPr>
-          <w:highlight w:val="green"/>
-        </w:rPr>
-        <w:t>СС</w:t>
-      </w:r>
+      <w:bookmarkEnd w:id="19"/>
     </w:p>
     <w:tbl>
       <w:tblPr>
@@ -11962,7 +11888,6 @@
                 <w:b w:val="0"/>
                 <w:sz w:val="22"/>
               </w:rPr>
-              <w:lastRenderedPageBreak/>
               <w:t>Клемма на устройстве ЮНИТ-М300</w:t>
             </w:r>
           </w:p>
@@ -12196,6 +12121,7 @@
               <w:pStyle w:val="af0"/>
             </w:pPr>
             <w:r>
+              <w:lastRenderedPageBreak/>
               <w:t>М3</w:t>
             </w:r>
             <w:r>
@@ -12812,31 +12738,17 @@
           <w:p>
             <w:pPr>
               <w:pStyle w:val="af0"/>
-              <w:rPr>
-                <w:color w:val="FF0000"/>
-                <w:highlight w:val="yellow"/>
-              </w:rPr>
-            </w:pPr>
-            <w:r>
-              <w:rPr>
-                <w:color w:val="FF0000"/>
-                <w:highlight w:val="yellow"/>
-              </w:rPr>
+            </w:pPr>
+            <w:r>
               <w:t>М3.</w:t>
             </w:r>
             <w:r>
               <w:rPr>
-                <w:color w:val="FF0000"/>
-                <w:highlight w:val="yellow"/>
                 <w:lang w:val="en-US"/>
               </w:rPr>
               <w:t>XB</w:t>
             </w:r>
             <w:r>
-              <w:rPr>
-                <w:color w:val="FF0000"/>
-                <w:highlight w:val="yellow"/>
-              </w:rPr>
               <w:t>:14</w:t>
             </w:r>
           </w:p>
@@ -12848,16 +12760,8 @@
           <w:p>
             <w:pPr>
               <w:pStyle w:val="af0"/>
-              <w:rPr>
-                <w:color w:val="FF0000"/>
-                <w:highlight w:val="yellow"/>
-              </w:rPr>
-            </w:pPr>
-            <w:r>
-              <w:rPr>
-                <w:color w:val="FF0000"/>
-                <w:highlight w:val="yellow"/>
-              </w:rPr>
+            </w:pPr>
+            <w:r>
               <w:t>М3.13</w:t>
             </w:r>
           </w:p>
@@ -12885,31 +12789,17 @@
           <w:p>
             <w:pPr>
               <w:pStyle w:val="af0"/>
-              <w:rPr>
-                <w:color w:val="FF0000"/>
-                <w:highlight w:val="yellow"/>
-              </w:rPr>
-            </w:pPr>
-            <w:r>
-              <w:rPr>
-                <w:color w:val="FF0000"/>
-                <w:highlight w:val="yellow"/>
-              </w:rPr>
+            </w:pPr>
+            <w:r>
               <w:t>М3.</w:t>
             </w:r>
             <w:r>
               <w:rPr>
-                <w:color w:val="FF0000"/>
-                <w:highlight w:val="yellow"/>
                 <w:lang w:val="en-US"/>
               </w:rPr>
               <w:t>XB</w:t>
             </w:r>
             <w:r>
-              <w:rPr>
-                <w:color w:val="FF0000"/>
-                <w:highlight w:val="yellow"/>
-              </w:rPr>
               <w:t>:15</w:t>
             </w:r>
           </w:p>
@@ -12921,16 +12811,8 @@
           <w:p>
             <w:pPr>
               <w:pStyle w:val="af0"/>
-              <w:rPr>
-                <w:color w:val="FF0000"/>
-                <w:highlight w:val="yellow"/>
-              </w:rPr>
-            </w:pPr>
-            <w:r>
-              <w:rPr>
-                <w:color w:val="FF0000"/>
-                <w:highlight w:val="yellow"/>
-              </w:rPr>
+            </w:pPr>
+            <w:r>
               <w:t>М3.14</w:t>
             </w:r>
           </w:p>
@@ -12954,22 +12836,12 @@
     <w:p>
       <w:pPr>
         <w:pStyle w:val="2"/>
-        <w:numPr>
-          <w:ilvl w:val="0"/>
-          <w:numId w:val="0"/>
-        </w:numPr>
-        <w:ind w:left="709"/>
       </w:pPr>
-    </w:p>
-    <w:p>
-      <w:pPr>
-        <w:pStyle w:val="2"/>
-      </w:pPr>
-      <w:bookmarkStart w:id="16" w:name="_Toc204005495"/>
+      <w:bookmarkStart w:id="20" w:name="_Toc204168431"/>
       <w:r>
         <w:t>Назначение выходных реле устройства ЮНИТ-М-300</w:t>
       </w:r>
-      <w:bookmarkEnd w:id="16"/>
+      <w:bookmarkEnd w:id="20"/>
     </w:p>
     <w:p>
       <w:pPr>
@@ -13003,7 +12875,7 @@
         <w:t xml:space="preserve">Таблица </w:t>
       </w:r>
       <w:r>
-        <w:t>2.7</w:t>
+        <w:t>2.11</w:t>
       </w:r>
       <w:r>
         <w:rPr>
@@ -13021,7 +12893,7 @@
         <w:fldChar w:fldCharType="begin"/>
       </w:r>
       <w:r>
-        <w:instrText xml:space="preserve"> REF _Ref192835080 \r \h  \* MERGEFORMAT </w:instrText>
+        <w:instrText xml:space="preserve"> REF _Ref198638509 \r \h  \* MERGEFORMAT </w:instrText>
       </w:r>
       <w:r>
         <w:fldChar w:fldCharType="separate"/>
@@ -13033,7 +12905,7 @@
         <w:t xml:space="preserve">Таблица </w:t>
       </w:r>
       <w:r>
-        <w:t>2.12</w:t>
+        <w:t>2.20</w:t>
       </w:r>
       <w:r>
         <w:rPr>
@@ -13051,24 +12923,17 @@
     <w:p>
       <w:pPr>
         <w:pStyle w:val="a"/>
-        <w:rPr>
-          <w:highlight w:val="green"/>
-        </w:rPr>
       </w:pPr>
-      <w:bookmarkStart w:id="17" w:name="_Ref192835076"/>
+      <w:bookmarkStart w:id="21" w:name="_Ref192835076"/>
+      <w:bookmarkStart w:id="22" w:name="_Ref198639351"/>
       <w:r>
-        <w:rPr>
-          <w:highlight w:val="green"/>
-        </w:rPr>
         <w:t xml:space="preserve">Выходные реле устройства ЮНИТ-М300 для проверки </w:t>
       </w:r>
-      <w:bookmarkEnd w:id="17"/>
+      <w:bookmarkEnd w:id="21"/>
       <w:r>
-        <w:rPr>
-          <w:highlight w:val="green"/>
-        </w:rPr>
         <w:t>ЛО ГЗ РПН</w:t>
       </w:r>
+      <w:bookmarkEnd w:id="22"/>
     </w:p>
     <w:tbl>
       <w:tblPr>
@@ -13927,6 +13792,81 @@
               <w:jc w:val="left"/>
             </w:pPr>
             <w:r>
+              <w:t>ПС: Пуск</w:t>
+            </w:r>
+          </w:p>
+        </w:tc>
+      </w:tr>
+      <w:tr>
+        <w:tc>
+          <w:tcPr>
+            <w:tcW w:w="2479" w:type="dxa"/>
+          </w:tcPr>
+          <w:p>
+            <w:pPr>
+              <w:pStyle w:val="af0"/>
+            </w:pPr>
+            <w:r>
+              <w:t>М10.</w:t>
+            </w:r>
+            <w:r>
+              <w:rPr>
+                <w:lang w:val="en-US"/>
+              </w:rPr>
+              <w:t>X</w:t>
+            </w:r>
+            <w:r>
+              <w:t>В:</w:t>
+            </w:r>
+            <w:r>
+              <w:rPr>
+                <w:lang w:val="en-US"/>
+              </w:rPr>
+              <w:t>7</w:t>
+            </w:r>
+            <w:r>
+              <w:t xml:space="preserve"> – М10.</w:t>
+            </w:r>
+            <w:r>
+              <w:rPr>
+                <w:lang w:val="en-US"/>
+              </w:rPr>
+              <w:t>XB</w:t>
+            </w:r>
+            <w:r>
+              <w:t>:</w:t>
+            </w:r>
+            <w:r>
+              <w:rPr>
+                <w:lang w:val="en-US"/>
+              </w:rPr>
+              <w:t>6</w:t>
+            </w:r>
+          </w:p>
+        </w:tc>
+        <w:tc>
+          <w:tcPr>
+            <w:tcW w:w="2212" w:type="dxa"/>
+          </w:tcPr>
+          <w:p>
+            <w:pPr>
+              <w:pStyle w:val="af0"/>
+            </w:pPr>
+            <w:r>
+              <w:t>М10.К4</w:t>
+            </w:r>
+          </w:p>
+        </w:tc>
+        <w:tc>
+          <w:tcPr>
+            <w:tcW w:w="4914" w:type="dxa"/>
+          </w:tcPr>
+          <w:p>
+            <w:pPr>
+              <w:pStyle w:val="af0"/>
+              <w:jc w:val="left"/>
+            </w:pPr>
+            <w:r>
               <w:t>Резерв</w:t>
             </w:r>
           </w:p>
@@ -13951,7 +13891,173 @@
               <w:t>X</w:t>
             </w:r>
             <w:r>
-              <w:t>В:</w:t>
+              <w:t>В</w:t>
+            </w:r>
+            <w:r>
+              <w:rPr>
+                <w:lang w:val="en-US"/>
+              </w:rPr>
+              <w:t>:10</w:t>
+            </w:r>
+            <w:r>
+              <w:t xml:space="preserve"> – М10.</w:t>
+            </w:r>
+            <w:r>
+              <w:rPr>
+                <w:lang w:val="en-US"/>
+              </w:rPr>
+              <w:t>XB:8</w:t>
+            </w:r>
+          </w:p>
+        </w:tc>
+        <w:tc>
+          <w:tcPr>
+            <w:tcW w:w="2212" w:type="dxa"/>
+          </w:tcPr>
+          <w:p>
+            <w:pPr>
+              <w:pStyle w:val="af0"/>
+            </w:pPr>
+            <w:r>
+              <w:t>М10.К5</w:t>
+            </w:r>
+          </w:p>
+        </w:tc>
+        <w:tc>
+          <w:tcPr>
+            <w:tcW w:w="4914" w:type="dxa"/>
+          </w:tcPr>
+          <w:p>
+            <w:pPr>
+              <w:pStyle w:val="af0"/>
+              <w:jc w:val="left"/>
+            </w:pPr>
+            <w:r>
+              <w:t>Резерв</w:t>
+            </w:r>
+          </w:p>
+        </w:tc>
+      </w:tr>
+      <w:tr>
+        <w:tc>
+          <w:tcPr>
+            <w:tcW w:w="2479" w:type="dxa"/>
+          </w:tcPr>
+          <w:p>
+            <w:pPr>
+              <w:pStyle w:val="af0"/>
+            </w:pPr>
+            <w:r>
+              <w:t>М10</w:t>
+            </w:r>
+            <w:r>
+              <w:rPr>
+                <w:lang w:val="en-US"/>
+              </w:rPr>
+              <w:t>.X</w:t>
+            </w:r>
+            <w:r>
+              <w:t>В</w:t>
+            </w:r>
+            <w:r>
+              <w:rPr>
+                <w:lang w:val="en-US"/>
+              </w:rPr>
+              <w:t xml:space="preserve">:10 – </w:t>
+            </w:r>
+            <w:r>
+              <w:t>М10</w:t>
+            </w:r>
+            <w:r>
+              <w:rPr>
+                <w:lang w:val="en-US"/>
+              </w:rPr>
+              <w:t>.XB:9</w:t>
+            </w:r>
+          </w:p>
+        </w:tc>
+        <w:tc>
+          <w:tcPr>
+            <w:tcW w:w="2212" w:type="dxa"/>
+          </w:tcPr>
+          <w:p>
+            <w:pPr>
+              <w:pStyle w:val="af0"/>
+            </w:pPr>
+            <w:r>
+              <w:t>М10.К</w:t>
+            </w:r>
+            <w:r>
+              <w:rPr>
+                <w:lang w:val="en-US"/>
+              </w:rPr>
+              <w:t>6</w:t>
+            </w:r>
+          </w:p>
+        </w:tc>
+        <w:tc>
+          <w:tcPr>
+            <w:tcW w:w="4914" w:type="dxa"/>
+          </w:tcPr>
+          <w:p>
+            <w:pPr>
+              <w:pStyle w:val="af0"/>
+              <w:jc w:val="left"/>
+            </w:pPr>
+            <w:r>
+              <w:t>Резерв</w:t>
+            </w:r>
+          </w:p>
+        </w:tc>
+      </w:tr>
+      <w:tr>
+        <w:tc>
+          <w:tcPr>
+            <w:tcW w:w="2479" w:type="dxa"/>
+          </w:tcPr>
+          <w:p>
+            <w:pPr>
+              <w:pStyle w:val="af0"/>
+            </w:pPr>
+            <w:r>
+              <w:t>М10</w:t>
+            </w:r>
+            <w:r>
+              <w:rPr>
+                <w:lang w:val="en-US"/>
+              </w:rPr>
+              <w:t>.X</w:t>
+            </w:r>
+            <w:r>
+              <w:t>В</w:t>
+            </w:r>
+            <w:r>
+              <w:rPr>
+                <w:lang w:val="en-US"/>
+              </w:rPr>
+              <w:t xml:space="preserve">:13 – </w:t>
+            </w:r>
+            <w:r>
+              <w:t>М10</w:t>
+            </w:r>
+            <w:r>
+              <w:rPr>
+                <w:lang w:val="en-US"/>
+              </w:rPr>
+              <w:t>.XB:12</w:t>
+            </w:r>
+          </w:p>
+        </w:tc>
+        <w:tc>
+          <w:tcPr>
+            <w:tcW w:w="2212" w:type="dxa"/>
+          </w:tcPr>
+          <w:p>
+            <w:pPr>
+              <w:pStyle w:val="af0"/>
+            </w:pPr>
+            <w:r>
+              <w:t>М10.К</w:t>
             </w:r>
             <w:r>
               <w:rPr>
@@ -13959,23 +14065,58 @@
               </w:rPr>
               <w:t>7</w:t>
             </w:r>
-            <w:r>
-              <w:t xml:space="preserve"> – М10.</w:t>
-            </w:r>
-            <w:r>
-              <w:rPr>
-                <w:lang w:val="en-US"/>
-              </w:rPr>
-              <w:t>XB</w:t>
-            </w:r>
-            <w:r>
-              <w:t>:</w:t>
-            </w:r>
-            <w:r>
-              <w:rPr>
-                <w:lang w:val="en-US"/>
-              </w:rPr>
-              <w:t>6</w:t>
+          </w:p>
+        </w:tc>
+        <w:tc>
+          <w:tcPr>
+            <w:tcW w:w="4914" w:type="dxa"/>
+          </w:tcPr>
+          <w:p>
+            <w:pPr>
+              <w:pStyle w:val="af0"/>
+              <w:jc w:val="left"/>
+            </w:pPr>
+            <w:r>
+              <w:t>Резерв</w:t>
+            </w:r>
+          </w:p>
+        </w:tc>
+      </w:tr>
+      <w:tr>
+        <w:tc>
+          <w:tcPr>
+            <w:tcW w:w="2479" w:type="dxa"/>
+          </w:tcPr>
+          <w:p>
+            <w:pPr>
+              <w:pStyle w:val="af0"/>
+            </w:pPr>
+            <w:r>
+              <w:t>М10</w:t>
+            </w:r>
+            <w:r>
+              <w:rPr>
+                <w:lang w:val="en-US"/>
+              </w:rPr>
+              <w:t>.X</w:t>
+            </w:r>
+            <w:r>
+              <w:t>В</w:t>
+            </w:r>
+            <w:r>
+              <w:rPr>
+                <w:lang w:val="en-US"/>
+              </w:rPr>
+              <w:t xml:space="preserve">:16 – </w:t>
+            </w:r>
+            <w:r>
+              <w:t>М10</w:t>
+            </w:r>
+            <w:r>
+              <w:rPr>
+                <w:lang w:val="en-US"/>
+              </w:rPr>
+              <w:t>.XB:15</w:t>
             </w:r>
           </w:p>
         </w:tc>
@@ -13988,7 +14129,7 @@
               <w:pStyle w:val="af0"/>
             </w:pPr>
             <w:r>
-              <w:t>М10.К4</w:t>
+              <w:t>М10.К8</w:t>
             </w:r>
           </w:p>
         </w:tc>
@@ -14003,339 +14144,6 @@
             </w:pPr>
             <w:r>
               <w:t>Резерв</w:t>
-            </w:r>
-          </w:p>
-        </w:tc>
-      </w:tr>
-      <w:tr>
-        <w:tc>
-          <w:tcPr>
-            <w:tcW w:w="2479" w:type="dxa"/>
-          </w:tcPr>
-          <w:p>
-            <w:pPr>
-              <w:pStyle w:val="af0"/>
-            </w:pPr>
-            <w:r>
-              <w:t>М10.</w:t>
-            </w:r>
-            <w:r>
-              <w:rPr>
-                <w:lang w:val="en-US"/>
-              </w:rPr>
-              <w:t>X</w:t>
-            </w:r>
-            <w:r>
-              <w:t>В</w:t>
-            </w:r>
-            <w:r>
-              <w:rPr>
-                <w:lang w:val="en-US"/>
-              </w:rPr>
-              <w:t>:10</w:t>
-            </w:r>
-            <w:r>
-              <w:t xml:space="preserve"> – М10.</w:t>
-            </w:r>
-            <w:r>
-              <w:rPr>
-                <w:lang w:val="en-US"/>
-              </w:rPr>
-              <w:t>XB:8</w:t>
-            </w:r>
-          </w:p>
-        </w:tc>
-        <w:tc>
-          <w:tcPr>
-            <w:tcW w:w="2212" w:type="dxa"/>
-          </w:tcPr>
-          <w:p>
-            <w:pPr>
-              <w:pStyle w:val="af0"/>
-            </w:pPr>
-            <w:r>
-              <w:t>М10.К5</w:t>
-            </w:r>
-          </w:p>
-        </w:tc>
-        <w:tc>
-          <w:tcPr>
-            <w:tcW w:w="4914" w:type="dxa"/>
-          </w:tcPr>
-          <w:p>
-            <w:pPr>
-              <w:pStyle w:val="af0"/>
-              <w:jc w:val="left"/>
-            </w:pPr>
-            <w:r>
-              <w:t>Резерв</w:t>
-            </w:r>
-          </w:p>
-        </w:tc>
-      </w:tr>
-      <w:tr>
-        <w:tc>
-          <w:tcPr>
-            <w:tcW w:w="2479" w:type="dxa"/>
-          </w:tcPr>
-          <w:p>
-            <w:pPr>
-              <w:pStyle w:val="af0"/>
-            </w:pPr>
-            <w:r>
-              <w:t>М10</w:t>
-            </w:r>
-            <w:r>
-              <w:rPr>
-                <w:lang w:val="en-US"/>
-              </w:rPr>
-              <w:t>.X</w:t>
-            </w:r>
-            <w:r>
-              <w:t>В</w:t>
-            </w:r>
-            <w:r>
-              <w:rPr>
-                <w:lang w:val="en-US"/>
-              </w:rPr>
-              <w:t xml:space="preserve">:10 – </w:t>
-            </w:r>
-            <w:r>
-              <w:t>М10</w:t>
-            </w:r>
-            <w:r>
-              <w:rPr>
-                <w:lang w:val="en-US"/>
-              </w:rPr>
-              <w:t>.XB:9</w:t>
-            </w:r>
-          </w:p>
-        </w:tc>
-        <w:tc>
-          <w:tcPr>
-            <w:tcW w:w="2212" w:type="dxa"/>
-          </w:tcPr>
-          <w:p>
-            <w:pPr>
-              <w:pStyle w:val="af0"/>
-            </w:pPr>
-            <w:r>
-              <w:t>М10.К</w:t>
-            </w:r>
-            <w:r>
-              <w:rPr>
-                <w:lang w:val="en-US"/>
-              </w:rPr>
-              <w:t>6</w:t>
-            </w:r>
-          </w:p>
-        </w:tc>
-        <w:tc>
-          <w:tcPr>
-            <w:tcW w:w="4914" w:type="dxa"/>
-          </w:tcPr>
-          <w:p>
-            <w:pPr>
-              <w:pStyle w:val="af0"/>
-              <w:jc w:val="left"/>
-            </w:pPr>
-            <w:r>
-              <w:t>Резерв</w:t>
-            </w:r>
-          </w:p>
-        </w:tc>
-      </w:tr>
-      <w:tr>
-        <w:tc>
-          <w:tcPr>
-            <w:tcW w:w="2479" w:type="dxa"/>
-          </w:tcPr>
-          <w:p>
-            <w:pPr>
-              <w:pStyle w:val="af0"/>
-            </w:pPr>
-            <w:r>
-              <w:t>М10</w:t>
-            </w:r>
-            <w:r>
-              <w:rPr>
-                <w:lang w:val="en-US"/>
-              </w:rPr>
-              <w:t>.X</w:t>
-            </w:r>
-            <w:r>
-              <w:t>В</w:t>
-            </w:r>
-            <w:r>
-              <w:rPr>
-                <w:lang w:val="en-US"/>
-              </w:rPr>
-              <w:t xml:space="preserve">:13 – </w:t>
-            </w:r>
-            <w:r>
-              <w:t>М10</w:t>
-            </w:r>
-            <w:r>
-              <w:rPr>
-                <w:lang w:val="en-US"/>
-              </w:rPr>
-              <w:t>.XB:12</w:t>
-            </w:r>
-          </w:p>
-        </w:tc>
-        <w:tc>
-          <w:tcPr>
-            <w:tcW w:w="2212" w:type="dxa"/>
-          </w:tcPr>
-          <w:p>
-            <w:pPr>
-              <w:pStyle w:val="af0"/>
-            </w:pPr>
-            <w:r>
-              <w:t>М10.К</w:t>
-            </w:r>
-            <w:r>
-              <w:rPr>
-                <w:lang w:val="en-US"/>
-              </w:rPr>
-              <w:t>7</w:t>
-            </w:r>
-          </w:p>
-        </w:tc>
-        <w:tc>
-          <w:tcPr>
-            <w:tcW w:w="4914" w:type="dxa"/>
-          </w:tcPr>
-          <w:p>
-            <w:pPr>
-              <w:pStyle w:val="af0"/>
-              <w:jc w:val="left"/>
-            </w:pPr>
-            <w:r>
-              <w:t>Резерв</w:t>
-            </w:r>
-          </w:p>
-        </w:tc>
-      </w:tr>
-      <w:tr>
-        <w:tc>
-          <w:tcPr>
-            <w:tcW w:w="2479" w:type="dxa"/>
-          </w:tcPr>
-          <w:p>
-            <w:pPr>
-              <w:pStyle w:val="af0"/>
-            </w:pPr>
-            <w:r>
-              <w:t>М10</w:t>
-            </w:r>
-            <w:r>
-              <w:rPr>
-                <w:lang w:val="en-US"/>
-              </w:rPr>
-              <w:t>.X</w:t>
-            </w:r>
-            <w:r>
-              <w:t>В</w:t>
-            </w:r>
-            <w:r>
-              <w:rPr>
-                <w:lang w:val="en-US"/>
-              </w:rPr>
-              <w:t xml:space="preserve">:16 – </w:t>
-            </w:r>
-            <w:r>
-              <w:t>М10</w:t>
-            </w:r>
-            <w:r>
-              <w:rPr>
-                <w:lang w:val="en-US"/>
-              </w:rPr>
-              <w:t>.XB:15</w:t>
-            </w:r>
-          </w:p>
-        </w:tc>
-        <w:tc>
-          <w:tcPr>
-            <w:tcW w:w="2212" w:type="dxa"/>
-          </w:tcPr>
-          <w:p>
-            <w:pPr>
-              <w:pStyle w:val="af0"/>
-            </w:pPr>
-            <w:r>
-              <w:t>М10.К8</w:t>
-            </w:r>
-          </w:p>
-        </w:tc>
-        <w:tc>
-          <w:tcPr>
-            <w:tcW w:w="4914" w:type="dxa"/>
-          </w:tcPr>
-          <w:p>
-            <w:pPr>
-              <w:pStyle w:val="af0"/>
-              <w:jc w:val="left"/>
-            </w:pPr>
-            <w:r>
-              <w:t>Резерв</w:t>
-            </w:r>
-          </w:p>
-        </w:tc>
-      </w:tr>
-      <w:tr>
-        <w:tc>
-          <w:tcPr>
-            <w:tcW w:w="2479" w:type="dxa"/>
-          </w:tcPr>
-          <w:p>
-            <w:pPr>
-              <w:pStyle w:val="af0"/>
-            </w:pPr>
-            <w:r>
-              <w:t>М</w:t>
-            </w:r>
-            <w:r>
-              <w:rPr>
-                <w:lang w:val="en-US"/>
-              </w:rPr>
-              <w:t xml:space="preserve">1.XP:2 - </w:t>
-            </w:r>
-            <w:r>
-              <w:t>М</w:t>
-            </w:r>
-            <w:r>
-              <w:rPr>
-                <w:lang w:val="en-US"/>
-              </w:rPr>
-              <w:t>1.XP:1</w:t>
-            </w:r>
-          </w:p>
-        </w:tc>
-        <w:tc>
-          <w:tcPr>
-            <w:tcW w:w="2212" w:type="dxa"/>
-          </w:tcPr>
-          <w:p>
-            <w:pPr>
-              <w:pStyle w:val="af0"/>
-            </w:pPr>
-            <w:r>
-              <w:t>М1.К1</w:t>
-            </w:r>
-          </w:p>
-        </w:tc>
-        <w:tc>
-          <w:tcPr>
-            <w:tcW w:w="4914" w:type="dxa"/>
-          </w:tcPr>
-          <w:p>
-            <w:pPr>
-              <w:pStyle w:val="af0"/>
-              <w:jc w:val="left"/>
-            </w:pPr>
-            <w:r>
-              <w:t>ПС: Пуск</w:t>
             </w:r>
           </w:p>
         </w:tc>
@@ -14344,24 +14152,17 @@
     <w:p>
       <w:pPr>
         <w:pStyle w:val="a"/>
-        <w:rPr>
-          <w:highlight w:val="green"/>
-        </w:rPr>
       </w:pPr>
-      <w:bookmarkStart w:id="18" w:name="_Ref191631805"/>
+      <w:bookmarkStart w:id="23" w:name="_Ref191631805"/>
+      <w:bookmarkStart w:id="24" w:name="_Ref198639366"/>
       <w:r>
-        <w:rPr>
-          <w:highlight w:val="green"/>
-        </w:rPr>
         <w:t>Выходные реле устройства ЮНИТ-М300 для проверки</w:t>
       </w:r>
-      <w:bookmarkEnd w:id="18"/>
+      <w:bookmarkEnd w:id="23"/>
       <w:r>
-        <w:rPr>
-          <w:highlight w:val="green"/>
-        </w:rPr>
         <w:t xml:space="preserve"> ЛО ГЗоткл</w:t>
       </w:r>
+      <w:bookmarkEnd w:id="24"/>
     </w:p>
     <w:tbl>
       <w:tblPr>
@@ -14393,7 +14194,6 @@
               <w:rPr>
                 <w:b w:val="0"/>
               </w:rPr>
-              <w:lastRenderedPageBreak/>
               <w:t>Клеммы на устройстве</w:t>
             </w:r>
           </w:p>
@@ -15105,6 +14905,7 @@
               <w:pStyle w:val="af0"/>
             </w:pPr>
             <w:r>
+              <w:lastRenderedPageBreak/>
               <w:t>М10.</w:t>
             </w:r>
             <w:r>
@@ -15226,6 +15027,81 @@
               <w:jc w:val="left"/>
             </w:pPr>
             <w:r>
+              <w:t>ПС: Пуск</w:t>
+            </w:r>
+          </w:p>
+        </w:tc>
+      </w:tr>
+      <w:tr>
+        <w:tc>
+          <w:tcPr>
+            <w:tcW w:w="2479" w:type="dxa"/>
+          </w:tcPr>
+          <w:p>
+            <w:pPr>
+              <w:pStyle w:val="af0"/>
+            </w:pPr>
+            <w:r>
+              <w:t>М10.</w:t>
+            </w:r>
+            <w:r>
+              <w:rPr>
+                <w:lang w:val="en-US"/>
+              </w:rPr>
+              <w:t>X</w:t>
+            </w:r>
+            <w:r>
+              <w:t>В:</w:t>
+            </w:r>
+            <w:r>
+              <w:rPr>
+                <w:lang w:val="en-US"/>
+              </w:rPr>
+              <w:t>7</w:t>
+            </w:r>
+            <w:r>
+              <w:t xml:space="preserve"> – М10.</w:t>
+            </w:r>
+            <w:r>
+              <w:rPr>
+                <w:lang w:val="en-US"/>
+              </w:rPr>
+              <w:t>XB</w:t>
+            </w:r>
+            <w:r>
+              <w:t>:</w:t>
+            </w:r>
+            <w:r>
+              <w:rPr>
+                <w:lang w:val="en-US"/>
+              </w:rPr>
+              <w:t>6</w:t>
+            </w:r>
+          </w:p>
+        </w:tc>
+        <w:tc>
+          <w:tcPr>
+            <w:tcW w:w="2212" w:type="dxa"/>
+          </w:tcPr>
+          <w:p>
+            <w:pPr>
+              <w:pStyle w:val="af0"/>
+            </w:pPr>
+            <w:r>
+              <w:t>М10.К4</w:t>
+            </w:r>
+          </w:p>
+        </w:tc>
+        <w:tc>
+          <w:tcPr>
+            <w:tcW w:w="4914" w:type="dxa"/>
+          </w:tcPr>
+          <w:p>
+            <w:pPr>
+              <w:pStyle w:val="af0"/>
+              <w:jc w:val="left"/>
+            </w:pPr>
+            <w:r>
               <w:t>Резерв</w:t>
             </w:r>
           </w:p>
@@ -15250,7 +15126,173 @@
               <w:t>X</w:t>
             </w:r>
             <w:r>
-              <w:t>В:</w:t>
+              <w:t>В</w:t>
+            </w:r>
+            <w:r>
+              <w:rPr>
+                <w:lang w:val="en-US"/>
+              </w:rPr>
+              <w:t>:10</w:t>
+            </w:r>
+            <w:r>
+              <w:t xml:space="preserve"> – М10.</w:t>
+            </w:r>
+            <w:r>
+              <w:rPr>
+                <w:lang w:val="en-US"/>
+              </w:rPr>
+              <w:t>XB:8</w:t>
+            </w:r>
+          </w:p>
+        </w:tc>
+        <w:tc>
+          <w:tcPr>
+            <w:tcW w:w="2212" w:type="dxa"/>
+          </w:tcPr>
+          <w:p>
+            <w:pPr>
+              <w:pStyle w:val="af0"/>
+            </w:pPr>
+            <w:r>
+              <w:t>М10.К5</w:t>
+            </w:r>
+          </w:p>
+        </w:tc>
+        <w:tc>
+          <w:tcPr>
+            <w:tcW w:w="4914" w:type="dxa"/>
+          </w:tcPr>
+          <w:p>
+            <w:pPr>
+              <w:pStyle w:val="af0"/>
+              <w:jc w:val="left"/>
+            </w:pPr>
+            <w:r>
+              <w:t>Резерв</w:t>
+            </w:r>
+          </w:p>
+        </w:tc>
+      </w:tr>
+      <w:tr>
+        <w:tc>
+          <w:tcPr>
+            <w:tcW w:w="2479" w:type="dxa"/>
+          </w:tcPr>
+          <w:p>
+            <w:pPr>
+              <w:pStyle w:val="af0"/>
+            </w:pPr>
+            <w:r>
+              <w:t>М10</w:t>
+            </w:r>
+            <w:r>
+              <w:rPr>
+                <w:lang w:val="en-US"/>
+              </w:rPr>
+              <w:t>.X</w:t>
+            </w:r>
+            <w:r>
+              <w:t>В</w:t>
+            </w:r>
+            <w:r>
+              <w:rPr>
+                <w:lang w:val="en-US"/>
+              </w:rPr>
+              <w:t xml:space="preserve">:10 – </w:t>
+            </w:r>
+            <w:r>
+              <w:t>М10</w:t>
+            </w:r>
+            <w:r>
+              <w:rPr>
+                <w:lang w:val="en-US"/>
+              </w:rPr>
+              <w:t>.XB:9</w:t>
+            </w:r>
+          </w:p>
+        </w:tc>
+        <w:tc>
+          <w:tcPr>
+            <w:tcW w:w="2212" w:type="dxa"/>
+          </w:tcPr>
+          <w:p>
+            <w:pPr>
+              <w:pStyle w:val="af0"/>
+            </w:pPr>
+            <w:r>
+              <w:t>М10.К</w:t>
+            </w:r>
+            <w:r>
+              <w:rPr>
+                <w:lang w:val="en-US"/>
+              </w:rPr>
+              <w:t>6</w:t>
+            </w:r>
+          </w:p>
+        </w:tc>
+        <w:tc>
+          <w:tcPr>
+            <w:tcW w:w="4914" w:type="dxa"/>
+          </w:tcPr>
+          <w:p>
+            <w:pPr>
+              <w:pStyle w:val="af0"/>
+              <w:jc w:val="left"/>
+            </w:pPr>
+            <w:r>
+              <w:t>Резерв</w:t>
+            </w:r>
+          </w:p>
+        </w:tc>
+      </w:tr>
+      <w:tr>
+        <w:tc>
+          <w:tcPr>
+            <w:tcW w:w="2479" w:type="dxa"/>
+          </w:tcPr>
+          <w:p>
+            <w:pPr>
+              <w:pStyle w:val="af0"/>
+            </w:pPr>
+            <w:r>
+              <w:t>М10</w:t>
+            </w:r>
+            <w:r>
+              <w:rPr>
+                <w:lang w:val="en-US"/>
+              </w:rPr>
+              <w:t>.X</w:t>
+            </w:r>
+            <w:r>
+              <w:t>В</w:t>
+            </w:r>
+            <w:r>
+              <w:rPr>
+                <w:lang w:val="en-US"/>
+              </w:rPr>
+              <w:t xml:space="preserve">:13 – </w:t>
+            </w:r>
+            <w:r>
+              <w:t>М10</w:t>
+            </w:r>
+            <w:r>
+              <w:rPr>
+                <w:lang w:val="en-US"/>
+              </w:rPr>
+              <w:t>.XB:12</w:t>
+            </w:r>
+          </w:p>
+        </w:tc>
+        <w:tc>
+          <w:tcPr>
+            <w:tcW w:w="2212" w:type="dxa"/>
+          </w:tcPr>
+          <w:p>
+            <w:pPr>
+              <w:pStyle w:val="af0"/>
+            </w:pPr>
+            <w:r>
+              <w:t>М10.К</w:t>
             </w:r>
             <w:r>
               <w:rPr>
@@ -15258,23 +15300,58 @@
               </w:rPr>
               <w:t>7</w:t>
             </w:r>
-            <w:r>
-              <w:t xml:space="preserve"> – М10.</w:t>
-            </w:r>
-            <w:r>
-              <w:rPr>
-                <w:lang w:val="en-US"/>
-              </w:rPr>
-              <w:t>XB</w:t>
-            </w:r>
-            <w:r>
-              <w:t>:</w:t>
-            </w:r>
-            <w:r>
-              <w:rPr>
-                <w:lang w:val="en-US"/>
-              </w:rPr>
-              <w:t>6</w:t>
+          </w:p>
+        </w:tc>
+        <w:tc>
+          <w:tcPr>
+            <w:tcW w:w="4914" w:type="dxa"/>
+          </w:tcPr>
+          <w:p>
+            <w:pPr>
+              <w:pStyle w:val="af0"/>
+              <w:jc w:val="left"/>
+            </w:pPr>
+            <w:r>
+              <w:t>Резерв</w:t>
+            </w:r>
+          </w:p>
+        </w:tc>
+      </w:tr>
+      <w:tr>
+        <w:tc>
+          <w:tcPr>
+            <w:tcW w:w="2479" w:type="dxa"/>
+          </w:tcPr>
+          <w:p>
+            <w:pPr>
+              <w:pStyle w:val="af0"/>
+            </w:pPr>
+            <w:r>
+              <w:t>М10</w:t>
+            </w:r>
+            <w:r>
+              <w:rPr>
+                <w:lang w:val="en-US"/>
+              </w:rPr>
+              <w:t>.X</w:t>
+            </w:r>
+            <w:r>
+              <w:t>В</w:t>
+            </w:r>
+            <w:r>
+              <w:rPr>
+                <w:lang w:val="en-US"/>
+              </w:rPr>
+              <w:t xml:space="preserve">:16 – </w:t>
+            </w:r>
+            <w:r>
+              <w:t>М10</w:t>
+            </w:r>
+            <w:r>
+              <w:rPr>
+                <w:lang w:val="en-US"/>
+              </w:rPr>
+              <w:t>.XB:15</w:t>
             </w:r>
           </w:p>
         </w:tc>
@@ -15287,7 +15364,7 @@
               <w:pStyle w:val="af0"/>
             </w:pPr>
             <w:r>
-              <w:t>М10.К4</w:t>
+              <w:t>М10.К8</w:t>
             </w:r>
           </w:p>
         </w:tc>
@@ -15302,339 +15379,6 @@
             </w:pPr>
             <w:r>
               <w:t>Резерв</w:t>
-            </w:r>
-          </w:p>
-        </w:tc>
-      </w:tr>
-      <w:tr>
-        <w:tc>
-          <w:tcPr>
-            <w:tcW w:w="2479" w:type="dxa"/>
-          </w:tcPr>
-          <w:p>
-            <w:pPr>
-              <w:pStyle w:val="af0"/>
-            </w:pPr>
-            <w:r>
-              <w:t>М10.</w:t>
-            </w:r>
-            <w:r>
-              <w:rPr>
-                <w:lang w:val="en-US"/>
-              </w:rPr>
-              <w:t>X</w:t>
-            </w:r>
-            <w:r>
-              <w:t>В</w:t>
-            </w:r>
-            <w:r>
-              <w:rPr>
-                <w:lang w:val="en-US"/>
-              </w:rPr>
-              <w:t>:10</w:t>
-            </w:r>
-            <w:r>
-              <w:t xml:space="preserve"> – М10.</w:t>
-            </w:r>
-            <w:r>
-              <w:rPr>
-                <w:lang w:val="en-US"/>
-              </w:rPr>
-              <w:t>XB:8</w:t>
-            </w:r>
-          </w:p>
-        </w:tc>
-        <w:tc>
-          <w:tcPr>
-            <w:tcW w:w="2212" w:type="dxa"/>
-          </w:tcPr>
-          <w:p>
-            <w:pPr>
-              <w:pStyle w:val="af0"/>
-            </w:pPr>
-            <w:r>
-              <w:t>М10.К5</w:t>
-            </w:r>
-          </w:p>
-        </w:tc>
-        <w:tc>
-          <w:tcPr>
-            <w:tcW w:w="4914" w:type="dxa"/>
-          </w:tcPr>
-          <w:p>
-            <w:pPr>
-              <w:pStyle w:val="af0"/>
-              <w:jc w:val="left"/>
-            </w:pPr>
-            <w:r>
-              <w:t>Резерв</w:t>
-            </w:r>
-          </w:p>
-        </w:tc>
-      </w:tr>
-      <w:tr>
-        <w:tc>
-          <w:tcPr>
-            <w:tcW w:w="2479" w:type="dxa"/>
-          </w:tcPr>
-          <w:p>
-            <w:pPr>
-              <w:pStyle w:val="af0"/>
-            </w:pPr>
-            <w:r>
-              <w:t>М10</w:t>
-            </w:r>
-            <w:r>
-              <w:rPr>
-                <w:lang w:val="en-US"/>
-              </w:rPr>
-              <w:t>.X</w:t>
-            </w:r>
-            <w:r>
-              <w:t>В</w:t>
-            </w:r>
-            <w:r>
-              <w:rPr>
-                <w:lang w:val="en-US"/>
-              </w:rPr>
-              <w:t xml:space="preserve">:10 – </w:t>
-            </w:r>
-            <w:r>
-              <w:t>М10</w:t>
-            </w:r>
-            <w:r>
-              <w:rPr>
-                <w:lang w:val="en-US"/>
-              </w:rPr>
-              <w:t>.XB:9</w:t>
-            </w:r>
-          </w:p>
-        </w:tc>
-        <w:tc>
-          <w:tcPr>
-            <w:tcW w:w="2212" w:type="dxa"/>
-          </w:tcPr>
-          <w:p>
-            <w:pPr>
-              <w:pStyle w:val="af0"/>
-            </w:pPr>
-            <w:r>
-              <w:t>М10.К</w:t>
-            </w:r>
-            <w:r>
-              <w:rPr>
-                <w:lang w:val="en-US"/>
-              </w:rPr>
-              <w:t>6</w:t>
-            </w:r>
-          </w:p>
-        </w:tc>
-        <w:tc>
-          <w:tcPr>
-            <w:tcW w:w="4914" w:type="dxa"/>
-          </w:tcPr>
-          <w:p>
-            <w:pPr>
-              <w:pStyle w:val="af0"/>
-              <w:jc w:val="left"/>
-            </w:pPr>
-            <w:r>
-              <w:t>Резерв</w:t>
-            </w:r>
-          </w:p>
-        </w:tc>
-      </w:tr>
-      <w:tr>
-        <w:tc>
-          <w:tcPr>
-            <w:tcW w:w="2479" w:type="dxa"/>
-          </w:tcPr>
-          <w:p>
-            <w:pPr>
-              <w:pStyle w:val="af0"/>
-            </w:pPr>
-            <w:r>
-              <w:t>М10</w:t>
-            </w:r>
-            <w:r>
-              <w:rPr>
-                <w:lang w:val="en-US"/>
-              </w:rPr>
-              <w:t>.X</w:t>
-            </w:r>
-            <w:r>
-              <w:t>В</w:t>
-            </w:r>
-            <w:r>
-              <w:rPr>
-                <w:lang w:val="en-US"/>
-              </w:rPr>
-              <w:t xml:space="preserve">:13 – </w:t>
-            </w:r>
-            <w:r>
-              <w:t>М10</w:t>
-            </w:r>
-            <w:r>
-              <w:rPr>
-                <w:lang w:val="en-US"/>
-              </w:rPr>
-              <w:t>.XB:12</w:t>
-            </w:r>
-          </w:p>
-        </w:tc>
-        <w:tc>
-          <w:tcPr>
-            <w:tcW w:w="2212" w:type="dxa"/>
-          </w:tcPr>
-          <w:p>
-            <w:pPr>
-              <w:pStyle w:val="af0"/>
-            </w:pPr>
-            <w:r>
-              <w:t>М10.К</w:t>
-            </w:r>
-            <w:r>
-              <w:rPr>
-                <w:lang w:val="en-US"/>
-              </w:rPr>
-              <w:t>7</w:t>
-            </w:r>
-          </w:p>
-        </w:tc>
-        <w:tc>
-          <w:tcPr>
-            <w:tcW w:w="4914" w:type="dxa"/>
-          </w:tcPr>
-          <w:p>
-            <w:pPr>
-              <w:pStyle w:val="af0"/>
-              <w:jc w:val="left"/>
-            </w:pPr>
-            <w:r>
-              <w:t>Резерв</w:t>
-            </w:r>
-          </w:p>
-        </w:tc>
-      </w:tr>
-      <w:tr>
-        <w:tc>
-          <w:tcPr>
-            <w:tcW w:w="2479" w:type="dxa"/>
-          </w:tcPr>
-          <w:p>
-            <w:pPr>
-              <w:pStyle w:val="af0"/>
-            </w:pPr>
-            <w:r>
-              <w:t>М10</w:t>
-            </w:r>
-            <w:r>
-              <w:rPr>
-                <w:lang w:val="en-US"/>
-              </w:rPr>
-              <w:t>.X</w:t>
-            </w:r>
-            <w:r>
-              <w:t>В</w:t>
-            </w:r>
-            <w:r>
-              <w:rPr>
-                <w:lang w:val="en-US"/>
-              </w:rPr>
-              <w:t xml:space="preserve">:16 – </w:t>
-            </w:r>
-            <w:r>
-              <w:t>М10</w:t>
-            </w:r>
-            <w:r>
-              <w:rPr>
-                <w:lang w:val="en-US"/>
-              </w:rPr>
-              <w:t>.XB:15</w:t>
-            </w:r>
-          </w:p>
-        </w:tc>
-        <w:tc>
-          <w:tcPr>
-            <w:tcW w:w="2212" w:type="dxa"/>
-          </w:tcPr>
-          <w:p>
-            <w:pPr>
-              <w:pStyle w:val="af0"/>
-            </w:pPr>
-            <w:r>
-              <w:t>М10.К8</w:t>
-            </w:r>
-          </w:p>
-        </w:tc>
-        <w:tc>
-          <w:tcPr>
-            <w:tcW w:w="4914" w:type="dxa"/>
-          </w:tcPr>
-          <w:p>
-            <w:pPr>
-              <w:pStyle w:val="af0"/>
-              <w:jc w:val="left"/>
-            </w:pPr>
-            <w:r>
-              <w:t>Резерв</w:t>
-            </w:r>
-          </w:p>
-        </w:tc>
-      </w:tr>
-      <w:tr>
-        <w:tc>
-          <w:tcPr>
-            <w:tcW w:w="2479" w:type="dxa"/>
-          </w:tcPr>
-          <w:p>
-            <w:pPr>
-              <w:pStyle w:val="af0"/>
-            </w:pPr>
-            <w:r>
-              <w:t>М</w:t>
-            </w:r>
-            <w:r>
-              <w:rPr>
-                <w:lang w:val="en-US"/>
-              </w:rPr>
-              <w:t xml:space="preserve">1.XP:2 - </w:t>
-            </w:r>
-            <w:r>
-              <w:t>М</w:t>
-            </w:r>
-            <w:r>
-              <w:rPr>
-                <w:lang w:val="en-US"/>
-              </w:rPr>
-              <w:t>1.XP:1</w:t>
-            </w:r>
-          </w:p>
-        </w:tc>
-        <w:tc>
-          <w:tcPr>
-            <w:tcW w:w="2212" w:type="dxa"/>
-          </w:tcPr>
-          <w:p>
-            <w:pPr>
-              <w:pStyle w:val="af0"/>
-            </w:pPr>
-            <w:r>
-              <w:t>М1.К1</w:t>
-            </w:r>
-          </w:p>
-        </w:tc>
-        <w:tc>
-          <w:tcPr>
-            <w:tcW w:w="4914" w:type="dxa"/>
-          </w:tcPr>
-          <w:p>
-            <w:pPr>
-              <w:pStyle w:val="af0"/>
-              <w:jc w:val="left"/>
-            </w:pPr>
-            <w:r>
-              <w:t>ПС: Пуск</w:t>
             </w:r>
           </w:p>
         </w:tc>
@@ -15643,22 +15387,15 @@
     <w:p>
       <w:pPr>
         <w:pStyle w:val="a"/>
-        <w:rPr>
-          <w:highlight w:val="green"/>
-        </w:rPr>
       </w:pPr>
+      <w:bookmarkStart w:id="25" w:name="_Ref198639380"/>
       <w:r>
-        <w:rPr>
-          <w:highlight w:val="green"/>
-        </w:rPr>
         <w:t xml:space="preserve">Выходные реле устройства ЮНИТ-М300 для проверки </w:t>
       </w:r>
       <w:r>
-        <w:rPr>
-          <w:highlight w:val="green"/>
-        </w:rPr>
         <w:t>проверки ЛО ГЗсигн</w:t>
       </w:r>
+      <w:bookmarkEnd w:id="25"/>
     </w:p>
     <w:tbl>
       <w:tblPr>
@@ -16517,6 +16254,81 @@
               <w:jc w:val="left"/>
             </w:pPr>
             <w:r>
+              <w:t>ПС: Пуск</w:t>
+            </w:r>
+          </w:p>
+        </w:tc>
+      </w:tr>
+      <w:tr>
+        <w:tc>
+          <w:tcPr>
+            <w:tcW w:w="2479" w:type="dxa"/>
+          </w:tcPr>
+          <w:p>
+            <w:pPr>
+              <w:pStyle w:val="af0"/>
+            </w:pPr>
+            <w:r>
+              <w:t>М10.</w:t>
+            </w:r>
+            <w:r>
+              <w:rPr>
+                <w:lang w:val="en-US"/>
+              </w:rPr>
+              <w:t>X</w:t>
+            </w:r>
+            <w:r>
+              <w:t>В:</w:t>
+            </w:r>
+            <w:r>
+              <w:rPr>
+                <w:lang w:val="en-US"/>
+              </w:rPr>
+              <w:t>7</w:t>
+            </w:r>
+            <w:r>
+              <w:t xml:space="preserve"> – М10.</w:t>
+            </w:r>
+            <w:r>
+              <w:rPr>
+                <w:lang w:val="en-US"/>
+              </w:rPr>
+              <w:t>XB</w:t>
+            </w:r>
+            <w:r>
+              <w:t>:</w:t>
+            </w:r>
+            <w:r>
+              <w:rPr>
+                <w:lang w:val="en-US"/>
+              </w:rPr>
+              <w:t>6</w:t>
+            </w:r>
+          </w:p>
+        </w:tc>
+        <w:tc>
+          <w:tcPr>
+            <w:tcW w:w="2212" w:type="dxa"/>
+          </w:tcPr>
+          <w:p>
+            <w:pPr>
+              <w:pStyle w:val="af0"/>
+            </w:pPr>
+            <w:r>
+              <w:t>М10.К4</w:t>
+            </w:r>
+          </w:p>
+        </w:tc>
+        <w:tc>
+          <w:tcPr>
+            <w:tcW w:w="4914" w:type="dxa"/>
+          </w:tcPr>
+          <w:p>
+            <w:pPr>
+              <w:pStyle w:val="af0"/>
+              <w:jc w:val="left"/>
+            </w:pPr>
+            <w:r>
               <w:t>Резерв</w:t>
             </w:r>
           </w:p>
@@ -16541,7 +16353,173 @@
               <w:t>X</w:t>
             </w:r>
             <w:r>
-              <w:t>В:</w:t>
+              <w:t>В</w:t>
+            </w:r>
+            <w:r>
+              <w:rPr>
+                <w:lang w:val="en-US"/>
+              </w:rPr>
+              <w:t>:10</w:t>
+            </w:r>
+            <w:r>
+              <w:t xml:space="preserve"> – М10.</w:t>
+            </w:r>
+            <w:r>
+              <w:rPr>
+                <w:lang w:val="en-US"/>
+              </w:rPr>
+              <w:t>XB:8</w:t>
+            </w:r>
+          </w:p>
+        </w:tc>
+        <w:tc>
+          <w:tcPr>
+            <w:tcW w:w="2212" w:type="dxa"/>
+          </w:tcPr>
+          <w:p>
+            <w:pPr>
+              <w:pStyle w:val="af0"/>
+            </w:pPr>
+            <w:r>
+              <w:t>М10.К5</w:t>
+            </w:r>
+          </w:p>
+        </w:tc>
+        <w:tc>
+          <w:tcPr>
+            <w:tcW w:w="4914" w:type="dxa"/>
+          </w:tcPr>
+          <w:p>
+            <w:pPr>
+              <w:pStyle w:val="af0"/>
+              <w:jc w:val="left"/>
+            </w:pPr>
+            <w:r>
+              <w:t>Резерв</w:t>
+            </w:r>
+          </w:p>
+        </w:tc>
+      </w:tr>
+      <w:tr>
+        <w:tc>
+          <w:tcPr>
+            <w:tcW w:w="2479" w:type="dxa"/>
+          </w:tcPr>
+          <w:p>
+            <w:pPr>
+              <w:pStyle w:val="af0"/>
+            </w:pPr>
+            <w:r>
+              <w:t>М10</w:t>
+            </w:r>
+            <w:r>
+              <w:rPr>
+                <w:lang w:val="en-US"/>
+              </w:rPr>
+              <w:t>.X</w:t>
+            </w:r>
+            <w:r>
+              <w:t>В</w:t>
+            </w:r>
+            <w:r>
+              <w:rPr>
+                <w:lang w:val="en-US"/>
+              </w:rPr>
+              <w:t xml:space="preserve">:10 – </w:t>
+            </w:r>
+            <w:r>
+              <w:t>М10</w:t>
+            </w:r>
+            <w:r>
+              <w:rPr>
+                <w:lang w:val="en-US"/>
+              </w:rPr>
+              <w:t>.XB:9</w:t>
+            </w:r>
+          </w:p>
+        </w:tc>
+        <w:tc>
+          <w:tcPr>
+            <w:tcW w:w="2212" w:type="dxa"/>
+          </w:tcPr>
+          <w:p>
+            <w:pPr>
+              <w:pStyle w:val="af0"/>
+            </w:pPr>
+            <w:r>
+              <w:t>М10.К</w:t>
+            </w:r>
+            <w:r>
+              <w:rPr>
+                <w:lang w:val="en-US"/>
+              </w:rPr>
+              <w:t>6</w:t>
+            </w:r>
+          </w:p>
+        </w:tc>
+        <w:tc>
+          <w:tcPr>
+            <w:tcW w:w="4914" w:type="dxa"/>
+          </w:tcPr>
+          <w:p>
+            <w:pPr>
+              <w:pStyle w:val="af0"/>
+              <w:jc w:val="left"/>
+            </w:pPr>
+            <w:r>
+              <w:t>Резерв</w:t>
+            </w:r>
+          </w:p>
+        </w:tc>
+      </w:tr>
+      <w:tr>
+        <w:tc>
+          <w:tcPr>
+            <w:tcW w:w="2479" w:type="dxa"/>
+          </w:tcPr>
+          <w:p>
+            <w:pPr>
+              <w:pStyle w:val="af0"/>
+            </w:pPr>
+            <w:r>
+              <w:t>М10</w:t>
+            </w:r>
+            <w:r>
+              <w:rPr>
+                <w:lang w:val="en-US"/>
+              </w:rPr>
+              <w:t>.X</w:t>
+            </w:r>
+            <w:r>
+              <w:t>В</w:t>
+            </w:r>
+            <w:r>
+              <w:rPr>
+                <w:lang w:val="en-US"/>
+              </w:rPr>
+              <w:t xml:space="preserve">:13 – </w:t>
+            </w:r>
+            <w:r>
+              <w:t>М10</w:t>
+            </w:r>
+            <w:r>
+              <w:rPr>
+                <w:lang w:val="en-US"/>
+              </w:rPr>
+              <w:t>.XB:12</w:t>
+            </w:r>
+          </w:p>
+        </w:tc>
+        <w:tc>
+          <w:tcPr>
+            <w:tcW w:w="2212" w:type="dxa"/>
+          </w:tcPr>
+          <w:p>
+            <w:pPr>
+              <w:pStyle w:val="af0"/>
+            </w:pPr>
+            <w:r>
+              <w:t>М10.К</w:t>
             </w:r>
             <w:r>
               <w:rPr>
@@ -16549,23 +16527,58 @@
               </w:rPr>
               <w:t>7</w:t>
             </w:r>
-            <w:r>
-              <w:t xml:space="preserve"> – М10.</w:t>
-            </w:r>
-            <w:r>
-              <w:rPr>
-                <w:lang w:val="en-US"/>
-              </w:rPr>
-              <w:t>XB</w:t>
-            </w:r>
-            <w:r>
-              <w:t>:</w:t>
-            </w:r>
-            <w:r>
-              <w:rPr>
-                <w:lang w:val="en-US"/>
-              </w:rPr>
-              <w:t>6</w:t>
+          </w:p>
+        </w:tc>
+        <w:tc>
+          <w:tcPr>
+            <w:tcW w:w="4914" w:type="dxa"/>
+          </w:tcPr>
+          <w:p>
+            <w:pPr>
+              <w:pStyle w:val="af0"/>
+              <w:jc w:val="left"/>
+            </w:pPr>
+            <w:r>
+              <w:t>Резерв</w:t>
+            </w:r>
+          </w:p>
+        </w:tc>
+      </w:tr>
+      <w:tr>
+        <w:tc>
+          <w:tcPr>
+            <w:tcW w:w="2479" w:type="dxa"/>
+          </w:tcPr>
+          <w:p>
+            <w:pPr>
+              <w:pStyle w:val="af0"/>
+            </w:pPr>
+            <w:r>
+              <w:t>М10</w:t>
+            </w:r>
+            <w:r>
+              <w:rPr>
+                <w:lang w:val="en-US"/>
+              </w:rPr>
+              <w:t>.X</w:t>
+            </w:r>
+            <w:r>
+              <w:t>В</w:t>
+            </w:r>
+            <w:r>
+              <w:rPr>
+                <w:lang w:val="en-US"/>
+              </w:rPr>
+              <w:t xml:space="preserve">:16 – </w:t>
+            </w:r>
+            <w:r>
+              <w:t>М10</w:t>
+            </w:r>
+            <w:r>
+              <w:rPr>
+                <w:lang w:val="en-US"/>
+              </w:rPr>
+              <w:t>.XB:15</w:t>
             </w:r>
           </w:p>
         </w:tc>
@@ -16578,7 +16591,7 @@
               <w:pStyle w:val="af0"/>
             </w:pPr>
             <w:r>
-              <w:t>М10.К4</w:t>
+              <w:t>М10.К8</w:t>
             </w:r>
           </w:p>
         </w:tc>
@@ -16593,339 +16606,6 @@
             </w:pPr>
             <w:r>
               <w:t>Резерв</w:t>
-            </w:r>
-          </w:p>
-        </w:tc>
-      </w:tr>
-      <w:tr>
-        <w:tc>
-          <w:tcPr>
-            <w:tcW w:w="2479" w:type="dxa"/>
-          </w:tcPr>
-          <w:p>
-            <w:pPr>
-              <w:pStyle w:val="af0"/>
-            </w:pPr>
-            <w:r>
-              <w:t>М10.</w:t>
-            </w:r>
-            <w:r>
-              <w:rPr>
-                <w:lang w:val="en-US"/>
-              </w:rPr>
-              <w:t>X</w:t>
-            </w:r>
-            <w:r>
-              <w:t>В</w:t>
-            </w:r>
-            <w:r>
-              <w:rPr>
-                <w:lang w:val="en-US"/>
-              </w:rPr>
-              <w:t>:10</w:t>
-            </w:r>
-            <w:r>
-              <w:t xml:space="preserve"> – М10.</w:t>
-            </w:r>
-            <w:r>
-              <w:rPr>
-                <w:lang w:val="en-US"/>
-              </w:rPr>
-              <w:t>XB:8</w:t>
-            </w:r>
-          </w:p>
-        </w:tc>
-        <w:tc>
-          <w:tcPr>
-            <w:tcW w:w="2212" w:type="dxa"/>
-          </w:tcPr>
-          <w:p>
-            <w:pPr>
-              <w:pStyle w:val="af0"/>
-            </w:pPr>
-            <w:r>
-              <w:t>М10.К5</w:t>
-            </w:r>
-          </w:p>
-        </w:tc>
-        <w:tc>
-          <w:tcPr>
-            <w:tcW w:w="4914" w:type="dxa"/>
-          </w:tcPr>
-          <w:p>
-            <w:pPr>
-              <w:pStyle w:val="af0"/>
-              <w:jc w:val="left"/>
-            </w:pPr>
-            <w:r>
-              <w:t>Резерв</w:t>
-            </w:r>
-          </w:p>
-        </w:tc>
-      </w:tr>
-      <w:tr>
-        <w:tc>
-          <w:tcPr>
-            <w:tcW w:w="2479" w:type="dxa"/>
-          </w:tcPr>
-          <w:p>
-            <w:pPr>
-              <w:pStyle w:val="af0"/>
-            </w:pPr>
-            <w:r>
-              <w:t>М10</w:t>
-            </w:r>
-            <w:r>
-              <w:rPr>
-                <w:lang w:val="en-US"/>
-              </w:rPr>
-              <w:t>.X</w:t>
-            </w:r>
-            <w:r>
-              <w:t>В</w:t>
-            </w:r>
-            <w:r>
-              <w:rPr>
-                <w:lang w:val="en-US"/>
-              </w:rPr>
-              <w:t xml:space="preserve">:10 – </w:t>
-            </w:r>
-            <w:r>
-              <w:t>М10</w:t>
-            </w:r>
-            <w:r>
-              <w:rPr>
-                <w:lang w:val="en-US"/>
-              </w:rPr>
-              <w:t>.XB:9</w:t>
-            </w:r>
-          </w:p>
-        </w:tc>
-        <w:tc>
-          <w:tcPr>
-            <w:tcW w:w="2212" w:type="dxa"/>
-          </w:tcPr>
-          <w:p>
-            <w:pPr>
-              <w:pStyle w:val="af0"/>
-            </w:pPr>
-            <w:r>
-              <w:t>М10.К</w:t>
-            </w:r>
-            <w:r>
-              <w:rPr>
-                <w:lang w:val="en-US"/>
-              </w:rPr>
-              <w:t>6</w:t>
-            </w:r>
-          </w:p>
-        </w:tc>
-        <w:tc>
-          <w:tcPr>
-            <w:tcW w:w="4914" w:type="dxa"/>
-          </w:tcPr>
-          <w:p>
-            <w:pPr>
-              <w:pStyle w:val="af0"/>
-              <w:jc w:val="left"/>
-            </w:pPr>
-            <w:r>
-              <w:t>Резерв</w:t>
-            </w:r>
-          </w:p>
-        </w:tc>
-      </w:tr>
-      <w:tr>
-        <w:tc>
-          <w:tcPr>
-            <w:tcW w:w="2479" w:type="dxa"/>
-          </w:tcPr>
-          <w:p>
-            <w:pPr>
-              <w:pStyle w:val="af0"/>
-            </w:pPr>
-            <w:r>
-              <w:t>М10</w:t>
-            </w:r>
-            <w:r>
-              <w:rPr>
-                <w:lang w:val="en-US"/>
-              </w:rPr>
-              <w:t>.X</w:t>
-            </w:r>
-            <w:r>
-              <w:t>В</w:t>
-            </w:r>
-            <w:r>
-              <w:rPr>
-                <w:lang w:val="en-US"/>
-              </w:rPr>
-              <w:t xml:space="preserve">:13 – </w:t>
-            </w:r>
-            <w:r>
-              <w:t>М10</w:t>
-            </w:r>
-            <w:r>
-              <w:rPr>
-                <w:lang w:val="en-US"/>
-              </w:rPr>
-              <w:t>.XB:12</w:t>
-            </w:r>
-          </w:p>
-        </w:tc>
-        <w:tc>
-          <w:tcPr>
-            <w:tcW w:w="2212" w:type="dxa"/>
-          </w:tcPr>
-          <w:p>
-            <w:pPr>
-              <w:pStyle w:val="af0"/>
-            </w:pPr>
-            <w:r>
-              <w:t>М10.К</w:t>
-            </w:r>
-            <w:r>
-              <w:rPr>
-                <w:lang w:val="en-US"/>
-              </w:rPr>
-              <w:t>7</w:t>
-            </w:r>
-          </w:p>
-        </w:tc>
-        <w:tc>
-          <w:tcPr>
-            <w:tcW w:w="4914" w:type="dxa"/>
-          </w:tcPr>
-          <w:p>
-            <w:pPr>
-              <w:pStyle w:val="af0"/>
-              <w:jc w:val="left"/>
-            </w:pPr>
-            <w:r>
-              <w:t>Резерв</w:t>
-            </w:r>
-          </w:p>
-        </w:tc>
-      </w:tr>
-      <w:tr>
-        <w:tc>
-          <w:tcPr>
-            <w:tcW w:w="2479" w:type="dxa"/>
-          </w:tcPr>
-          <w:p>
-            <w:pPr>
-              <w:pStyle w:val="af0"/>
-            </w:pPr>
-            <w:r>
-              <w:t>М10</w:t>
-            </w:r>
-            <w:r>
-              <w:rPr>
-                <w:lang w:val="en-US"/>
-              </w:rPr>
-              <w:t>.X</w:t>
-            </w:r>
-            <w:r>
-              <w:t>В</w:t>
-            </w:r>
-            <w:r>
-              <w:rPr>
-                <w:lang w:val="en-US"/>
-              </w:rPr>
-              <w:t xml:space="preserve">:16 – </w:t>
-            </w:r>
-            <w:r>
-              <w:t>М10</w:t>
-            </w:r>
-            <w:r>
-              <w:rPr>
-                <w:lang w:val="en-US"/>
-              </w:rPr>
-              <w:t>.XB:15</w:t>
-            </w:r>
-          </w:p>
-        </w:tc>
-        <w:tc>
-          <w:tcPr>
-            <w:tcW w:w="2212" w:type="dxa"/>
-          </w:tcPr>
-          <w:p>
-            <w:pPr>
-              <w:pStyle w:val="af0"/>
-            </w:pPr>
-            <w:r>
-              <w:t>М10.К8</w:t>
-            </w:r>
-          </w:p>
-        </w:tc>
-        <w:tc>
-          <w:tcPr>
-            <w:tcW w:w="4914" w:type="dxa"/>
-          </w:tcPr>
-          <w:p>
-            <w:pPr>
-              <w:pStyle w:val="af0"/>
-              <w:jc w:val="left"/>
-            </w:pPr>
-            <w:r>
-              <w:t>Резерв</w:t>
-            </w:r>
-          </w:p>
-        </w:tc>
-      </w:tr>
-      <w:tr>
-        <w:tc>
-          <w:tcPr>
-            <w:tcW w:w="2479" w:type="dxa"/>
-          </w:tcPr>
-          <w:p>
-            <w:pPr>
-              <w:pStyle w:val="af0"/>
-            </w:pPr>
-            <w:r>
-              <w:t>М</w:t>
-            </w:r>
-            <w:r>
-              <w:rPr>
-                <w:lang w:val="en-US"/>
-              </w:rPr>
-              <w:t xml:space="preserve">1.XP:2 - </w:t>
-            </w:r>
-            <w:r>
-              <w:t>М</w:t>
-            </w:r>
-            <w:r>
-              <w:rPr>
-                <w:lang w:val="en-US"/>
-              </w:rPr>
-              <w:t>1.XP:1</w:t>
-            </w:r>
-          </w:p>
-        </w:tc>
-        <w:tc>
-          <w:tcPr>
-            <w:tcW w:w="2212" w:type="dxa"/>
-          </w:tcPr>
-          <w:p>
-            <w:pPr>
-              <w:pStyle w:val="af0"/>
-            </w:pPr>
-            <w:r>
-              <w:t>М1.К1</w:t>
-            </w:r>
-          </w:p>
-        </w:tc>
-        <w:tc>
-          <w:tcPr>
-            <w:tcW w:w="4914" w:type="dxa"/>
-          </w:tcPr>
-          <w:p>
-            <w:pPr>
-              <w:pStyle w:val="af0"/>
-              <w:jc w:val="left"/>
-            </w:pPr>
-            <w:r>
-              <w:t>ПС: Пуск</w:t>
             </w:r>
           </w:p>
         </w:tc>
@@ -16934,22 +16614,15 @@
     <w:p>
       <w:pPr>
         <w:pStyle w:val="a"/>
-        <w:rPr>
-          <w:highlight w:val="green"/>
-        </w:rPr>
       </w:pPr>
+      <w:bookmarkStart w:id="26" w:name="_Ref198639396"/>
       <w:r>
-        <w:rPr>
-          <w:highlight w:val="green"/>
-        </w:rPr>
         <w:t xml:space="preserve">Выходные реле устройства ЮНИТ-М300 для проверки </w:t>
       </w:r>
       <w:r>
-        <w:rPr>
-          <w:highlight w:val="green"/>
-        </w:rPr>
         <w:t>ЛО ДТм</w:t>
       </w:r>
+      <w:bookmarkEnd w:id="26"/>
     </w:p>
     <w:tbl>
       <w:tblPr>
@@ -17688,7 +17361,6 @@
               <w:pStyle w:val="af0"/>
             </w:pPr>
             <w:r>
-              <w:lastRenderedPageBreak/>
               <w:t>М10.</w:t>
             </w:r>
             <w:r>
@@ -17809,6 +17481,81 @@
               <w:jc w:val="left"/>
             </w:pPr>
             <w:r>
+              <w:t>ПС: Пуск</w:t>
+            </w:r>
+          </w:p>
+        </w:tc>
+      </w:tr>
+      <w:tr>
+        <w:tc>
+          <w:tcPr>
+            <w:tcW w:w="2479" w:type="dxa"/>
+          </w:tcPr>
+          <w:p>
+            <w:pPr>
+              <w:pStyle w:val="af0"/>
+            </w:pPr>
+            <w:r>
+              <w:t>М10.</w:t>
+            </w:r>
+            <w:r>
+              <w:rPr>
+                <w:lang w:val="en-US"/>
+              </w:rPr>
+              <w:t>X</w:t>
+            </w:r>
+            <w:r>
+              <w:t>В:</w:t>
+            </w:r>
+            <w:r>
+              <w:rPr>
+                <w:lang w:val="en-US"/>
+              </w:rPr>
+              <w:t>7</w:t>
+            </w:r>
+            <w:r>
+              <w:t xml:space="preserve"> – М10.</w:t>
+            </w:r>
+            <w:r>
+              <w:rPr>
+                <w:lang w:val="en-US"/>
+              </w:rPr>
+              <w:t>XB</w:t>
+            </w:r>
+            <w:r>
+              <w:t>:</w:t>
+            </w:r>
+            <w:r>
+              <w:rPr>
+                <w:lang w:val="en-US"/>
+              </w:rPr>
+              <w:t>6</w:t>
+            </w:r>
+          </w:p>
+        </w:tc>
+        <w:tc>
+          <w:tcPr>
+            <w:tcW w:w="2212" w:type="dxa"/>
+          </w:tcPr>
+          <w:p>
+            <w:pPr>
+              <w:pStyle w:val="af0"/>
+            </w:pPr>
+            <w:r>
+              <w:t>М10.К4</w:t>
+            </w:r>
+          </w:p>
+        </w:tc>
+        <w:tc>
+          <w:tcPr>
+            <w:tcW w:w="4914" w:type="dxa"/>
+          </w:tcPr>
+          <w:p>
+            <w:pPr>
+              <w:pStyle w:val="af0"/>
+              <w:jc w:val="left"/>
+            </w:pPr>
+            <w:r>
               <w:t>Резерв</w:t>
             </w:r>
           </w:p>
@@ -17833,7 +17580,173 @@
               <w:t>X</w:t>
             </w:r>
             <w:r>
-              <w:t>В:</w:t>
+              <w:t>В</w:t>
+            </w:r>
+            <w:r>
+              <w:rPr>
+                <w:lang w:val="en-US"/>
+              </w:rPr>
+              <w:t>:10</w:t>
+            </w:r>
+            <w:r>
+              <w:t xml:space="preserve"> – М10.</w:t>
+            </w:r>
+            <w:r>
+              <w:rPr>
+                <w:lang w:val="en-US"/>
+              </w:rPr>
+              <w:t>XB:8</w:t>
+            </w:r>
+          </w:p>
+        </w:tc>
+        <w:tc>
+          <w:tcPr>
+            <w:tcW w:w="2212" w:type="dxa"/>
+          </w:tcPr>
+          <w:p>
+            <w:pPr>
+              <w:pStyle w:val="af0"/>
+            </w:pPr>
+            <w:r>
+              <w:t>М10.К5</w:t>
+            </w:r>
+          </w:p>
+        </w:tc>
+        <w:tc>
+          <w:tcPr>
+            <w:tcW w:w="4914" w:type="dxa"/>
+          </w:tcPr>
+          <w:p>
+            <w:pPr>
+              <w:pStyle w:val="af0"/>
+              <w:jc w:val="left"/>
+            </w:pPr>
+            <w:r>
+              <w:t>Резерв</w:t>
+            </w:r>
+          </w:p>
+        </w:tc>
+      </w:tr>
+      <w:tr>
+        <w:tc>
+          <w:tcPr>
+            <w:tcW w:w="2479" w:type="dxa"/>
+          </w:tcPr>
+          <w:p>
+            <w:pPr>
+              <w:pStyle w:val="af0"/>
+            </w:pPr>
+            <w:r>
+              <w:t>М10</w:t>
+            </w:r>
+            <w:r>
+              <w:rPr>
+                <w:lang w:val="en-US"/>
+              </w:rPr>
+              <w:t>.X</w:t>
+            </w:r>
+            <w:r>
+              <w:t>В</w:t>
+            </w:r>
+            <w:r>
+              <w:rPr>
+                <w:lang w:val="en-US"/>
+              </w:rPr>
+              <w:t xml:space="preserve">:10 – </w:t>
+            </w:r>
+            <w:r>
+              <w:t>М10</w:t>
+            </w:r>
+            <w:r>
+              <w:rPr>
+                <w:lang w:val="en-US"/>
+              </w:rPr>
+              <w:t>.XB:9</w:t>
+            </w:r>
+          </w:p>
+        </w:tc>
+        <w:tc>
+          <w:tcPr>
+            <w:tcW w:w="2212" w:type="dxa"/>
+          </w:tcPr>
+          <w:p>
+            <w:pPr>
+              <w:pStyle w:val="af0"/>
+            </w:pPr>
+            <w:r>
+              <w:t>М10.К</w:t>
+            </w:r>
+            <w:r>
+              <w:rPr>
+                <w:lang w:val="en-US"/>
+              </w:rPr>
+              <w:t>6</w:t>
+            </w:r>
+          </w:p>
+        </w:tc>
+        <w:tc>
+          <w:tcPr>
+            <w:tcW w:w="4914" w:type="dxa"/>
+          </w:tcPr>
+          <w:p>
+            <w:pPr>
+              <w:pStyle w:val="af0"/>
+              <w:jc w:val="left"/>
+            </w:pPr>
+            <w:r>
+              <w:t>Резерв</w:t>
+            </w:r>
+          </w:p>
+        </w:tc>
+      </w:tr>
+      <w:tr>
+        <w:tc>
+          <w:tcPr>
+            <w:tcW w:w="2479" w:type="dxa"/>
+          </w:tcPr>
+          <w:p>
+            <w:pPr>
+              <w:pStyle w:val="af0"/>
+            </w:pPr>
+            <w:r>
+              <w:t>М10</w:t>
+            </w:r>
+            <w:r>
+              <w:rPr>
+                <w:lang w:val="en-US"/>
+              </w:rPr>
+              <w:t>.X</w:t>
+            </w:r>
+            <w:r>
+              <w:t>В</w:t>
+            </w:r>
+            <w:r>
+              <w:rPr>
+                <w:lang w:val="en-US"/>
+              </w:rPr>
+              <w:t xml:space="preserve">:13 – </w:t>
+            </w:r>
+            <w:r>
+              <w:t>М10</w:t>
+            </w:r>
+            <w:r>
+              <w:rPr>
+                <w:lang w:val="en-US"/>
+              </w:rPr>
+              <w:t>.XB:12</w:t>
+            </w:r>
+          </w:p>
+        </w:tc>
+        <w:tc>
+          <w:tcPr>
+            <w:tcW w:w="2212" w:type="dxa"/>
+          </w:tcPr>
+          <w:p>
+            <w:pPr>
+              <w:pStyle w:val="af0"/>
+            </w:pPr>
+            <w:r>
+              <w:t>М10.К</w:t>
             </w:r>
             <w:r>
               <w:rPr>
@@ -17841,23 +17754,58 @@
               </w:rPr>
               <w:t>7</w:t>
             </w:r>
-            <w:r>
-              <w:t xml:space="preserve"> – М10.</w:t>
-            </w:r>
-            <w:r>
-              <w:rPr>
-                <w:lang w:val="en-US"/>
-              </w:rPr>
-              <w:t>XB</w:t>
-            </w:r>
-            <w:r>
-              <w:t>:</w:t>
-            </w:r>
-            <w:r>
-              <w:rPr>
-                <w:lang w:val="en-US"/>
-              </w:rPr>
-              <w:t>6</w:t>
+          </w:p>
+        </w:tc>
+        <w:tc>
+          <w:tcPr>
+            <w:tcW w:w="4914" w:type="dxa"/>
+          </w:tcPr>
+          <w:p>
+            <w:pPr>
+              <w:pStyle w:val="af0"/>
+              <w:jc w:val="left"/>
+            </w:pPr>
+            <w:r>
+              <w:t>Резерв</w:t>
+            </w:r>
+          </w:p>
+        </w:tc>
+      </w:tr>
+      <w:tr>
+        <w:tc>
+          <w:tcPr>
+            <w:tcW w:w="2479" w:type="dxa"/>
+          </w:tcPr>
+          <w:p>
+            <w:pPr>
+              <w:pStyle w:val="af0"/>
+            </w:pPr>
+            <w:r>
+              <w:t>М10</w:t>
+            </w:r>
+            <w:r>
+              <w:rPr>
+                <w:lang w:val="en-US"/>
+              </w:rPr>
+              <w:t>.X</w:t>
+            </w:r>
+            <w:r>
+              <w:t>В</w:t>
+            </w:r>
+            <w:r>
+              <w:rPr>
+                <w:lang w:val="en-US"/>
+              </w:rPr>
+              <w:t xml:space="preserve">:16 – </w:t>
+            </w:r>
+            <w:r>
+              <w:t>М10</w:t>
+            </w:r>
+            <w:r>
+              <w:rPr>
+                <w:lang w:val="en-US"/>
+              </w:rPr>
+              <w:t>.XB:15</w:t>
             </w:r>
           </w:p>
         </w:tc>
@@ -17870,7 +17818,7 @@
               <w:pStyle w:val="af0"/>
             </w:pPr>
             <w:r>
-              <w:t>М10.К4</w:t>
+              <w:t>М10.К8</w:t>
             </w:r>
           </w:p>
         </w:tc>
@@ -17885,339 +17833,6 @@
             </w:pPr>
             <w:r>
               <w:t>Резерв</w:t>
-            </w:r>
-          </w:p>
-        </w:tc>
-      </w:tr>
-      <w:tr>
-        <w:tc>
-          <w:tcPr>
-            <w:tcW w:w="2479" w:type="dxa"/>
-          </w:tcPr>
-          <w:p>
-            <w:pPr>
-              <w:pStyle w:val="af0"/>
-            </w:pPr>
-            <w:r>
-              <w:t>М10.</w:t>
-            </w:r>
-            <w:r>
-              <w:rPr>
-                <w:lang w:val="en-US"/>
-              </w:rPr>
-              <w:t>X</w:t>
-            </w:r>
-            <w:r>
-              <w:t>В</w:t>
-            </w:r>
-            <w:r>
-              <w:rPr>
-                <w:lang w:val="en-US"/>
-              </w:rPr>
-              <w:t>:10</w:t>
-            </w:r>
-            <w:r>
-              <w:t xml:space="preserve"> – М10.</w:t>
-            </w:r>
-            <w:r>
-              <w:rPr>
-                <w:lang w:val="en-US"/>
-              </w:rPr>
-              <w:t>XB:8</w:t>
-            </w:r>
-          </w:p>
-        </w:tc>
-        <w:tc>
-          <w:tcPr>
-            <w:tcW w:w="2212" w:type="dxa"/>
-          </w:tcPr>
-          <w:p>
-            <w:pPr>
-              <w:pStyle w:val="af0"/>
-            </w:pPr>
-            <w:r>
-              <w:t>М10.К5</w:t>
-            </w:r>
-          </w:p>
-        </w:tc>
-        <w:tc>
-          <w:tcPr>
-            <w:tcW w:w="4914" w:type="dxa"/>
-          </w:tcPr>
-          <w:p>
-            <w:pPr>
-              <w:pStyle w:val="af0"/>
-              <w:jc w:val="left"/>
-            </w:pPr>
-            <w:r>
-              <w:t>Резерв</w:t>
-            </w:r>
-          </w:p>
-        </w:tc>
-      </w:tr>
-      <w:tr>
-        <w:tc>
-          <w:tcPr>
-            <w:tcW w:w="2479" w:type="dxa"/>
-          </w:tcPr>
-          <w:p>
-            <w:pPr>
-              <w:pStyle w:val="af0"/>
-            </w:pPr>
-            <w:r>
-              <w:t>М10</w:t>
-            </w:r>
-            <w:r>
-              <w:rPr>
-                <w:lang w:val="en-US"/>
-              </w:rPr>
-              <w:t>.X</w:t>
-            </w:r>
-            <w:r>
-              <w:t>В</w:t>
-            </w:r>
-            <w:r>
-              <w:rPr>
-                <w:lang w:val="en-US"/>
-              </w:rPr>
-              <w:t xml:space="preserve">:10 – </w:t>
-            </w:r>
-            <w:r>
-              <w:t>М10</w:t>
-            </w:r>
-            <w:r>
-              <w:rPr>
-                <w:lang w:val="en-US"/>
-              </w:rPr>
-              <w:t>.XB:9</w:t>
-            </w:r>
-          </w:p>
-        </w:tc>
-        <w:tc>
-          <w:tcPr>
-            <w:tcW w:w="2212" w:type="dxa"/>
-          </w:tcPr>
-          <w:p>
-            <w:pPr>
-              <w:pStyle w:val="af0"/>
-            </w:pPr>
-            <w:r>
-              <w:t>М10.К</w:t>
-            </w:r>
-            <w:r>
-              <w:rPr>
-                <w:lang w:val="en-US"/>
-              </w:rPr>
-              <w:t>6</w:t>
-            </w:r>
-          </w:p>
-        </w:tc>
-        <w:tc>
-          <w:tcPr>
-            <w:tcW w:w="4914" w:type="dxa"/>
-          </w:tcPr>
-          <w:p>
-            <w:pPr>
-              <w:pStyle w:val="af0"/>
-              <w:jc w:val="left"/>
-            </w:pPr>
-            <w:r>
-              <w:t>Резерв</w:t>
-            </w:r>
-          </w:p>
-        </w:tc>
-      </w:tr>
-      <w:tr>
-        <w:tc>
-          <w:tcPr>
-            <w:tcW w:w="2479" w:type="dxa"/>
-          </w:tcPr>
-          <w:p>
-            <w:pPr>
-              <w:pStyle w:val="af0"/>
-            </w:pPr>
-            <w:r>
-              <w:t>М10</w:t>
-            </w:r>
-            <w:r>
-              <w:rPr>
-                <w:lang w:val="en-US"/>
-              </w:rPr>
-              <w:t>.X</w:t>
-            </w:r>
-            <w:r>
-              <w:t>В</w:t>
-            </w:r>
-            <w:r>
-              <w:rPr>
-                <w:lang w:val="en-US"/>
-              </w:rPr>
-              <w:t xml:space="preserve">:13 – </w:t>
-            </w:r>
-            <w:r>
-              <w:t>М10</w:t>
-            </w:r>
-            <w:r>
-              <w:rPr>
-                <w:lang w:val="en-US"/>
-              </w:rPr>
-              <w:t>.XB:12</w:t>
-            </w:r>
-          </w:p>
-        </w:tc>
-        <w:tc>
-          <w:tcPr>
-            <w:tcW w:w="2212" w:type="dxa"/>
-          </w:tcPr>
-          <w:p>
-            <w:pPr>
-              <w:pStyle w:val="af0"/>
-            </w:pPr>
-            <w:r>
-              <w:t>М10.К</w:t>
-            </w:r>
-            <w:r>
-              <w:rPr>
-                <w:lang w:val="en-US"/>
-              </w:rPr>
-              <w:t>7</w:t>
-            </w:r>
-          </w:p>
-        </w:tc>
-        <w:tc>
-          <w:tcPr>
-            <w:tcW w:w="4914" w:type="dxa"/>
-          </w:tcPr>
-          <w:p>
-            <w:pPr>
-              <w:pStyle w:val="af0"/>
-              <w:jc w:val="left"/>
-            </w:pPr>
-            <w:r>
-              <w:t>Резерв</w:t>
-            </w:r>
-          </w:p>
-        </w:tc>
-      </w:tr>
-      <w:tr>
-        <w:tc>
-          <w:tcPr>
-            <w:tcW w:w="2479" w:type="dxa"/>
-          </w:tcPr>
-          <w:p>
-            <w:pPr>
-              <w:pStyle w:val="af0"/>
-            </w:pPr>
-            <w:r>
-              <w:t>М10</w:t>
-            </w:r>
-            <w:r>
-              <w:rPr>
-                <w:lang w:val="en-US"/>
-              </w:rPr>
-              <w:t>.X</w:t>
-            </w:r>
-            <w:r>
-              <w:t>В</w:t>
-            </w:r>
-            <w:r>
-              <w:rPr>
-                <w:lang w:val="en-US"/>
-              </w:rPr>
-              <w:t xml:space="preserve">:16 – </w:t>
-            </w:r>
-            <w:r>
-              <w:t>М10</w:t>
-            </w:r>
-            <w:r>
-              <w:rPr>
-                <w:lang w:val="en-US"/>
-              </w:rPr>
-              <w:t>.XB:15</w:t>
-            </w:r>
-          </w:p>
-        </w:tc>
-        <w:tc>
-          <w:tcPr>
-            <w:tcW w:w="2212" w:type="dxa"/>
-          </w:tcPr>
-          <w:p>
-            <w:pPr>
-              <w:pStyle w:val="af0"/>
-            </w:pPr>
-            <w:r>
-              <w:t>М10.К8</w:t>
-            </w:r>
-          </w:p>
-        </w:tc>
-        <w:tc>
-          <w:tcPr>
-            <w:tcW w:w="4914" w:type="dxa"/>
-          </w:tcPr>
-          <w:p>
-            <w:pPr>
-              <w:pStyle w:val="af0"/>
-              <w:jc w:val="left"/>
-            </w:pPr>
-            <w:r>
-              <w:t>Резерв</w:t>
-            </w:r>
-          </w:p>
-        </w:tc>
-      </w:tr>
-      <w:tr>
-        <w:tc>
-          <w:tcPr>
-            <w:tcW w:w="2479" w:type="dxa"/>
-          </w:tcPr>
-          <w:p>
-            <w:pPr>
-              <w:pStyle w:val="af0"/>
-            </w:pPr>
-            <w:r>
-              <w:t>М</w:t>
-            </w:r>
-            <w:r>
-              <w:rPr>
-                <w:lang w:val="en-US"/>
-              </w:rPr>
-              <w:t xml:space="preserve">1.XP:2 - </w:t>
-            </w:r>
-            <w:r>
-              <w:t>М</w:t>
-            </w:r>
-            <w:r>
-              <w:rPr>
-                <w:lang w:val="en-US"/>
-              </w:rPr>
-              <w:t>1.XP:1</w:t>
-            </w:r>
-          </w:p>
-        </w:tc>
-        <w:tc>
-          <w:tcPr>
-            <w:tcW w:w="2212" w:type="dxa"/>
-          </w:tcPr>
-          <w:p>
-            <w:pPr>
-              <w:pStyle w:val="af0"/>
-            </w:pPr>
-            <w:r>
-              <w:t>М1.К1</w:t>
-            </w:r>
-          </w:p>
-        </w:tc>
-        <w:tc>
-          <w:tcPr>
-            <w:tcW w:w="4914" w:type="dxa"/>
-          </w:tcPr>
-          <w:p>
-            <w:pPr>
-              <w:pStyle w:val="af0"/>
-              <w:jc w:val="left"/>
-            </w:pPr>
-            <w:r>
-              <w:t>ПС: Пуск</w:t>
             </w:r>
           </w:p>
         </w:tc>
@@ -18226,22 +17841,12 @@
     <w:p>
       <w:pPr>
         <w:pStyle w:val="a"/>
-        <w:rPr>
-          <w:highlight w:val="green"/>
-        </w:rPr>
       </w:pPr>
+      <w:bookmarkStart w:id="27" w:name="_Ref198639409"/>
       <w:r>
-        <w:rPr>
-          <w:highlight w:val="green"/>
-        </w:rPr>
-        <w:t>Выходные реле устройства ЮНИТ-М300 для проверки ЛО ДТ</w:t>
+        <w:t>Выходные реле устройства ЮНИТ-М300 для проверки ЛО ДТо</w:t>
       </w:r>
-      <w:r>
-        <w:rPr>
-          <w:highlight w:val="green"/>
-        </w:rPr>
-        <w:t>о</w:t>
-      </w:r>
+      <w:bookmarkEnd w:id="27"/>
     </w:p>
     <w:tbl>
       <w:tblPr>
@@ -18273,6 +17878,7 @@
               <w:rPr>
                 <w:b w:val="0"/>
               </w:rPr>
+              <w:lastRenderedPageBreak/>
               <w:t>Клеммы на устройстве</w:t>
             </w:r>
           </w:p>
@@ -19130,6 +18736,81 @@
               <w:jc w:val="left"/>
             </w:pPr>
             <w:r>
+              <w:t>ПС: Пуск</w:t>
+            </w:r>
+          </w:p>
+        </w:tc>
+      </w:tr>
+      <w:tr>
+        <w:tc>
+          <w:tcPr>
+            <w:tcW w:w="2479" w:type="dxa"/>
+          </w:tcPr>
+          <w:p>
+            <w:pPr>
+              <w:pStyle w:val="af0"/>
+            </w:pPr>
+            <w:r>
+              <w:t>М10.</w:t>
+            </w:r>
+            <w:r>
+              <w:rPr>
+                <w:lang w:val="en-US"/>
+              </w:rPr>
+              <w:t>X</w:t>
+            </w:r>
+            <w:r>
+              <w:t>В:</w:t>
+            </w:r>
+            <w:r>
+              <w:rPr>
+                <w:lang w:val="en-US"/>
+              </w:rPr>
+              <w:t>7</w:t>
+            </w:r>
+            <w:r>
+              <w:t xml:space="preserve"> – М10.</w:t>
+            </w:r>
+            <w:r>
+              <w:rPr>
+                <w:lang w:val="en-US"/>
+              </w:rPr>
+              <w:t>XB</w:t>
+            </w:r>
+            <w:r>
+              <w:t>:</w:t>
+            </w:r>
+            <w:r>
+              <w:rPr>
+                <w:lang w:val="en-US"/>
+              </w:rPr>
+              <w:t>6</w:t>
+            </w:r>
+          </w:p>
+        </w:tc>
+        <w:tc>
+          <w:tcPr>
+            <w:tcW w:w="2212" w:type="dxa"/>
+          </w:tcPr>
+          <w:p>
+            <w:pPr>
+              <w:pStyle w:val="af0"/>
+            </w:pPr>
+            <w:r>
+              <w:t>М10.К4</w:t>
+            </w:r>
+          </w:p>
+        </w:tc>
+        <w:tc>
+          <w:tcPr>
+            <w:tcW w:w="4914" w:type="dxa"/>
+          </w:tcPr>
+          <w:p>
+            <w:pPr>
+              <w:pStyle w:val="af0"/>
+              <w:jc w:val="left"/>
+            </w:pPr>
+            <w:r>
               <w:t>Резерв</w:t>
             </w:r>
           </w:p>
@@ -19154,7 +18835,173 @@
               <w:t>X</w:t>
             </w:r>
             <w:r>
-              <w:t>В:</w:t>
+              <w:t>В</w:t>
+            </w:r>
+            <w:r>
+              <w:rPr>
+                <w:lang w:val="en-US"/>
+              </w:rPr>
+              <w:t>:10</w:t>
+            </w:r>
+            <w:r>
+              <w:t xml:space="preserve"> – М10.</w:t>
+            </w:r>
+            <w:r>
+              <w:rPr>
+                <w:lang w:val="en-US"/>
+              </w:rPr>
+              <w:t>XB:8</w:t>
+            </w:r>
+          </w:p>
+        </w:tc>
+        <w:tc>
+          <w:tcPr>
+            <w:tcW w:w="2212" w:type="dxa"/>
+          </w:tcPr>
+          <w:p>
+            <w:pPr>
+              <w:pStyle w:val="af0"/>
+            </w:pPr>
+            <w:r>
+              <w:t>М10.К5</w:t>
+            </w:r>
+          </w:p>
+        </w:tc>
+        <w:tc>
+          <w:tcPr>
+            <w:tcW w:w="4914" w:type="dxa"/>
+          </w:tcPr>
+          <w:p>
+            <w:pPr>
+              <w:pStyle w:val="af0"/>
+              <w:jc w:val="left"/>
+            </w:pPr>
+            <w:r>
+              <w:t>Резерв</w:t>
+            </w:r>
+          </w:p>
+        </w:tc>
+      </w:tr>
+      <w:tr>
+        <w:tc>
+          <w:tcPr>
+            <w:tcW w:w="2479" w:type="dxa"/>
+          </w:tcPr>
+          <w:p>
+            <w:pPr>
+              <w:pStyle w:val="af0"/>
+            </w:pPr>
+            <w:r>
+              <w:t>М10</w:t>
+            </w:r>
+            <w:r>
+              <w:rPr>
+                <w:lang w:val="en-US"/>
+              </w:rPr>
+              <w:t>.X</w:t>
+            </w:r>
+            <w:r>
+              <w:t>В</w:t>
+            </w:r>
+            <w:r>
+              <w:rPr>
+                <w:lang w:val="en-US"/>
+              </w:rPr>
+              <w:t xml:space="preserve">:10 – </w:t>
+            </w:r>
+            <w:r>
+              <w:t>М10</w:t>
+            </w:r>
+            <w:r>
+              <w:rPr>
+                <w:lang w:val="en-US"/>
+              </w:rPr>
+              <w:t>.XB:9</w:t>
+            </w:r>
+          </w:p>
+        </w:tc>
+        <w:tc>
+          <w:tcPr>
+            <w:tcW w:w="2212" w:type="dxa"/>
+          </w:tcPr>
+          <w:p>
+            <w:pPr>
+              <w:pStyle w:val="af0"/>
+            </w:pPr>
+            <w:r>
+              <w:t>М10.К</w:t>
+            </w:r>
+            <w:r>
+              <w:rPr>
+                <w:lang w:val="en-US"/>
+              </w:rPr>
+              <w:t>6</w:t>
+            </w:r>
+          </w:p>
+        </w:tc>
+        <w:tc>
+          <w:tcPr>
+            <w:tcW w:w="4914" w:type="dxa"/>
+          </w:tcPr>
+          <w:p>
+            <w:pPr>
+              <w:pStyle w:val="af0"/>
+              <w:jc w:val="left"/>
+            </w:pPr>
+            <w:r>
+              <w:t>Резерв</w:t>
+            </w:r>
+          </w:p>
+        </w:tc>
+      </w:tr>
+      <w:tr>
+        <w:tc>
+          <w:tcPr>
+            <w:tcW w:w="2479" w:type="dxa"/>
+          </w:tcPr>
+          <w:p>
+            <w:pPr>
+              <w:pStyle w:val="af0"/>
+            </w:pPr>
+            <w:r>
+              <w:t>М10</w:t>
+            </w:r>
+            <w:r>
+              <w:rPr>
+                <w:lang w:val="en-US"/>
+              </w:rPr>
+              <w:t>.X</w:t>
+            </w:r>
+            <w:r>
+              <w:t>В</w:t>
+            </w:r>
+            <w:r>
+              <w:rPr>
+                <w:lang w:val="en-US"/>
+              </w:rPr>
+              <w:t xml:space="preserve">:13 – </w:t>
+            </w:r>
+            <w:r>
+              <w:t>М10</w:t>
+            </w:r>
+            <w:r>
+              <w:rPr>
+                <w:lang w:val="en-US"/>
+              </w:rPr>
+              <w:t>.XB:12</w:t>
+            </w:r>
+          </w:p>
+        </w:tc>
+        <w:tc>
+          <w:tcPr>
+            <w:tcW w:w="2212" w:type="dxa"/>
+          </w:tcPr>
+          <w:p>
+            <w:pPr>
+              <w:pStyle w:val="af0"/>
+            </w:pPr>
+            <w:r>
+              <w:t>М10.К</w:t>
             </w:r>
             <w:r>
               <w:rPr>
@@ -19162,23 +19009,58 @@
               </w:rPr>
               <w:t>7</w:t>
             </w:r>
-            <w:r>
-              <w:t xml:space="preserve"> – М10.</w:t>
-            </w:r>
-            <w:r>
-              <w:rPr>
-                <w:lang w:val="en-US"/>
-              </w:rPr>
-              <w:t>XB</w:t>
-            </w:r>
-            <w:r>
-              <w:t>:</w:t>
-            </w:r>
-            <w:r>
-              <w:rPr>
-                <w:lang w:val="en-US"/>
-              </w:rPr>
-              <w:t>6</w:t>
+          </w:p>
+        </w:tc>
+        <w:tc>
+          <w:tcPr>
+            <w:tcW w:w="4914" w:type="dxa"/>
+          </w:tcPr>
+          <w:p>
+            <w:pPr>
+              <w:pStyle w:val="af0"/>
+              <w:jc w:val="left"/>
+            </w:pPr>
+            <w:r>
+              <w:t>Резерв</w:t>
+            </w:r>
+          </w:p>
+        </w:tc>
+      </w:tr>
+      <w:tr>
+        <w:tc>
+          <w:tcPr>
+            <w:tcW w:w="2479" w:type="dxa"/>
+          </w:tcPr>
+          <w:p>
+            <w:pPr>
+              <w:pStyle w:val="af0"/>
+            </w:pPr>
+            <w:r>
+              <w:t>М10</w:t>
+            </w:r>
+            <w:r>
+              <w:rPr>
+                <w:lang w:val="en-US"/>
+              </w:rPr>
+              <w:t>.X</w:t>
+            </w:r>
+            <w:r>
+              <w:t>В</w:t>
+            </w:r>
+            <w:r>
+              <w:rPr>
+                <w:lang w:val="en-US"/>
+              </w:rPr>
+              <w:t xml:space="preserve">:16 – </w:t>
+            </w:r>
+            <w:r>
+              <w:t>М10</w:t>
+            </w:r>
+            <w:r>
+              <w:rPr>
+                <w:lang w:val="en-US"/>
+              </w:rPr>
+              <w:t>.XB:15</w:t>
             </w:r>
           </w:p>
         </w:tc>
@@ -19191,7 +19073,7 @@
               <w:pStyle w:val="af0"/>
             </w:pPr>
             <w:r>
-              <w:t>М10.К4</w:t>
+              <w:t>М10.К8</w:t>
             </w:r>
           </w:p>
         </w:tc>
@@ -19206,339 +19088,6 @@
             </w:pPr>
             <w:r>
               <w:t>Резерв</w:t>
-            </w:r>
-          </w:p>
-        </w:tc>
-      </w:tr>
-      <w:tr>
-        <w:tc>
-          <w:tcPr>
-            <w:tcW w:w="2479" w:type="dxa"/>
-          </w:tcPr>
-          <w:p>
-            <w:pPr>
-              <w:pStyle w:val="af0"/>
-            </w:pPr>
-            <w:r>
-              <w:t>М10.</w:t>
-            </w:r>
-            <w:r>
-              <w:rPr>
-                <w:lang w:val="en-US"/>
-              </w:rPr>
-              <w:t>X</w:t>
-            </w:r>
-            <w:r>
-              <w:t>В</w:t>
-            </w:r>
-            <w:r>
-              <w:rPr>
-                <w:lang w:val="en-US"/>
-              </w:rPr>
-              <w:t>:10</w:t>
-            </w:r>
-            <w:r>
-              <w:t xml:space="preserve"> – М10.</w:t>
-            </w:r>
-            <w:r>
-              <w:rPr>
-                <w:lang w:val="en-US"/>
-              </w:rPr>
-              <w:t>XB:8</w:t>
-            </w:r>
-          </w:p>
-        </w:tc>
-        <w:tc>
-          <w:tcPr>
-            <w:tcW w:w="2212" w:type="dxa"/>
-          </w:tcPr>
-          <w:p>
-            <w:pPr>
-              <w:pStyle w:val="af0"/>
-            </w:pPr>
-            <w:r>
-              <w:t>М10.К5</w:t>
-            </w:r>
-          </w:p>
-        </w:tc>
-        <w:tc>
-          <w:tcPr>
-            <w:tcW w:w="4914" w:type="dxa"/>
-          </w:tcPr>
-          <w:p>
-            <w:pPr>
-              <w:pStyle w:val="af0"/>
-              <w:jc w:val="left"/>
-            </w:pPr>
-            <w:r>
-              <w:t>Резерв</w:t>
-            </w:r>
-          </w:p>
-        </w:tc>
-      </w:tr>
-      <w:tr>
-        <w:tc>
-          <w:tcPr>
-            <w:tcW w:w="2479" w:type="dxa"/>
-          </w:tcPr>
-          <w:p>
-            <w:pPr>
-              <w:pStyle w:val="af0"/>
-            </w:pPr>
-            <w:r>
-              <w:t>М10</w:t>
-            </w:r>
-            <w:r>
-              <w:rPr>
-                <w:lang w:val="en-US"/>
-              </w:rPr>
-              <w:t>.X</w:t>
-            </w:r>
-            <w:r>
-              <w:t>В</w:t>
-            </w:r>
-            <w:r>
-              <w:rPr>
-                <w:lang w:val="en-US"/>
-              </w:rPr>
-              <w:t xml:space="preserve">:10 – </w:t>
-            </w:r>
-            <w:r>
-              <w:t>М10</w:t>
-            </w:r>
-            <w:r>
-              <w:rPr>
-                <w:lang w:val="en-US"/>
-              </w:rPr>
-              <w:t>.XB:9</w:t>
-            </w:r>
-          </w:p>
-        </w:tc>
-        <w:tc>
-          <w:tcPr>
-            <w:tcW w:w="2212" w:type="dxa"/>
-          </w:tcPr>
-          <w:p>
-            <w:pPr>
-              <w:pStyle w:val="af0"/>
-            </w:pPr>
-            <w:r>
-              <w:t>М10.К</w:t>
-            </w:r>
-            <w:r>
-              <w:rPr>
-                <w:lang w:val="en-US"/>
-              </w:rPr>
-              <w:t>6</w:t>
-            </w:r>
-          </w:p>
-        </w:tc>
-        <w:tc>
-          <w:tcPr>
-            <w:tcW w:w="4914" w:type="dxa"/>
-          </w:tcPr>
-          <w:p>
-            <w:pPr>
-              <w:pStyle w:val="af0"/>
-              <w:jc w:val="left"/>
-            </w:pPr>
-            <w:r>
-              <w:t>Резерв</w:t>
-            </w:r>
-          </w:p>
-        </w:tc>
-      </w:tr>
-      <w:tr>
-        <w:tc>
-          <w:tcPr>
-            <w:tcW w:w="2479" w:type="dxa"/>
-          </w:tcPr>
-          <w:p>
-            <w:pPr>
-              <w:pStyle w:val="af0"/>
-            </w:pPr>
-            <w:r>
-              <w:t>М10</w:t>
-            </w:r>
-            <w:r>
-              <w:rPr>
-                <w:lang w:val="en-US"/>
-              </w:rPr>
-              <w:t>.X</w:t>
-            </w:r>
-            <w:r>
-              <w:t>В</w:t>
-            </w:r>
-            <w:r>
-              <w:rPr>
-                <w:lang w:val="en-US"/>
-              </w:rPr>
-              <w:t xml:space="preserve">:13 – </w:t>
-            </w:r>
-            <w:r>
-              <w:t>М10</w:t>
-            </w:r>
-            <w:r>
-              <w:rPr>
-                <w:lang w:val="en-US"/>
-              </w:rPr>
-              <w:t>.XB:12</w:t>
-            </w:r>
-          </w:p>
-        </w:tc>
-        <w:tc>
-          <w:tcPr>
-            <w:tcW w:w="2212" w:type="dxa"/>
-          </w:tcPr>
-          <w:p>
-            <w:pPr>
-              <w:pStyle w:val="af0"/>
-            </w:pPr>
-            <w:r>
-              <w:t>М10.К</w:t>
-            </w:r>
-            <w:r>
-              <w:rPr>
-                <w:lang w:val="en-US"/>
-              </w:rPr>
-              <w:t>7</w:t>
-            </w:r>
-          </w:p>
-        </w:tc>
-        <w:tc>
-          <w:tcPr>
-            <w:tcW w:w="4914" w:type="dxa"/>
-          </w:tcPr>
-          <w:p>
-            <w:pPr>
-              <w:pStyle w:val="af0"/>
-              <w:jc w:val="left"/>
-            </w:pPr>
-            <w:r>
-              <w:t>Резерв</w:t>
-            </w:r>
-          </w:p>
-        </w:tc>
-      </w:tr>
-      <w:tr>
-        <w:tc>
-          <w:tcPr>
-            <w:tcW w:w="2479" w:type="dxa"/>
-          </w:tcPr>
-          <w:p>
-            <w:pPr>
-              <w:pStyle w:val="af0"/>
-            </w:pPr>
-            <w:r>
-              <w:t>М10</w:t>
-            </w:r>
-            <w:r>
-              <w:rPr>
-                <w:lang w:val="en-US"/>
-              </w:rPr>
-              <w:t>.X</w:t>
-            </w:r>
-            <w:r>
-              <w:t>В</w:t>
-            </w:r>
-            <w:r>
-              <w:rPr>
-                <w:lang w:val="en-US"/>
-              </w:rPr>
-              <w:t xml:space="preserve">:16 – </w:t>
-            </w:r>
-            <w:r>
-              <w:t>М10</w:t>
-            </w:r>
-            <w:r>
-              <w:rPr>
-                <w:lang w:val="en-US"/>
-              </w:rPr>
-              <w:t>.XB:15</w:t>
-            </w:r>
-          </w:p>
-        </w:tc>
-        <w:tc>
-          <w:tcPr>
-            <w:tcW w:w="2212" w:type="dxa"/>
-          </w:tcPr>
-          <w:p>
-            <w:pPr>
-              <w:pStyle w:val="af0"/>
-            </w:pPr>
-            <w:r>
-              <w:t>М10.К8</w:t>
-            </w:r>
-          </w:p>
-        </w:tc>
-        <w:tc>
-          <w:tcPr>
-            <w:tcW w:w="4914" w:type="dxa"/>
-          </w:tcPr>
-          <w:p>
-            <w:pPr>
-              <w:pStyle w:val="af0"/>
-              <w:jc w:val="left"/>
-            </w:pPr>
-            <w:r>
-              <w:t>Резерв</w:t>
-            </w:r>
-          </w:p>
-        </w:tc>
-      </w:tr>
-      <w:tr>
-        <w:tc>
-          <w:tcPr>
-            <w:tcW w:w="2479" w:type="dxa"/>
-          </w:tcPr>
-          <w:p>
-            <w:pPr>
-              <w:pStyle w:val="af0"/>
-            </w:pPr>
-            <w:r>
-              <w:t>М</w:t>
-            </w:r>
-            <w:r>
-              <w:rPr>
-                <w:lang w:val="en-US"/>
-              </w:rPr>
-              <w:t xml:space="preserve">1.XP:2 - </w:t>
-            </w:r>
-            <w:r>
-              <w:t>М</w:t>
-            </w:r>
-            <w:r>
-              <w:rPr>
-                <w:lang w:val="en-US"/>
-              </w:rPr>
-              <w:t>1.XP:1</w:t>
-            </w:r>
-          </w:p>
-        </w:tc>
-        <w:tc>
-          <w:tcPr>
-            <w:tcW w:w="2212" w:type="dxa"/>
-          </w:tcPr>
-          <w:p>
-            <w:pPr>
-              <w:pStyle w:val="af0"/>
-            </w:pPr>
-            <w:r>
-              <w:t>М1.К1</w:t>
-            </w:r>
-          </w:p>
-        </w:tc>
-        <w:tc>
-          <w:tcPr>
-            <w:tcW w:w="4914" w:type="dxa"/>
-          </w:tcPr>
-          <w:p>
-            <w:pPr>
-              <w:pStyle w:val="af0"/>
-              <w:jc w:val="left"/>
-            </w:pPr>
-            <w:r>
-              <w:t>ПС: Пуск</w:t>
             </w:r>
           </w:p>
         </w:tc>
@@ -19547,22 +19096,12 @@
     <w:p>
       <w:pPr>
         <w:pStyle w:val="a"/>
-        <w:rPr>
-          <w:highlight w:val="green"/>
-        </w:rPr>
       </w:pPr>
+      <w:bookmarkStart w:id="28" w:name="_Ref198639424"/>
       <w:r>
-        <w:rPr>
-          <w:highlight w:val="green"/>
-        </w:rPr>
-        <w:t xml:space="preserve">Выходные реле устройства ЮНИТ-М300 для проверки ЛО </w:t>
+        <w:t>Выходные реле устройства ЮНИТ-М300 для проверки ЛО РД</w:t>
       </w:r>
-      <w:r>
-        <w:rPr>
-          <w:highlight w:val="green"/>
-        </w:rPr>
-        <w:t>РД</w:t>
-      </w:r>
+      <w:bookmarkEnd w:id="28"/>
     </w:p>
     <w:tbl>
       <w:tblPr>
@@ -20421,6 +19960,81 @@
               <w:jc w:val="left"/>
             </w:pPr>
             <w:r>
+              <w:t>ПС: Пуск</w:t>
+            </w:r>
+          </w:p>
+        </w:tc>
+      </w:tr>
+      <w:tr>
+        <w:tc>
+          <w:tcPr>
+            <w:tcW w:w="2479" w:type="dxa"/>
+          </w:tcPr>
+          <w:p>
+            <w:pPr>
+              <w:pStyle w:val="af0"/>
+            </w:pPr>
+            <w:r>
+              <w:t>М10.</w:t>
+            </w:r>
+            <w:r>
+              <w:rPr>
+                <w:lang w:val="en-US"/>
+              </w:rPr>
+              <w:t>X</w:t>
+            </w:r>
+            <w:r>
+              <w:t>В:</w:t>
+            </w:r>
+            <w:r>
+              <w:rPr>
+                <w:lang w:val="en-US"/>
+              </w:rPr>
+              <w:t>7</w:t>
+            </w:r>
+            <w:r>
+              <w:t xml:space="preserve"> – М10.</w:t>
+            </w:r>
+            <w:r>
+              <w:rPr>
+                <w:lang w:val="en-US"/>
+              </w:rPr>
+              <w:t>XB</w:t>
+            </w:r>
+            <w:r>
+              <w:t>:</w:t>
+            </w:r>
+            <w:r>
+              <w:rPr>
+                <w:lang w:val="en-US"/>
+              </w:rPr>
+              <w:t>6</w:t>
+            </w:r>
+          </w:p>
+        </w:tc>
+        <w:tc>
+          <w:tcPr>
+            <w:tcW w:w="2212" w:type="dxa"/>
+          </w:tcPr>
+          <w:p>
+            <w:pPr>
+              <w:pStyle w:val="af0"/>
+            </w:pPr>
+            <w:r>
+              <w:t>М10.К4</w:t>
+            </w:r>
+          </w:p>
+        </w:tc>
+        <w:tc>
+          <w:tcPr>
+            <w:tcW w:w="4914" w:type="dxa"/>
+          </w:tcPr>
+          <w:p>
+            <w:pPr>
+              <w:pStyle w:val="af0"/>
+              <w:jc w:val="left"/>
+            </w:pPr>
+            <w:r>
               <w:t>Резерв</w:t>
             </w:r>
           </w:p>
@@ -20445,7 +20059,173 @@
               <w:t>X</w:t>
             </w:r>
             <w:r>
-              <w:t>В:</w:t>
+              <w:t>В</w:t>
+            </w:r>
+            <w:r>
+              <w:rPr>
+                <w:lang w:val="en-US"/>
+              </w:rPr>
+              <w:t>:10</w:t>
+            </w:r>
+            <w:r>
+              <w:t xml:space="preserve"> – М10.</w:t>
+            </w:r>
+            <w:r>
+              <w:rPr>
+                <w:lang w:val="en-US"/>
+              </w:rPr>
+              <w:t>XB:8</w:t>
+            </w:r>
+          </w:p>
+        </w:tc>
+        <w:tc>
+          <w:tcPr>
+            <w:tcW w:w="2212" w:type="dxa"/>
+          </w:tcPr>
+          <w:p>
+            <w:pPr>
+              <w:pStyle w:val="af0"/>
+            </w:pPr>
+            <w:r>
+              <w:t>М10.К5</w:t>
+            </w:r>
+          </w:p>
+        </w:tc>
+        <w:tc>
+          <w:tcPr>
+            <w:tcW w:w="4914" w:type="dxa"/>
+          </w:tcPr>
+          <w:p>
+            <w:pPr>
+              <w:pStyle w:val="af0"/>
+              <w:jc w:val="left"/>
+            </w:pPr>
+            <w:r>
+              <w:t>Резерв</w:t>
+            </w:r>
+          </w:p>
+        </w:tc>
+      </w:tr>
+      <w:tr>
+        <w:tc>
+          <w:tcPr>
+            <w:tcW w:w="2479" w:type="dxa"/>
+          </w:tcPr>
+          <w:p>
+            <w:pPr>
+              <w:pStyle w:val="af0"/>
+            </w:pPr>
+            <w:r>
+              <w:t>М10</w:t>
+            </w:r>
+            <w:r>
+              <w:rPr>
+                <w:lang w:val="en-US"/>
+              </w:rPr>
+              <w:t>.X</w:t>
+            </w:r>
+            <w:r>
+              <w:t>В</w:t>
+            </w:r>
+            <w:r>
+              <w:rPr>
+                <w:lang w:val="en-US"/>
+              </w:rPr>
+              <w:t xml:space="preserve">:10 – </w:t>
+            </w:r>
+            <w:r>
+              <w:t>М10</w:t>
+            </w:r>
+            <w:r>
+              <w:rPr>
+                <w:lang w:val="en-US"/>
+              </w:rPr>
+              <w:t>.XB:9</w:t>
+            </w:r>
+          </w:p>
+        </w:tc>
+        <w:tc>
+          <w:tcPr>
+            <w:tcW w:w="2212" w:type="dxa"/>
+          </w:tcPr>
+          <w:p>
+            <w:pPr>
+              <w:pStyle w:val="af0"/>
+            </w:pPr>
+            <w:r>
+              <w:t>М10.К</w:t>
+            </w:r>
+            <w:r>
+              <w:rPr>
+                <w:lang w:val="en-US"/>
+              </w:rPr>
+              <w:t>6</w:t>
+            </w:r>
+          </w:p>
+        </w:tc>
+        <w:tc>
+          <w:tcPr>
+            <w:tcW w:w="4914" w:type="dxa"/>
+          </w:tcPr>
+          <w:p>
+            <w:pPr>
+              <w:pStyle w:val="af0"/>
+              <w:jc w:val="left"/>
+            </w:pPr>
+            <w:r>
+              <w:t>Резерв</w:t>
+            </w:r>
+          </w:p>
+        </w:tc>
+      </w:tr>
+      <w:tr>
+        <w:tc>
+          <w:tcPr>
+            <w:tcW w:w="2479" w:type="dxa"/>
+          </w:tcPr>
+          <w:p>
+            <w:pPr>
+              <w:pStyle w:val="af0"/>
+            </w:pPr>
+            <w:r>
+              <w:t>М10</w:t>
+            </w:r>
+            <w:r>
+              <w:rPr>
+                <w:lang w:val="en-US"/>
+              </w:rPr>
+              <w:t>.X</w:t>
+            </w:r>
+            <w:r>
+              <w:t>В</w:t>
+            </w:r>
+            <w:r>
+              <w:rPr>
+                <w:lang w:val="en-US"/>
+              </w:rPr>
+              <w:t xml:space="preserve">:13 – </w:t>
+            </w:r>
+            <w:r>
+              <w:t>М10</w:t>
+            </w:r>
+            <w:r>
+              <w:rPr>
+                <w:lang w:val="en-US"/>
+              </w:rPr>
+              <w:t>.XB:12</w:t>
+            </w:r>
+          </w:p>
+        </w:tc>
+        <w:tc>
+          <w:tcPr>
+            <w:tcW w:w="2212" w:type="dxa"/>
+          </w:tcPr>
+          <w:p>
+            <w:pPr>
+              <w:pStyle w:val="af0"/>
+            </w:pPr>
+            <w:r>
+              <w:t>М10.К</w:t>
             </w:r>
             <w:r>
               <w:rPr>
@@ -20453,23 +20233,58 @@
               </w:rPr>
               <w:t>7</w:t>
             </w:r>
-            <w:r>
-              <w:t xml:space="preserve"> – М10.</w:t>
-            </w:r>
-            <w:r>
-              <w:rPr>
-                <w:lang w:val="en-US"/>
-              </w:rPr>
-              <w:t>XB</w:t>
-            </w:r>
-            <w:r>
-              <w:t>:</w:t>
-            </w:r>
-            <w:r>
-              <w:rPr>
-                <w:lang w:val="en-US"/>
-              </w:rPr>
-              <w:t>6</w:t>
+          </w:p>
+        </w:tc>
+        <w:tc>
+          <w:tcPr>
+            <w:tcW w:w="4914" w:type="dxa"/>
+          </w:tcPr>
+          <w:p>
+            <w:pPr>
+              <w:pStyle w:val="af0"/>
+              <w:jc w:val="left"/>
+            </w:pPr>
+            <w:r>
+              <w:t>Резерв</w:t>
+            </w:r>
+          </w:p>
+        </w:tc>
+      </w:tr>
+      <w:tr>
+        <w:tc>
+          <w:tcPr>
+            <w:tcW w:w="2479" w:type="dxa"/>
+          </w:tcPr>
+          <w:p>
+            <w:pPr>
+              <w:pStyle w:val="af0"/>
+            </w:pPr>
+            <w:r>
+              <w:t>М10</w:t>
+            </w:r>
+            <w:r>
+              <w:rPr>
+                <w:lang w:val="en-US"/>
+              </w:rPr>
+              <w:t>.X</w:t>
+            </w:r>
+            <w:r>
+              <w:t>В</w:t>
+            </w:r>
+            <w:r>
+              <w:rPr>
+                <w:lang w:val="en-US"/>
+              </w:rPr>
+              <w:t xml:space="preserve">:16 – </w:t>
+            </w:r>
+            <w:r>
+              <w:t>М10</w:t>
+            </w:r>
+            <w:r>
+              <w:rPr>
+                <w:lang w:val="en-US"/>
+              </w:rPr>
+              <w:t>.XB:15</w:t>
             </w:r>
           </w:p>
         </w:tc>
@@ -20482,7 +20297,7 @@
               <w:pStyle w:val="af0"/>
             </w:pPr>
             <w:r>
-              <w:t>М10.К4</w:t>
+              <w:t>М10.К8</w:t>
             </w:r>
           </w:p>
         </w:tc>
@@ -20497,339 +20312,6 @@
             </w:pPr>
             <w:r>
               <w:t>Резерв</w:t>
-            </w:r>
-          </w:p>
-        </w:tc>
-      </w:tr>
-      <w:tr>
-        <w:tc>
-          <w:tcPr>
-            <w:tcW w:w="2479" w:type="dxa"/>
-          </w:tcPr>
-          <w:p>
-            <w:pPr>
-              <w:pStyle w:val="af0"/>
-            </w:pPr>
-            <w:r>
-              <w:t>М10.</w:t>
-            </w:r>
-            <w:r>
-              <w:rPr>
-                <w:lang w:val="en-US"/>
-              </w:rPr>
-              <w:t>X</w:t>
-            </w:r>
-            <w:r>
-              <w:t>В</w:t>
-            </w:r>
-            <w:r>
-              <w:rPr>
-                <w:lang w:val="en-US"/>
-              </w:rPr>
-              <w:t>:10</w:t>
-            </w:r>
-            <w:r>
-              <w:t xml:space="preserve"> – М10.</w:t>
-            </w:r>
-            <w:r>
-              <w:rPr>
-                <w:lang w:val="en-US"/>
-              </w:rPr>
-              <w:t>XB:8</w:t>
-            </w:r>
-          </w:p>
-        </w:tc>
-        <w:tc>
-          <w:tcPr>
-            <w:tcW w:w="2212" w:type="dxa"/>
-          </w:tcPr>
-          <w:p>
-            <w:pPr>
-              <w:pStyle w:val="af0"/>
-            </w:pPr>
-            <w:r>
-              <w:t>М10.К5</w:t>
-            </w:r>
-          </w:p>
-        </w:tc>
-        <w:tc>
-          <w:tcPr>
-            <w:tcW w:w="4914" w:type="dxa"/>
-          </w:tcPr>
-          <w:p>
-            <w:pPr>
-              <w:pStyle w:val="af0"/>
-              <w:jc w:val="left"/>
-            </w:pPr>
-            <w:r>
-              <w:t>Резерв</w:t>
-            </w:r>
-          </w:p>
-        </w:tc>
-      </w:tr>
-      <w:tr>
-        <w:tc>
-          <w:tcPr>
-            <w:tcW w:w="2479" w:type="dxa"/>
-          </w:tcPr>
-          <w:p>
-            <w:pPr>
-              <w:pStyle w:val="af0"/>
-            </w:pPr>
-            <w:r>
-              <w:t>М10</w:t>
-            </w:r>
-            <w:r>
-              <w:rPr>
-                <w:lang w:val="en-US"/>
-              </w:rPr>
-              <w:t>.X</w:t>
-            </w:r>
-            <w:r>
-              <w:t>В</w:t>
-            </w:r>
-            <w:r>
-              <w:rPr>
-                <w:lang w:val="en-US"/>
-              </w:rPr>
-              <w:t xml:space="preserve">:10 – </w:t>
-            </w:r>
-            <w:r>
-              <w:t>М10</w:t>
-            </w:r>
-            <w:r>
-              <w:rPr>
-                <w:lang w:val="en-US"/>
-              </w:rPr>
-              <w:t>.XB:9</w:t>
-            </w:r>
-          </w:p>
-        </w:tc>
-        <w:tc>
-          <w:tcPr>
-            <w:tcW w:w="2212" w:type="dxa"/>
-          </w:tcPr>
-          <w:p>
-            <w:pPr>
-              <w:pStyle w:val="af0"/>
-            </w:pPr>
-            <w:r>
-              <w:t>М10.К</w:t>
-            </w:r>
-            <w:r>
-              <w:rPr>
-                <w:lang w:val="en-US"/>
-              </w:rPr>
-              <w:t>6</w:t>
-            </w:r>
-          </w:p>
-        </w:tc>
-        <w:tc>
-          <w:tcPr>
-            <w:tcW w:w="4914" w:type="dxa"/>
-          </w:tcPr>
-          <w:p>
-            <w:pPr>
-              <w:pStyle w:val="af0"/>
-              <w:jc w:val="left"/>
-            </w:pPr>
-            <w:r>
-              <w:t>Резерв</w:t>
-            </w:r>
-          </w:p>
-        </w:tc>
-      </w:tr>
-      <w:tr>
-        <w:tc>
-          <w:tcPr>
-            <w:tcW w:w="2479" w:type="dxa"/>
-          </w:tcPr>
-          <w:p>
-            <w:pPr>
-              <w:pStyle w:val="af0"/>
-            </w:pPr>
-            <w:r>
-              <w:t>М10</w:t>
-            </w:r>
-            <w:r>
-              <w:rPr>
-                <w:lang w:val="en-US"/>
-              </w:rPr>
-              <w:t>.X</w:t>
-            </w:r>
-            <w:r>
-              <w:t>В</w:t>
-            </w:r>
-            <w:r>
-              <w:rPr>
-                <w:lang w:val="en-US"/>
-              </w:rPr>
-              <w:t xml:space="preserve">:13 – </w:t>
-            </w:r>
-            <w:r>
-              <w:t>М10</w:t>
-            </w:r>
-            <w:r>
-              <w:rPr>
-                <w:lang w:val="en-US"/>
-              </w:rPr>
-              <w:t>.XB:12</w:t>
-            </w:r>
-          </w:p>
-        </w:tc>
-        <w:tc>
-          <w:tcPr>
-            <w:tcW w:w="2212" w:type="dxa"/>
-          </w:tcPr>
-          <w:p>
-            <w:pPr>
-              <w:pStyle w:val="af0"/>
-            </w:pPr>
-            <w:r>
-              <w:t>М10.К</w:t>
-            </w:r>
-            <w:r>
-              <w:rPr>
-                <w:lang w:val="en-US"/>
-              </w:rPr>
-              <w:t>7</w:t>
-            </w:r>
-          </w:p>
-        </w:tc>
-        <w:tc>
-          <w:tcPr>
-            <w:tcW w:w="4914" w:type="dxa"/>
-          </w:tcPr>
-          <w:p>
-            <w:pPr>
-              <w:pStyle w:val="af0"/>
-              <w:jc w:val="left"/>
-            </w:pPr>
-            <w:r>
-              <w:t>Резерв</w:t>
-            </w:r>
-          </w:p>
-        </w:tc>
-      </w:tr>
-      <w:tr>
-        <w:tc>
-          <w:tcPr>
-            <w:tcW w:w="2479" w:type="dxa"/>
-          </w:tcPr>
-          <w:p>
-            <w:pPr>
-              <w:pStyle w:val="af0"/>
-            </w:pPr>
-            <w:r>
-              <w:t>М10</w:t>
-            </w:r>
-            <w:r>
-              <w:rPr>
-                <w:lang w:val="en-US"/>
-              </w:rPr>
-              <w:t>.X</w:t>
-            </w:r>
-            <w:r>
-              <w:t>В</w:t>
-            </w:r>
-            <w:r>
-              <w:rPr>
-                <w:lang w:val="en-US"/>
-              </w:rPr>
-              <w:t xml:space="preserve">:16 – </w:t>
-            </w:r>
-            <w:r>
-              <w:t>М10</w:t>
-            </w:r>
-            <w:r>
-              <w:rPr>
-                <w:lang w:val="en-US"/>
-              </w:rPr>
-              <w:t>.XB:15</w:t>
-            </w:r>
-          </w:p>
-        </w:tc>
-        <w:tc>
-          <w:tcPr>
-            <w:tcW w:w="2212" w:type="dxa"/>
-          </w:tcPr>
-          <w:p>
-            <w:pPr>
-              <w:pStyle w:val="af0"/>
-            </w:pPr>
-            <w:r>
-              <w:t>М10.К8</w:t>
-            </w:r>
-          </w:p>
-        </w:tc>
-        <w:tc>
-          <w:tcPr>
-            <w:tcW w:w="4914" w:type="dxa"/>
-          </w:tcPr>
-          <w:p>
-            <w:pPr>
-              <w:pStyle w:val="af0"/>
-              <w:jc w:val="left"/>
-            </w:pPr>
-            <w:r>
-              <w:t>Резерв</w:t>
-            </w:r>
-          </w:p>
-        </w:tc>
-      </w:tr>
-      <w:tr>
-        <w:tc>
-          <w:tcPr>
-            <w:tcW w:w="2479" w:type="dxa"/>
-          </w:tcPr>
-          <w:p>
-            <w:pPr>
-              <w:pStyle w:val="af0"/>
-            </w:pPr>
-            <w:r>
-              <w:t>М</w:t>
-            </w:r>
-            <w:r>
-              <w:rPr>
-                <w:lang w:val="en-US"/>
-              </w:rPr>
-              <w:t xml:space="preserve">1.XP:2 - </w:t>
-            </w:r>
-            <w:r>
-              <w:t>М</w:t>
-            </w:r>
-            <w:r>
-              <w:rPr>
-                <w:lang w:val="en-US"/>
-              </w:rPr>
-              <w:t>1.XP:1</w:t>
-            </w:r>
-          </w:p>
-        </w:tc>
-        <w:tc>
-          <w:tcPr>
-            <w:tcW w:w="2212" w:type="dxa"/>
-          </w:tcPr>
-          <w:p>
-            <w:pPr>
-              <w:pStyle w:val="af0"/>
-            </w:pPr>
-            <w:r>
-              <w:t>М1.К1</w:t>
-            </w:r>
-          </w:p>
-        </w:tc>
-        <w:tc>
-          <w:tcPr>
-            <w:tcW w:w="4914" w:type="dxa"/>
-          </w:tcPr>
-          <w:p>
-            <w:pPr>
-              <w:pStyle w:val="af0"/>
-              <w:jc w:val="left"/>
-            </w:pPr>
-            <w:r>
-              <w:t>ПС: Пуск</w:t>
             </w:r>
           </w:p>
         </w:tc>
@@ -20838,23 +20320,12 @@
     <w:p>
       <w:pPr>
         <w:pStyle w:val="a"/>
-        <w:rPr>
-          <w:highlight w:val="green"/>
-        </w:rPr>
       </w:pPr>
+      <w:bookmarkStart w:id="29" w:name="_Ref198639438"/>
       <w:r>
-        <w:rPr>
-          <w:highlight w:val="green"/>
-        </w:rPr>
-        <w:lastRenderedPageBreak/>
-        <w:t xml:space="preserve">Выходные реле устройства ЮНИТ-М300 для проверки ЛО </w:t>
+        <w:t>Выходные реле устройства ЮНИТ-М300 для проверки ЛО ПК</w:t>
       </w:r>
-      <w:r>
-        <w:rPr>
-          <w:highlight w:val="green"/>
-        </w:rPr>
-        <w:t>ПК</w:t>
-      </w:r>
+      <w:bookmarkEnd w:id="29"/>
     </w:p>
     <w:tbl>
       <w:tblPr>
@@ -21512,6 +20983,72 @@
               <w:jc w:val="left"/>
             </w:pPr>
             <w:r>
+              <w:t>ПС: Пуск</w:t>
+            </w:r>
+          </w:p>
+        </w:tc>
+      </w:tr>
+      <w:tr>
+        <w:tc>
+          <w:tcPr>
+            <w:tcW w:w="2479" w:type="dxa"/>
+          </w:tcPr>
+          <w:p>
+            <w:pPr>
+              <w:pStyle w:val="af0"/>
+            </w:pPr>
+            <w:r>
+              <w:t>М10.</w:t>
+            </w:r>
+            <w:r>
+              <w:rPr>
+                <w:lang w:val="en-US"/>
+              </w:rPr>
+              <w:t>X</w:t>
+            </w:r>
+            <w:r>
+              <w:t>В</w:t>
+            </w:r>
+            <w:r>
+              <w:rPr>
+                <w:lang w:val="en-US"/>
+              </w:rPr>
+              <w:t>:1</w:t>
+            </w:r>
+            <w:r>
+              <w:t xml:space="preserve"> – М10.</w:t>
+            </w:r>
+            <w:r>
+              <w:rPr>
+                <w:lang w:val="en-US"/>
+              </w:rPr>
+              <w:t>XB:2</w:t>
+            </w:r>
+          </w:p>
+        </w:tc>
+        <w:tc>
+          <w:tcPr>
+            <w:tcW w:w="2212" w:type="dxa"/>
+          </w:tcPr>
+          <w:p>
+            <w:pPr>
+              <w:pStyle w:val="af0"/>
+            </w:pPr>
+            <w:r>
+              <w:t>М10.К1</w:t>
+            </w:r>
+          </w:p>
+        </w:tc>
+        <w:tc>
+          <w:tcPr>
+            <w:tcW w:w="4914" w:type="dxa"/>
+          </w:tcPr>
+          <w:p>
+            <w:pPr>
+              <w:pStyle w:val="af0"/>
+              <w:jc w:val="left"/>
+            </w:pPr>
+            <w:r>
               <w:t>Резерв</w:t>
             </w:r>
           </w:p>
@@ -21536,13 +21073,224 @@
               <w:t>X</w:t>
             </w:r>
             <w:r>
+              <w:t>В:3 – М10.</w:t>
+            </w:r>
+            <w:r>
+              <w:rPr>
+                <w:lang w:val="en-US"/>
+              </w:rPr>
+              <w:t>XB</w:t>
+            </w:r>
+            <w:r>
+              <w:t>:4</w:t>
+            </w:r>
+          </w:p>
+        </w:tc>
+        <w:tc>
+          <w:tcPr>
+            <w:tcW w:w="2212" w:type="dxa"/>
+          </w:tcPr>
+          <w:p>
+            <w:pPr>
+              <w:pStyle w:val="af0"/>
+            </w:pPr>
+            <w:r>
+              <w:t>М10.К2</w:t>
+            </w:r>
+          </w:p>
+        </w:tc>
+        <w:tc>
+          <w:tcPr>
+            <w:tcW w:w="4914" w:type="dxa"/>
+          </w:tcPr>
+          <w:p>
+            <w:pPr>
+              <w:pStyle w:val="af0"/>
+              <w:jc w:val="left"/>
+            </w:pPr>
+            <w:r>
+              <w:t>Резерв</w:t>
+            </w:r>
+          </w:p>
+        </w:tc>
+      </w:tr>
+      <w:tr>
+        <w:tc>
+          <w:tcPr>
+            <w:tcW w:w="2479" w:type="dxa"/>
+          </w:tcPr>
+          <w:p>
+            <w:pPr>
+              <w:pStyle w:val="af0"/>
+            </w:pPr>
+            <w:r>
+              <w:t>М10.</w:t>
+            </w:r>
+            <w:r>
+              <w:rPr>
+                <w:lang w:val="en-US"/>
+              </w:rPr>
+              <w:t>X</w:t>
+            </w:r>
+            <w:r>
+              <w:t>В:</w:t>
+            </w:r>
+            <w:r>
+              <w:rPr>
+                <w:lang w:val="en-US"/>
+              </w:rPr>
+              <w:t>7</w:t>
+            </w:r>
+            <w:r>
+              <w:t xml:space="preserve"> – М10.</w:t>
+            </w:r>
+            <w:r>
+              <w:rPr>
+                <w:lang w:val="en-US"/>
+              </w:rPr>
+              <w:t>XB</w:t>
+            </w:r>
+            <w:r>
+              <w:t>:</w:t>
+            </w:r>
+            <w:r>
+              <w:rPr>
+                <w:lang w:val="en-US"/>
+              </w:rPr>
+              <w:t>5</w:t>
+            </w:r>
+          </w:p>
+        </w:tc>
+        <w:tc>
+          <w:tcPr>
+            <w:tcW w:w="2212" w:type="dxa"/>
+          </w:tcPr>
+          <w:p>
+            <w:pPr>
+              <w:pStyle w:val="af0"/>
+            </w:pPr>
+            <w:r>
+              <w:t>М10.К3</w:t>
+            </w:r>
+          </w:p>
+        </w:tc>
+        <w:tc>
+          <w:tcPr>
+            <w:tcW w:w="4914" w:type="dxa"/>
+          </w:tcPr>
+          <w:p>
+            <w:pPr>
+              <w:pStyle w:val="af0"/>
+              <w:jc w:val="left"/>
+            </w:pPr>
+            <w:r>
+              <w:t>Резерв</w:t>
+            </w:r>
+          </w:p>
+        </w:tc>
+      </w:tr>
+      <w:tr>
+        <w:tc>
+          <w:tcPr>
+            <w:tcW w:w="2479" w:type="dxa"/>
+          </w:tcPr>
+          <w:p>
+            <w:pPr>
+              <w:pStyle w:val="af0"/>
+            </w:pPr>
+            <w:r>
+              <w:lastRenderedPageBreak/>
+              <w:t>М10.</w:t>
+            </w:r>
+            <w:r>
+              <w:rPr>
+                <w:lang w:val="en-US"/>
+              </w:rPr>
+              <w:t>X</w:t>
+            </w:r>
+            <w:r>
+              <w:t>В:</w:t>
+            </w:r>
+            <w:r>
+              <w:rPr>
+                <w:lang w:val="en-US"/>
+              </w:rPr>
+              <w:t>7</w:t>
+            </w:r>
+            <w:r>
+              <w:t xml:space="preserve"> – М10.</w:t>
+            </w:r>
+            <w:r>
+              <w:rPr>
+                <w:lang w:val="en-US"/>
+              </w:rPr>
+              <w:t>XB</w:t>
+            </w:r>
+            <w:r>
+              <w:t>:</w:t>
+            </w:r>
+            <w:r>
+              <w:rPr>
+                <w:lang w:val="en-US"/>
+              </w:rPr>
+              <w:t>6</w:t>
+            </w:r>
+          </w:p>
+        </w:tc>
+        <w:tc>
+          <w:tcPr>
+            <w:tcW w:w="2212" w:type="dxa"/>
+          </w:tcPr>
+          <w:p>
+            <w:pPr>
+              <w:pStyle w:val="af0"/>
+            </w:pPr>
+            <w:r>
+              <w:t>М10.К4</w:t>
+            </w:r>
+          </w:p>
+        </w:tc>
+        <w:tc>
+          <w:tcPr>
+            <w:tcW w:w="4914" w:type="dxa"/>
+          </w:tcPr>
+          <w:p>
+            <w:pPr>
+              <w:pStyle w:val="af0"/>
+              <w:jc w:val="left"/>
+            </w:pPr>
+            <w:r>
+              <w:t>Резерв</w:t>
+            </w:r>
+          </w:p>
+        </w:tc>
+      </w:tr>
+      <w:tr>
+        <w:tc>
+          <w:tcPr>
+            <w:tcW w:w="2479" w:type="dxa"/>
+          </w:tcPr>
+          <w:p>
+            <w:pPr>
+              <w:pStyle w:val="af0"/>
+            </w:pPr>
+            <w:r>
+              <w:t>М10.</w:t>
+            </w:r>
+            <w:r>
+              <w:rPr>
+                <w:lang w:val="en-US"/>
+              </w:rPr>
+              <w:t>X</w:t>
+            </w:r>
+            <w:r>
               <w:t>В</w:t>
             </w:r>
             <w:r>
               <w:rPr>
                 <w:lang w:val="en-US"/>
               </w:rPr>
-              <w:t>:1</w:t>
+              <w:t>:10</w:t>
             </w:r>
             <w:r>
               <w:t xml:space="preserve"> – М10.</w:t>
@@ -21551,7 +21299,7 @@
               <w:rPr>
                 <w:lang w:val="en-US"/>
               </w:rPr>
-              <w:t>XB:2</w:t>
+              <w:t>XB:8</w:t>
             </w:r>
           </w:p>
         </w:tc>
@@ -21564,7 +21312,7 @@
               <w:pStyle w:val="af0"/>
             </w:pPr>
             <w:r>
-              <w:t>М10.К1</w:t>
+              <w:t>М10.К5</w:t>
             </w:r>
           </w:p>
         </w:tc>
@@ -21593,25 +21341,31 @@
               <w:pStyle w:val="af0"/>
             </w:pPr>
             <w:r>
-              <w:t>М10.</w:t>
-            </w:r>
-            <w:r>
-              <w:rPr>
-                <w:lang w:val="en-US"/>
-              </w:rPr>
-              <w:t>X</w:t>
-            </w:r>
-            <w:r>
-              <w:t>В:3 – М10.</w:t>
-            </w:r>
-            <w:r>
-              <w:rPr>
-                <w:lang w:val="en-US"/>
-              </w:rPr>
-              <w:t>XB</w:t>
-            </w:r>
-            <w:r>
-              <w:t>:4</w:t>
+              <w:t>М10</w:t>
+            </w:r>
+            <w:r>
+              <w:rPr>
+                <w:lang w:val="en-US"/>
+              </w:rPr>
+              <w:t>.X</w:t>
+            </w:r>
+            <w:r>
+              <w:t>В</w:t>
+            </w:r>
+            <w:r>
+              <w:rPr>
+                <w:lang w:val="en-US"/>
+              </w:rPr>
+              <w:t xml:space="preserve">:10 – </w:t>
+            </w:r>
+            <w:r>
+              <w:t>М10</w:t>
+            </w:r>
+            <w:r>
+              <w:rPr>
+                <w:lang w:val="en-US"/>
+              </w:rPr>
+              <w:t>.XB:9</w:t>
             </w:r>
           </w:p>
         </w:tc>
@@ -21624,7 +21378,13 @@
               <w:pStyle w:val="af0"/>
             </w:pPr>
             <w:r>
-              <w:t>М10.К2</w:t>
+              <w:t>М10.К</w:t>
+            </w:r>
+            <w:r>
+              <w:rPr>
+                <w:lang w:val="en-US"/>
+              </w:rPr>
+              <w:t>6</w:t>
             </w:r>
           </w:p>
         </w:tc>
@@ -21653,16 +21413,44 @@
               <w:pStyle w:val="af0"/>
             </w:pPr>
             <w:r>
-              <w:t>М10.</w:t>
-            </w:r>
-            <w:r>
-              <w:rPr>
-                <w:lang w:val="en-US"/>
-              </w:rPr>
-              <w:t>X</w:t>
-            </w:r>
-            <w:r>
-              <w:t>В:</w:t>
+              <w:t>М10</w:t>
+            </w:r>
+            <w:r>
+              <w:rPr>
+                <w:lang w:val="en-US"/>
+              </w:rPr>
+              <w:t>.X</w:t>
+            </w:r>
+            <w:r>
+              <w:t>В</w:t>
+            </w:r>
+            <w:r>
+              <w:rPr>
+                <w:lang w:val="en-US"/>
+              </w:rPr>
+              <w:t xml:space="preserve">:13 – </w:t>
+            </w:r>
+            <w:r>
+              <w:t>М10</w:t>
+            </w:r>
+            <w:r>
+              <w:rPr>
+                <w:lang w:val="en-US"/>
+              </w:rPr>
+              <w:t>.XB:12</w:t>
+            </w:r>
+          </w:p>
+        </w:tc>
+        <w:tc>
+          <w:tcPr>
+            <w:tcW w:w="2212" w:type="dxa"/>
+          </w:tcPr>
+          <w:p>
+            <w:pPr>
+              <w:pStyle w:val="af0"/>
+            </w:pPr>
+            <w:r>
+              <w:t>М10.К</w:t>
             </w:r>
             <w:r>
               <w:rPr>
@@ -21670,23 +21458,58 @@
               </w:rPr>
               <w:t>7</w:t>
             </w:r>
-            <w:r>
-              <w:t xml:space="preserve"> – М10.</w:t>
-            </w:r>
-            <w:r>
-              <w:rPr>
-                <w:lang w:val="en-US"/>
-              </w:rPr>
-              <w:t>XB</w:t>
-            </w:r>
-            <w:r>
-              <w:t>:</w:t>
-            </w:r>
-            <w:r>
-              <w:rPr>
-                <w:lang w:val="en-US"/>
-              </w:rPr>
-              <w:t>5</w:t>
+          </w:p>
+        </w:tc>
+        <w:tc>
+          <w:tcPr>
+            <w:tcW w:w="4914" w:type="dxa"/>
+          </w:tcPr>
+          <w:p>
+            <w:pPr>
+              <w:pStyle w:val="af0"/>
+              <w:jc w:val="left"/>
+            </w:pPr>
+            <w:r>
+              <w:t>Резерв</w:t>
+            </w:r>
+          </w:p>
+        </w:tc>
+      </w:tr>
+      <w:tr>
+        <w:tc>
+          <w:tcPr>
+            <w:tcW w:w="2479" w:type="dxa"/>
+          </w:tcPr>
+          <w:p>
+            <w:pPr>
+              <w:pStyle w:val="af0"/>
+            </w:pPr>
+            <w:r>
+              <w:t>М10</w:t>
+            </w:r>
+            <w:r>
+              <w:rPr>
+                <w:lang w:val="en-US"/>
+              </w:rPr>
+              <w:t>.X</w:t>
+            </w:r>
+            <w:r>
+              <w:t>В</w:t>
+            </w:r>
+            <w:r>
+              <w:rPr>
+                <w:lang w:val="en-US"/>
+              </w:rPr>
+              <w:t xml:space="preserve">:16 – </w:t>
+            </w:r>
+            <w:r>
+              <w:t>М10</w:t>
+            </w:r>
+            <w:r>
+              <w:rPr>
+                <w:lang w:val="en-US"/>
+              </w:rPr>
+              <w:t>.XB:15</w:t>
             </w:r>
           </w:p>
         </w:tc>
@@ -21699,7 +21522,7 @@
               <w:pStyle w:val="af0"/>
             </w:pPr>
             <w:r>
-              <w:t>М10.К3</w:t>
+              <w:t>М10.К8</w:t>
             </w:r>
           </w:p>
         </w:tc>
@@ -21714,414 +21537,6 @@
             </w:pPr>
             <w:r>
               <w:t>Резерв</w:t>
-            </w:r>
-          </w:p>
-        </w:tc>
-      </w:tr>
-      <w:tr>
-        <w:tc>
-          <w:tcPr>
-            <w:tcW w:w="2479" w:type="dxa"/>
-          </w:tcPr>
-          <w:p>
-            <w:pPr>
-              <w:pStyle w:val="af0"/>
-            </w:pPr>
-            <w:r>
-              <w:t>М10.</w:t>
-            </w:r>
-            <w:r>
-              <w:rPr>
-                <w:lang w:val="en-US"/>
-              </w:rPr>
-              <w:t>X</w:t>
-            </w:r>
-            <w:r>
-              <w:t>В:</w:t>
-            </w:r>
-            <w:r>
-              <w:rPr>
-                <w:lang w:val="en-US"/>
-              </w:rPr>
-              <w:t>7</w:t>
-            </w:r>
-            <w:r>
-              <w:t xml:space="preserve"> – М10.</w:t>
-            </w:r>
-            <w:r>
-              <w:rPr>
-                <w:lang w:val="en-US"/>
-              </w:rPr>
-              <w:t>XB</w:t>
-            </w:r>
-            <w:r>
-              <w:t>:</w:t>
-            </w:r>
-            <w:r>
-              <w:rPr>
-                <w:lang w:val="en-US"/>
-              </w:rPr>
-              <w:t>6</w:t>
-            </w:r>
-          </w:p>
-        </w:tc>
-        <w:tc>
-          <w:tcPr>
-            <w:tcW w:w="2212" w:type="dxa"/>
-          </w:tcPr>
-          <w:p>
-            <w:pPr>
-              <w:pStyle w:val="af0"/>
-            </w:pPr>
-            <w:r>
-              <w:t>М10.К4</w:t>
-            </w:r>
-          </w:p>
-        </w:tc>
-        <w:tc>
-          <w:tcPr>
-            <w:tcW w:w="4914" w:type="dxa"/>
-          </w:tcPr>
-          <w:p>
-            <w:pPr>
-              <w:pStyle w:val="af0"/>
-              <w:jc w:val="left"/>
-            </w:pPr>
-            <w:r>
-              <w:t>Резерв</w:t>
-            </w:r>
-          </w:p>
-        </w:tc>
-      </w:tr>
-      <w:tr>
-        <w:tc>
-          <w:tcPr>
-            <w:tcW w:w="2479" w:type="dxa"/>
-          </w:tcPr>
-          <w:p>
-            <w:pPr>
-              <w:pStyle w:val="af0"/>
-            </w:pPr>
-            <w:r>
-              <w:t>М10.</w:t>
-            </w:r>
-            <w:r>
-              <w:rPr>
-                <w:lang w:val="en-US"/>
-              </w:rPr>
-              <w:t>X</w:t>
-            </w:r>
-            <w:r>
-              <w:t>В</w:t>
-            </w:r>
-            <w:r>
-              <w:rPr>
-                <w:lang w:val="en-US"/>
-              </w:rPr>
-              <w:t>:10</w:t>
-            </w:r>
-            <w:r>
-              <w:t xml:space="preserve"> – М10.</w:t>
-            </w:r>
-            <w:r>
-              <w:rPr>
-                <w:lang w:val="en-US"/>
-              </w:rPr>
-              <w:t>XB:8</w:t>
-            </w:r>
-          </w:p>
-        </w:tc>
-        <w:tc>
-          <w:tcPr>
-            <w:tcW w:w="2212" w:type="dxa"/>
-          </w:tcPr>
-          <w:p>
-            <w:pPr>
-              <w:pStyle w:val="af0"/>
-            </w:pPr>
-            <w:r>
-              <w:t>М10.К5</w:t>
-            </w:r>
-          </w:p>
-        </w:tc>
-        <w:tc>
-          <w:tcPr>
-            <w:tcW w:w="4914" w:type="dxa"/>
-          </w:tcPr>
-          <w:p>
-            <w:pPr>
-              <w:pStyle w:val="af0"/>
-              <w:jc w:val="left"/>
-            </w:pPr>
-            <w:r>
-              <w:t>Резерв</w:t>
-            </w:r>
-          </w:p>
-        </w:tc>
-      </w:tr>
-      <w:tr>
-        <w:tc>
-          <w:tcPr>
-            <w:tcW w:w="2479" w:type="dxa"/>
-          </w:tcPr>
-          <w:p>
-            <w:pPr>
-              <w:pStyle w:val="af0"/>
-            </w:pPr>
-            <w:r>
-              <w:t>М10</w:t>
-            </w:r>
-            <w:r>
-              <w:rPr>
-                <w:lang w:val="en-US"/>
-              </w:rPr>
-              <w:t>.X</w:t>
-            </w:r>
-            <w:r>
-              <w:t>В</w:t>
-            </w:r>
-            <w:r>
-              <w:rPr>
-                <w:lang w:val="en-US"/>
-              </w:rPr>
-              <w:t xml:space="preserve">:10 – </w:t>
-            </w:r>
-            <w:r>
-              <w:t>М10</w:t>
-            </w:r>
-            <w:r>
-              <w:rPr>
-                <w:lang w:val="en-US"/>
-              </w:rPr>
-              <w:t>.XB:9</w:t>
-            </w:r>
-          </w:p>
-        </w:tc>
-        <w:tc>
-          <w:tcPr>
-            <w:tcW w:w="2212" w:type="dxa"/>
-          </w:tcPr>
-          <w:p>
-            <w:pPr>
-              <w:pStyle w:val="af0"/>
-            </w:pPr>
-            <w:r>
-              <w:t>М10.К</w:t>
-            </w:r>
-            <w:r>
-              <w:rPr>
-                <w:lang w:val="en-US"/>
-              </w:rPr>
-              <w:t>6</w:t>
-            </w:r>
-          </w:p>
-        </w:tc>
-        <w:tc>
-          <w:tcPr>
-            <w:tcW w:w="4914" w:type="dxa"/>
-          </w:tcPr>
-          <w:p>
-            <w:pPr>
-              <w:pStyle w:val="af0"/>
-              <w:jc w:val="left"/>
-            </w:pPr>
-            <w:r>
-              <w:t>Резерв</w:t>
-            </w:r>
-          </w:p>
-        </w:tc>
-      </w:tr>
-      <w:tr>
-        <w:tc>
-          <w:tcPr>
-            <w:tcW w:w="2479" w:type="dxa"/>
-          </w:tcPr>
-          <w:p>
-            <w:pPr>
-              <w:pStyle w:val="af0"/>
-            </w:pPr>
-            <w:r>
-              <w:t>М10</w:t>
-            </w:r>
-            <w:r>
-              <w:rPr>
-                <w:lang w:val="en-US"/>
-              </w:rPr>
-              <w:t>.X</w:t>
-            </w:r>
-            <w:r>
-              <w:t>В</w:t>
-            </w:r>
-            <w:r>
-              <w:rPr>
-                <w:lang w:val="en-US"/>
-              </w:rPr>
-              <w:t xml:space="preserve">:13 – </w:t>
-            </w:r>
-            <w:r>
-              <w:t>М10</w:t>
-            </w:r>
-            <w:r>
-              <w:rPr>
-                <w:lang w:val="en-US"/>
-              </w:rPr>
-              <w:t>.XB:12</w:t>
-            </w:r>
-          </w:p>
-        </w:tc>
-        <w:tc>
-          <w:tcPr>
-            <w:tcW w:w="2212" w:type="dxa"/>
-          </w:tcPr>
-          <w:p>
-            <w:pPr>
-              <w:pStyle w:val="af0"/>
-            </w:pPr>
-            <w:r>
-              <w:t>М10.К</w:t>
-            </w:r>
-            <w:r>
-              <w:rPr>
-                <w:lang w:val="en-US"/>
-              </w:rPr>
-              <w:t>7</w:t>
-            </w:r>
-          </w:p>
-        </w:tc>
-        <w:tc>
-          <w:tcPr>
-            <w:tcW w:w="4914" w:type="dxa"/>
-          </w:tcPr>
-          <w:p>
-            <w:pPr>
-              <w:pStyle w:val="af0"/>
-              <w:jc w:val="left"/>
-            </w:pPr>
-            <w:r>
-              <w:t>Резерв</w:t>
-            </w:r>
-          </w:p>
-        </w:tc>
-      </w:tr>
-      <w:tr>
-        <w:tc>
-          <w:tcPr>
-            <w:tcW w:w="2479" w:type="dxa"/>
-          </w:tcPr>
-          <w:p>
-            <w:pPr>
-              <w:pStyle w:val="af0"/>
-            </w:pPr>
-            <w:r>
-              <w:t>М10</w:t>
-            </w:r>
-            <w:r>
-              <w:rPr>
-                <w:lang w:val="en-US"/>
-              </w:rPr>
-              <w:t>.X</w:t>
-            </w:r>
-            <w:r>
-              <w:t>В</w:t>
-            </w:r>
-            <w:r>
-              <w:rPr>
-                <w:lang w:val="en-US"/>
-              </w:rPr>
-              <w:t xml:space="preserve">:16 – </w:t>
-            </w:r>
-            <w:r>
-              <w:t>М10</w:t>
-            </w:r>
-            <w:r>
-              <w:rPr>
-                <w:lang w:val="en-US"/>
-              </w:rPr>
-              <w:t>.XB:15</w:t>
-            </w:r>
-          </w:p>
-        </w:tc>
-        <w:tc>
-          <w:tcPr>
-            <w:tcW w:w="2212" w:type="dxa"/>
-          </w:tcPr>
-          <w:p>
-            <w:pPr>
-              <w:pStyle w:val="af0"/>
-            </w:pPr>
-            <w:r>
-              <w:t>М10.К8</w:t>
-            </w:r>
-          </w:p>
-        </w:tc>
-        <w:tc>
-          <w:tcPr>
-            <w:tcW w:w="4914" w:type="dxa"/>
-          </w:tcPr>
-          <w:p>
-            <w:pPr>
-              <w:pStyle w:val="af0"/>
-              <w:jc w:val="left"/>
-            </w:pPr>
-            <w:r>
-              <w:t>Резерв</w:t>
-            </w:r>
-          </w:p>
-        </w:tc>
-      </w:tr>
-      <w:tr>
-        <w:tc>
-          <w:tcPr>
-            <w:tcW w:w="2479" w:type="dxa"/>
-          </w:tcPr>
-          <w:p>
-            <w:pPr>
-              <w:pStyle w:val="af0"/>
-            </w:pPr>
-            <w:r>
-              <w:t>М</w:t>
-            </w:r>
-            <w:r>
-              <w:rPr>
-                <w:lang w:val="en-US"/>
-              </w:rPr>
-              <w:t xml:space="preserve">1.XP:2 - </w:t>
-            </w:r>
-            <w:r>
-              <w:t>М</w:t>
-            </w:r>
-            <w:r>
-              <w:rPr>
-                <w:lang w:val="en-US"/>
-              </w:rPr>
-              <w:t>1.XP:1</w:t>
-            </w:r>
-          </w:p>
-        </w:tc>
-        <w:tc>
-          <w:tcPr>
-            <w:tcW w:w="2212" w:type="dxa"/>
-          </w:tcPr>
-          <w:p>
-            <w:pPr>
-              <w:pStyle w:val="af0"/>
-            </w:pPr>
-            <w:r>
-              <w:t>М1.К1</w:t>
-            </w:r>
-          </w:p>
-        </w:tc>
-        <w:tc>
-          <w:tcPr>
-            <w:tcW w:w="4914" w:type="dxa"/>
-          </w:tcPr>
-          <w:p>
-            <w:pPr>
-              <w:pStyle w:val="af0"/>
-              <w:jc w:val="left"/>
-            </w:pPr>
-            <w:r>
-              <w:t>ПС: Пуск</w:t>
             </w:r>
           </w:p>
         </w:tc>
@@ -22130,22 +21545,12 @@
     <w:p>
       <w:pPr>
         <w:pStyle w:val="a"/>
-        <w:rPr>
-          <w:highlight w:val="green"/>
-        </w:rPr>
       </w:pPr>
+      <w:bookmarkStart w:id="30" w:name="_Ref198639452"/>
       <w:r>
-        <w:rPr>
-          <w:highlight w:val="green"/>
-        </w:rPr>
-        <w:t xml:space="preserve">Выходные реле устройства ЮНИТ-М300 для проверки ЛО </w:t>
+        <w:t>Выходные реле устройства ЮНИТ-М300 для проверки ЛО ОК</w:t>
       </w:r>
-      <w:r>
-        <w:rPr>
-          <w:highlight w:val="green"/>
-        </w:rPr>
-        <w:t>ОК</w:t>
-      </w:r>
+      <w:bookmarkEnd w:id="30"/>
     </w:p>
     <w:tbl>
       <w:tblPr>
@@ -22827,6 +22232,72 @@
               <w:jc w:val="left"/>
             </w:pPr>
             <w:r>
+              <w:t>ПС: Пуск</w:t>
+            </w:r>
+          </w:p>
+        </w:tc>
+      </w:tr>
+      <w:tr>
+        <w:tc>
+          <w:tcPr>
+            <w:tcW w:w="2479" w:type="dxa"/>
+          </w:tcPr>
+          <w:p>
+            <w:pPr>
+              <w:pStyle w:val="af0"/>
+            </w:pPr>
+            <w:r>
+              <w:t>М10.</w:t>
+            </w:r>
+            <w:r>
+              <w:rPr>
+                <w:lang w:val="en-US"/>
+              </w:rPr>
+              <w:t>X</w:t>
+            </w:r>
+            <w:r>
+              <w:t>В</w:t>
+            </w:r>
+            <w:r>
+              <w:rPr>
+                <w:lang w:val="en-US"/>
+              </w:rPr>
+              <w:t>:1</w:t>
+            </w:r>
+            <w:r>
+              <w:t xml:space="preserve"> – М10.</w:t>
+            </w:r>
+            <w:r>
+              <w:rPr>
+                <w:lang w:val="en-US"/>
+              </w:rPr>
+              <w:t>XB:2</w:t>
+            </w:r>
+          </w:p>
+        </w:tc>
+        <w:tc>
+          <w:tcPr>
+            <w:tcW w:w="2212" w:type="dxa"/>
+          </w:tcPr>
+          <w:p>
+            <w:pPr>
+              <w:pStyle w:val="af0"/>
+            </w:pPr>
+            <w:r>
+              <w:t>М10.К1</w:t>
+            </w:r>
+          </w:p>
+        </w:tc>
+        <w:tc>
+          <w:tcPr>
+            <w:tcW w:w="4914" w:type="dxa"/>
+          </w:tcPr>
+          <w:p>
+            <w:pPr>
+              <w:pStyle w:val="af0"/>
+              <w:jc w:val="left"/>
+            </w:pPr>
+            <w:r>
               <w:t>Резерв</w:t>
             </w:r>
           </w:p>
@@ -22851,13 +22322,223 @@
               <w:t>X</w:t>
             </w:r>
             <w:r>
+              <w:t>В:3 – М10.</w:t>
+            </w:r>
+            <w:r>
+              <w:rPr>
+                <w:lang w:val="en-US"/>
+              </w:rPr>
+              <w:t>XB</w:t>
+            </w:r>
+            <w:r>
+              <w:t>:4</w:t>
+            </w:r>
+          </w:p>
+        </w:tc>
+        <w:tc>
+          <w:tcPr>
+            <w:tcW w:w="2212" w:type="dxa"/>
+          </w:tcPr>
+          <w:p>
+            <w:pPr>
+              <w:pStyle w:val="af0"/>
+            </w:pPr>
+            <w:r>
+              <w:t>М10.К2</w:t>
+            </w:r>
+          </w:p>
+        </w:tc>
+        <w:tc>
+          <w:tcPr>
+            <w:tcW w:w="4914" w:type="dxa"/>
+          </w:tcPr>
+          <w:p>
+            <w:pPr>
+              <w:pStyle w:val="af0"/>
+              <w:jc w:val="left"/>
+            </w:pPr>
+            <w:r>
+              <w:t>Резерв</w:t>
+            </w:r>
+          </w:p>
+        </w:tc>
+      </w:tr>
+      <w:tr>
+        <w:tc>
+          <w:tcPr>
+            <w:tcW w:w="2479" w:type="dxa"/>
+          </w:tcPr>
+          <w:p>
+            <w:pPr>
+              <w:pStyle w:val="af0"/>
+            </w:pPr>
+            <w:r>
+              <w:t>М10.</w:t>
+            </w:r>
+            <w:r>
+              <w:rPr>
+                <w:lang w:val="en-US"/>
+              </w:rPr>
+              <w:t>X</w:t>
+            </w:r>
+            <w:r>
+              <w:t>В:</w:t>
+            </w:r>
+            <w:r>
+              <w:rPr>
+                <w:lang w:val="en-US"/>
+              </w:rPr>
+              <w:t>7</w:t>
+            </w:r>
+            <w:r>
+              <w:t xml:space="preserve"> – М10.</w:t>
+            </w:r>
+            <w:r>
+              <w:rPr>
+                <w:lang w:val="en-US"/>
+              </w:rPr>
+              <w:t>XB</w:t>
+            </w:r>
+            <w:r>
+              <w:t>:</w:t>
+            </w:r>
+            <w:r>
+              <w:rPr>
+                <w:lang w:val="en-US"/>
+              </w:rPr>
+              <w:t>5</w:t>
+            </w:r>
+          </w:p>
+        </w:tc>
+        <w:tc>
+          <w:tcPr>
+            <w:tcW w:w="2212" w:type="dxa"/>
+          </w:tcPr>
+          <w:p>
+            <w:pPr>
+              <w:pStyle w:val="af0"/>
+            </w:pPr>
+            <w:r>
+              <w:t>М10.К3</w:t>
+            </w:r>
+          </w:p>
+        </w:tc>
+        <w:tc>
+          <w:tcPr>
+            <w:tcW w:w="4914" w:type="dxa"/>
+          </w:tcPr>
+          <w:p>
+            <w:pPr>
+              <w:pStyle w:val="af0"/>
+              <w:jc w:val="left"/>
+            </w:pPr>
+            <w:r>
+              <w:t>Резерв</w:t>
+            </w:r>
+          </w:p>
+        </w:tc>
+      </w:tr>
+      <w:tr>
+        <w:tc>
+          <w:tcPr>
+            <w:tcW w:w="2479" w:type="dxa"/>
+          </w:tcPr>
+          <w:p>
+            <w:pPr>
+              <w:pStyle w:val="af0"/>
+            </w:pPr>
+            <w:r>
+              <w:t>М10.</w:t>
+            </w:r>
+            <w:r>
+              <w:rPr>
+                <w:lang w:val="en-US"/>
+              </w:rPr>
+              <w:t>X</w:t>
+            </w:r>
+            <w:r>
+              <w:t>В:</w:t>
+            </w:r>
+            <w:r>
+              <w:rPr>
+                <w:lang w:val="en-US"/>
+              </w:rPr>
+              <w:t>7</w:t>
+            </w:r>
+            <w:r>
+              <w:t xml:space="preserve"> – М10.</w:t>
+            </w:r>
+            <w:r>
+              <w:rPr>
+                <w:lang w:val="en-US"/>
+              </w:rPr>
+              <w:t>XB</w:t>
+            </w:r>
+            <w:r>
+              <w:t>:</w:t>
+            </w:r>
+            <w:r>
+              <w:rPr>
+                <w:lang w:val="en-US"/>
+              </w:rPr>
+              <w:t>6</w:t>
+            </w:r>
+          </w:p>
+        </w:tc>
+        <w:tc>
+          <w:tcPr>
+            <w:tcW w:w="2212" w:type="dxa"/>
+          </w:tcPr>
+          <w:p>
+            <w:pPr>
+              <w:pStyle w:val="af0"/>
+            </w:pPr>
+            <w:r>
+              <w:t>М10.К4</w:t>
+            </w:r>
+          </w:p>
+        </w:tc>
+        <w:tc>
+          <w:tcPr>
+            <w:tcW w:w="4914" w:type="dxa"/>
+          </w:tcPr>
+          <w:p>
+            <w:pPr>
+              <w:pStyle w:val="af0"/>
+              <w:jc w:val="left"/>
+            </w:pPr>
+            <w:r>
+              <w:t>Резерв</w:t>
+            </w:r>
+          </w:p>
+        </w:tc>
+      </w:tr>
+      <w:tr>
+        <w:tc>
+          <w:tcPr>
+            <w:tcW w:w="2479" w:type="dxa"/>
+          </w:tcPr>
+          <w:p>
+            <w:pPr>
+              <w:pStyle w:val="af0"/>
+            </w:pPr>
+            <w:r>
+              <w:t>М10.</w:t>
+            </w:r>
+            <w:r>
+              <w:rPr>
+                <w:lang w:val="en-US"/>
+              </w:rPr>
+              <w:t>X</w:t>
+            </w:r>
+            <w:r>
               <w:t>В</w:t>
             </w:r>
             <w:r>
               <w:rPr>
                 <w:lang w:val="en-US"/>
               </w:rPr>
-              <w:t>:1</w:t>
+              <w:t>:10</w:t>
             </w:r>
             <w:r>
               <w:t xml:space="preserve"> – М10.</w:t>
@@ -22866,7 +22547,7 @@
               <w:rPr>
                 <w:lang w:val="en-US"/>
               </w:rPr>
-              <w:t>XB:2</w:t>
+              <w:t>XB:8</w:t>
             </w:r>
           </w:p>
         </w:tc>
@@ -22879,7 +22560,7 @@
               <w:pStyle w:val="af0"/>
             </w:pPr>
             <w:r>
-              <w:t>М10.К1</w:t>
+              <w:t>М10.К5</w:t>
             </w:r>
           </w:p>
         </w:tc>
@@ -22908,25 +22589,31 @@
               <w:pStyle w:val="af0"/>
             </w:pPr>
             <w:r>
-              <w:t>М10.</w:t>
-            </w:r>
-            <w:r>
-              <w:rPr>
-                <w:lang w:val="en-US"/>
-              </w:rPr>
-              <w:t>X</w:t>
-            </w:r>
-            <w:r>
-              <w:t>В:3 – М10.</w:t>
-            </w:r>
-            <w:r>
-              <w:rPr>
-                <w:lang w:val="en-US"/>
-              </w:rPr>
-              <w:t>XB</w:t>
-            </w:r>
-            <w:r>
-              <w:t>:4</w:t>
+              <w:t>М10</w:t>
+            </w:r>
+            <w:r>
+              <w:rPr>
+                <w:lang w:val="en-US"/>
+              </w:rPr>
+              <w:t>.X</w:t>
+            </w:r>
+            <w:r>
+              <w:t>В</w:t>
+            </w:r>
+            <w:r>
+              <w:rPr>
+                <w:lang w:val="en-US"/>
+              </w:rPr>
+              <w:t xml:space="preserve">:10 – </w:t>
+            </w:r>
+            <w:r>
+              <w:t>М10</w:t>
+            </w:r>
+            <w:r>
+              <w:rPr>
+                <w:lang w:val="en-US"/>
+              </w:rPr>
+              <w:t>.XB:9</w:t>
             </w:r>
           </w:p>
         </w:tc>
@@ -22939,7 +22626,13 @@
               <w:pStyle w:val="af0"/>
             </w:pPr>
             <w:r>
-              <w:t>М10.К2</w:t>
+              <w:t>М10.К</w:t>
+            </w:r>
+            <w:r>
+              <w:rPr>
+                <w:lang w:val="en-US"/>
+              </w:rPr>
+              <w:t>6</w:t>
             </w:r>
           </w:p>
         </w:tc>
@@ -22968,16 +22661,44 @@
               <w:pStyle w:val="af0"/>
             </w:pPr>
             <w:r>
-              <w:t>М10.</w:t>
-            </w:r>
-            <w:r>
-              <w:rPr>
-                <w:lang w:val="en-US"/>
-              </w:rPr>
-              <w:t>X</w:t>
-            </w:r>
-            <w:r>
-              <w:t>В:</w:t>
+              <w:t>М10</w:t>
+            </w:r>
+            <w:r>
+              <w:rPr>
+                <w:lang w:val="en-US"/>
+              </w:rPr>
+              <w:t>.X</w:t>
+            </w:r>
+            <w:r>
+              <w:t>В</w:t>
+            </w:r>
+            <w:r>
+              <w:rPr>
+                <w:lang w:val="en-US"/>
+              </w:rPr>
+              <w:t xml:space="preserve">:13 – </w:t>
+            </w:r>
+            <w:r>
+              <w:t>М10</w:t>
+            </w:r>
+            <w:r>
+              <w:rPr>
+                <w:lang w:val="en-US"/>
+              </w:rPr>
+              <w:t>.XB:12</w:t>
+            </w:r>
+          </w:p>
+        </w:tc>
+        <w:tc>
+          <w:tcPr>
+            <w:tcW w:w="2212" w:type="dxa"/>
+          </w:tcPr>
+          <w:p>
+            <w:pPr>
+              <w:pStyle w:val="af0"/>
+            </w:pPr>
+            <w:r>
+              <w:t>М10.К</w:t>
             </w:r>
             <w:r>
               <w:rPr>
@@ -22985,23 +22706,58 @@
               </w:rPr>
               <w:t>7</w:t>
             </w:r>
-            <w:r>
-              <w:t xml:space="preserve"> – М10.</w:t>
-            </w:r>
-            <w:r>
-              <w:rPr>
-                <w:lang w:val="en-US"/>
-              </w:rPr>
-              <w:t>XB</w:t>
-            </w:r>
-            <w:r>
-              <w:t>:</w:t>
-            </w:r>
-            <w:r>
-              <w:rPr>
-                <w:lang w:val="en-US"/>
-              </w:rPr>
-              <w:t>5</w:t>
+          </w:p>
+        </w:tc>
+        <w:tc>
+          <w:tcPr>
+            <w:tcW w:w="4914" w:type="dxa"/>
+          </w:tcPr>
+          <w:p>
+            <w:pPr>
+              <w:pStyle w:val="af0"/>
+              <w:jc w:val="left"/>
+            </w:pPr>
+            <w:r>
+              <w:t>Резерв</w:t>
+            </w:r>
+          </w:p>
+        </w:tc>
+      </w:tr>
+      <w:tr>
+        <w:tc>
+          <w:tcPr>
+            <w:tcW w:w="2479" w:type="dxa"/>
+          </w:tcPr>
+          <w:p>
+            <w:pPr>
+              <w:pStyle w:val="af0"/>
+            </w:pPr>
+            <w:r>
+              <w:t>М10</w:t>
+            </w:r>
+            <w:r>
+              <w:rPr>
+                <w:lang w:val="en-US"/>
+              </w:rPr>
+              <w:t>.X</w:t>
+            </w:r>
+            <w:r>
+              <w:t>В</w:t>
+            </w:r>
+            <w:r>
+              <w:rPr>
+                <w:lang w:val="en-US"/>
+              </w:rPr>
+              <w:t xml:space="preserve">:16 – </w:t>
+            </w:r>
+            <w:r>
+              <w:t>М10</w:t>
+            </w:r>
+            <w:r>
+              <w:rPr>
+                <w:lang w:val="en-US"/>
+              </w:rPr>
+              <w:t>.XB:15</w:t>
             </w:r>
           </w:p>
         </w:tc>
@@ -23014,7 +22770,7 @@
               <w:pStyle w:val="af0"/>
             </w:pPr>
             <w:r>
-              <w:t>М10.К3</w:t>
+              <w:t>М10.К8</w:t>
             </w:r>
           </w:p>
         </w:tc>
@@ -23029,414 +22785,6 @@
             </w:pPr>
             <w:r>
               <w:t>Резерв</w:t>
-            </w:r>
-          </w:p>
-        </w:tc>
-      </w:tr>
-      <w:tr>
-        <w:tc>
-          <w:tcPr>
-            <w:tcW w:w="2479" w:type="dxa"/>
-          </w:tcPr>
-          <w:p>
-            <w:pPr>
-              <w:pStyle w:val="af0"/>
-            </w:pPr>
-            <w:r>
-              <w:t>М10.</w:t>
-            </w:r>
-            <w:r>
-              <w:rPr>
-                <w:lang w:val="en-US"/>
-              </w:rPr>
-              <w:t>X</w:t>
-            </w:r>
-            <w:r>
-              <w:t>В:</w:t>
-            </w:r>
-            <w:r>
-              <w:rPr>
-                <w:lang w:val="en-US"/>
-              </w:rPr>
-              <w:t>7</w:t>
-            </w:r>
-            <w:r>
-              <w:t xml:space="preserve"> – М10.</w:t>
-            </w:r>
-            <w:r>
-              <w:rPr>
-                <w:lang w:val="en-US"/>
-              </w:rPr>
-              <w:t>XB</w:t>
-            </w:r>
-            <w:r>
-              <w:t>:</w:t>
-            </w:r>
-            <w:r>
-              <w:rPr>
-                <w:lang w:val="en-US"/>
-              </w:rPr>
-              <w:t>6</w:t>
-            </w:r>
-          </w:p>
-        </w:tc>
-        <w:tc>
-          <w:tcPr>
-            <w:tcW w:w="2212" w:type="dxa"/>
-          </w:tcPr>
-          <w:p>
-            <w:pPr>
-              <w:pStyle w:val="af0"/>
-            </w:pPr>
-            <w:r>
-              <w:t>М10.К4</w:t>
-            </w:r>
-          </w:p>
-        </w:tc>
-        <w:tc>
-          <w:tcPr>
-            <w:tcW w:w="4914" w:type="dxa"/>
-          </w:tcPr>
-          <w:p>
-            <w:pPr>
-              <w:pStyle w:val="af0"/>
-              <w:jc w:val="left"/>
-            </w:pPr>
-            <w:r>
-              <w:t>Резерв</w:t>
-            </w:r>
-          </w:p>
-        </w:tc>
-      </w:tr>
-      <w:tr>
-        <w:tc>
-          <w:tcPr>
-            <w:tcW w:w="2479" w:type="dxa"/>
-          </w:tcPr>
-          <w:p>
-            <w:pPr>
-              <w:pStyle w:val="af0"/>
-            </w:pPr>
-            <w:r>
-              <w:t>М10.</w:t>
-            </w:r>
-            <w:r>
-              <w:rPr>
-                <w:lang w:val="en-US"/>
-              </w:rPr>
-              <w:t>X</w:t>
-            </w:r>
-            <w:r>
-              <w:t>В</w:t>
-            </w:r>
-            <w:r>
-              <w:rPr>
-                <w:lang w:val="en-US"/>
-              </w:rPr>
-              <w:t>:10</w:t>
-            </w:r>
-            <w:r>
-              <w:t xml:space="preserve"> – М10.</w:t>
-            </w:r>
-            <w:r>
-              <w:rPr>
-                <w:lang w:val="en-US"/>
-              </w:rPr>
-              <w:t>XB:8</w:t>
-            </w:r>
-          </w:p>
-        </w:tc>
-        <w:tc>
-          <w:tcPr>
-            <w:tcW w:w="2212" w:type="dxa"/>
-          </w:tcPr>
-          <w:p>
-            <w:pPr>
-              <w:pStyle w:val="af0"/>
-            </w:pPr>
-            <w:r>
-              <w:t>М10.К5</w:t>
-            </w:r>
-          </w:p>
-        </w:tc>
-        <w:tc>
-          <w:tcPr>
-            <w:tcW w:w="4914" w:type="dxa"/>
-          </w:tcPr>
-          <w:p>
-            <w:pPr>
-              <w:pStyle w:val="af0"/>
-              <w:jc w:val="left"/>
-            </w:pPr>
-            <w:r>
-              <w:t>Резерв</w:t>
-            </w:r>
-          </w:p>
-        </w:tc>
-      </w:tr>
-      <w:tr>
-        <w:tc>
-          <w:tcPr>
-            <w:tcW w:w="2479" w:type="dxa"/>
-          </w:tcPr>
-          <w:p>
-            <w:pPr>
-              <w:pStyle w:val="af0"/>
-            </w:pPr>
-            <w:r>
-              <w:t>М10</w:t>
-            </w:r>
-            <w:r>
-              <w:rPr>
-                <w:lang w:val="en-US"/>
-              </w:rPr>
-              <w:t>.X</w:t>
-            </w:r>
-            <w:r>
-              <w:t>В</w:t>
-            </w:r>
-            <w:r>
-              <w:rPr>
-                <w:lang w:val="en-US"/>
-              </w:rPr>
-              <w:t xml:space="preserve">:10 – </w:t>
-            </w:r>
-            <w:r>
-              <w:t>М10</w:t>
-            </w:r>
-            <w:r>
-              <w:rPr>
-                <w:lang w:val="en-US"/>
-              </w:rPr>
-              <w:t>.XB:9</w:t>
-            </w:r>
-          </w:p>
-        </w:tc>
-        <w:tc>
-          <w:tcPr>
-            <w:tcW w:w="2212" w:type="dxa"/>
-          </w:tcPr>
-          <w:p>
-            <w:pPr>
-              <w:pStyle w:val="af0"/>
-            </w:pPr>
-            <w:r>
-              <w:t>М10.К</w:t>
-            </w:r>
-            <w:r>
-              <w:rPr>
-                <w:lang w:val="en-US"/>
-              </w:rPr>
-              <w:t>6</w:t>
-            </w:r>
-          </w:p>
-        </w:tc>
-        <w:tc>
-          <w:tcPr>
-            <w:tcW w:w="4914" w:type="dxa"/>
-          </w:tcPr>
-          <w:p>
-            <w:pPr>
-              <w:pStyle w:val="af0"/>
-              <w:jc w:val="left"/>
-            </w:pPr>
-            <w:r>
-              <w:t>Резерв</w:t>
-            </w:r>
-          </w:p>
-        </w:tc>
-      </w:tr>
-      <w:tr>
-        <w:tc>
-          <w:tcPr>
-            <w:tcW w:w="2479" w:type="dxa"/>
-          </w:tcPr>
-          <w:p>
-            <w:pPr>
-              <w:pStyle w:val="af0"/>
-            </w:pPr>
-            <w:r>
-              <w:t>М10</w:t>
-            </w:r>
-            <w:r>
-              <w:rPr>
-                <w:lang w:val="en-US"/>
-              </w:rPr>
-              <w:t>.X</w:t>
-            </w:r>
-            <w:r>
-              <w:t>В</w:t>
-            </w:r>
-            <w:r>
-              <w:rPr>
-                <w:lang w:val="en-US"/>
-              </w:rPr>
-              <w:t xml:space="preserve">:13 – </w:t>
-            </w:r>
-            <w:r>
-              <w:t>М10</w:t>
-            </w:r>
-            <w:r>
-              <w:rPr>
-                <w:lang w:val="en-US"/>
-              </w:rPr>
-              <w:t>.XB:12</w:t>
-            </w:r>
-          </w:p>
-        </w:tc>
-        <w:tc>
-          <w:tcPr>
-            <w:tcW w:w="2212" w:type="dxa"/>
-          </w:tcPr>
-          <w:p>
-            <w:pPr>
-              <w:pStyle w:val="af0"/>
-            </w:pPr>
-            <w:r>
-              <w:t>М10.К</w:t>
-            </w:r>
-            <w:r>
-              <w:rPr>
-                <w:lang w:val="en-US"/>
-              </w:rPr>
-              <w:t>7</w:t>
-            </w:r>
-          </w:p>
-        </w:tc>
-        <w:tc>
-          <w:tcPr>
-            <w:tcW w:w="4914" w:type="dxa"/>
-          </w:tcPr>
-          <w:p>
-            <w:pPr>
-              <w:pStyle w:val="af0"/>
-              <w:jc w:val="left"/>
-            </w:pPr>
-            <w:r>
-              <w:t>Резерв</w:t>
-            </w:r>
-          </w:p>
-        </w:tc>
-      </w:tr>
-      <w:tr>
-        <w:tc>
-          <w:tcPr>
-            <w:tcW w:w="2479" w:type="dxa"/>
-          </w:tcPr>
-          <w:p>
-            <w:pPr>
-              <w:pStyle w:val="af0"/>
-            </w:pPr>
-            <w:r>
-              <w:t>М10</w:t>
-            </w:r>
-            <w:r>
-              <w:rPr>
-                <w:lang w:val="en-US"/>
-              </w:rPr>
-              <w:t>.X</w:t>
-            </w:r>
-            <w:r>
-              <w:t>В</w:t>
-            </w:r>
-            <w:r>
-              <w:rPr>
-                <w:lang w:val="en-US"/>
-              </w:rPr>
-              <w:t xml:space="preserve">:16 – </w:t>
-            </w:r>
-            <w:r>
-              <w:t>М10</w:t>
-            </w:r>
-            <w:r>
-              <w:rPr>
-                <w:lang w:val="en-US"/>
-              </w:rPr>
-              <w:t>.XB:15</w:t>
-            </w:r>
-          </w:p>
-        </w:tc>
-        <w:tc>
-          <w:tcPr>
-            <w:tcW w:w="2212" w:type="dxa"/>
-          </w:tcPr>
-          <w:p>
-            <w:pPr>
-              <w:pStyle w:val="af0"/>
-            </w:pPr>
-            <w:r>
-              <w:t>М10.К8</w:t>
-            </w:r>
-          </w:p>
-        </w:tc>
-        <w:tc>
-          <w:tcPr>
-            <w:tcW w:w="4914" w:type="dxa"/>
-          </w:tcPr>
-          <w:p>
-            <w:pPr>
-              <w:pStyle w:val="af0"/>
-              <w:jc w:val="left"/>
-            </w:pPr>
-            <w:r>
-              <w:t>Резерв</w:t>
-            </w:r>
-          </w:p>
-        </w:tc>
-      </w:tr>
-      <w:tr>
-        <w:tc>
-          <w:tcPr>
-            <w:tcW w:w="2479" w:type="dxa"/>
-          </w:tcPr>
-          <w:p>
-            <w:pPr>
-              <w:pStyle w:val="af0"/>
-            </w:pPr>
-            <w:r>
-              <w:t>М</w:t>
-            </w:r>
-            <w:r>
-              <w:rPr>
-                <w:lang w:val="en-US"/>
-              </w:rPr>
-              <w:t xml:space="preserve">1.XP:2 - </w:t>
-            </w:r>
-            <w:r>
-              <w:t>М</w:t>
-            </w:r>
-            <w:r>
-              <w:rPr>
-                <w:lang w:val="en-US"/>
-              </w:rPr>
-              <w:t>1.XP:1</w:t>
-            </w:r>
-          </w:p>
-        </w:tc>
-        <w:tc>
-          <w:tcPr>
-            <w:tcW w:w="2212" w:type="dxa"/>
-          </w:tcPr>
-          <w:p>
-            <w:pPr>
-              <w:pStyle w:val="af0"/>
-            </w:pPr>
-            <w:r>
-              <w:t>М1.К1</w:t>
-            </w:r>
-          </w:p>
-        </w:tc>
-        <w:tc>
-          <w:tcPr>
-            <w:tcW w:w="4914" w:type="dxa"/>
-          </w:tcPr>
-          <w:p>
-            <w:pPr>
-              <w:pStyle w:val="af0"/>
-              <w:jc w:val="left"/>
-            </w:pPr>
-            <w:r>
-              <w:t>ПС: Пуск</w:t>
             </w:r>
           </w:p>
         </w:tc>
@@ -23445,22 +22793,12 @@
     <w:p>
       <w:pPr>
         <w:pStyle w:val="a"/>
-        <w:rPr>
-          <w:highlight w:val="green"/>
-        </w:rPr>
       </w:pPr>
+      <w:bookmarkStart w:id="31" w:name="_Ref198639471"/>
       <w:r>
-        <w:rPr>
-          <w:highlight w:val="green"/>
-        </w:rPr>
-        <w:t xml:space="preserve">Выходные реле устройства ЮНИТ-М300 для проверки ЛО </w:t>
+        <w:t>Выходные реле устройства ЮНИТ-М300 для проверки ЛО ДУм расширителя</w:t>
       </w:r>
-      <w:r>
-        <w:rPr>
-          <w:highlight w:val="green"/>
-        </w:rPr>
-        <w:t>ДУм расширителя</w:t>
-      </w:r>
+      <w:bookmarkEnd w:id="31"/>
     </w:p>
     <w:tbl>
       <w:tblPr>
@@ -24118,6 +23456,72 @@
               <w:jc w:val="left"/>
             </w:pPr>
             <w:r>
+              <w:t>ПС: Пуск</w:t>
+            </w:r>
+          </w:p>
+        </w:tc>
+      </w:tr>
+      <w:tr>
+        <w:tc>
+          <w:tcPr>
+            <w:tcW w:w="2479" w:type="dxa"/>
+          </w:tcPr>
+          <w:p>
+            <w:pPr>
+              <w:pStyle w:val="af0"/>
+            </w:pPr>
+            <w:r>
+              <w:t>М10.</w:t>
+            </w:r>
+            <w:r>
+              <w:rPr>
+                <w:lang w:val="en-US"/>
+              </w:rPr>
+              <w:t>X</w:t>
+            </w:r>
+            <w:r>
+              <w:t>В</w:t>
+            </w:r>
+            <w:r>
+              <w:rPr>
+                <w:lang w:val="en-US"/>
+              </w:rPr>
+              <w:t>:1</w:t>
+            </w:r>
+            <w:r>
+              <w:t xml:space="preserve"> – М10.</w:t>
+            </w:r>
+            <w:r>
+              <w:rPr>
+                <w:lang w:val="en-US"/>
+              </w:rPr>
+              <w:t>XB:2</w:t>
+            </w:r>
+          </w:p>
+        </w:tc>
+        <w:tc>
+          <w:tcPr>
+            <w:tcW w:w="2212" w:type="dxa"/>
+          </w:tcPr>
+          <w:p>
+            <w:pPr>
+              <w:pStyle w:val="af0"/>
+            </w:pPr>
+            <w:r>
+              <w:t>М10.К1</w:t>
+            </w:r>
+          </w:p>
+        </w:tc>
+        <w:tc>
+          <w:tcPr>
+            <w:tcW w:w="4914" w:type="dxa"/>
+          </w:tcPr>
+          <w:p>
+            <w:pPr>
+              <w:pStyle w:val="af0"/>
+              <w:jc w:val="left"/>
+            </w:pPr>
+            <w:r>
               <w:t>Резерв</w:t>
             </w:r>
           </w:p>
@@ -24133,7 +23537,6 @@
               <w:pStyle w:val="af0"/>
             </w:pPr>
             <w:r>
-              <w:lastRenderedPageBreak/>
               <w:t>М10.</w:t>
             </w:r>
             <w:r>
@@ -24143,13 +23546,223 @@
               <w:t>X</w:t>
             </w:r>
             <w:r>
+              <w:t>В:3 – М10.</w:t>
+            </w:r>
+            <w:r>
+              <w:rPr>
+                <w:lang w:val="en-US"/>
+              </w:rPr>
+              <w:t>XB</w:t>
+            </w:r>
+            <w:r>
+              <w:t>:4</w:t>
+            </w:r>
+          </w:p>
+        </w:tc>
+        <w:tc>
+          <w:tcPr>
+            <w:tcW w:w="2212" w:type="dxa"/>
+          </w:tcPr>
+          <w:p>
+            <w:pPr>
+              <w:pStyle w:val="af0"/>
+            </w:pPr>
+            <w:r>
+              <w:t>М10.К2</w:t>
+            </w:r>
+          </w:p>
+        </w:tc>
+        <w:tc>
+          <w:tcPr>
+            <w:tcW w:w="4914" w:type="dxa"/>
+          </w:tcPr>
+          <w:p>
+            <w:pPr>
+              <w:pStyle w:val="af0"/>
+              <w:jc w:val="left"/>
+            </w:pPr>
+            <w:r>
+              <w:t>Резерв</w:t>
+            </w:r>
+          </w:p>
+        </w:tc>
+      </w:tr>
+      <w:tr>
+        <w:tc>
+          <w:tcPr>
+            <w:tcW w:w="2479" w:type="dxa"/>
+          </w:tcPr>
+          <w:p>
+            <w:pPr>
+              <w:pStyle w:val="af0"/>
+            </w:pPr>
+            <w:r>
+              <w:t>М10.</w:t>
+            </w:r>
+            <w:r>
+              <w:rPr>
+                <w:lang w:val="en-US"/>
+              </w:rPr>
+              <w:t>X</w:t>
+            </w:r>
+            <w:r>
+              <w:t>В:</w:t>
+            </w:r>
+            <w:r>
+              <w:rPr>
+                <w:lang w:val="en-US"/>
+              </w:rPr>
+              <w:t>7</w:t>
+            </w:r>
+            <w:r>
+              <w:t xml:space="preserve"> – М10.</w:t>
+            </w:r>
+            <w:r>
+              <w:rPr>
+                <w:lang w:val="en-US"/>
+              </w:rPr>
+              <w:t>XB</w:t>
+            </w:r>
+            <w:r>
+              <w:t>:</w:t>
+            </w:r>
+            <w:r>
+              <w:rPr>
+                <w:lang w:val="en-US"/>
+              </w:rPr>
+              <w:t>5</w:t>
+            </w:r>
+          </w:p>
+        </w:tc>
+        <w:tc>
+          <w:tcPr>
+            <w:tcW w:w="2212" w:type="dxa"/>
+          </w:tcPr>
+          <w:p>
+            <w:pPr>
+              <w:pStyle w:val="af0"/>
+            </w:pPr>
+            <w:r>
+              <w:t>М10.К3</w:t>
+            </w:r>
+          </w:p>
+        </w:tc>
+        <w:tc>
+          <w:tcPr>
+            <w:tcW w:w="4914" w:type="dxa"/>
+          </w:tcPr>
+          <w:p>
+            <w:pPr>
+              <w:pStyle w:val="af0"/>
+              <w:jc w:val="left"/>
+            </w:pPr>
+            <w:r>
+              <w:t>Резерв</w:t>
+            </w:r>
+          </w:p>
+        </w:tc>
+      </w:tr>
+      <w:tr>
+        <w:tc>
+          <w:tcPr>
+            <w:tcW w:w="2479" w:type="dxa"/>
+          </w:tcPr>
+          <w:p>
+            <w:pPr>
+              <w:pStyle w:val="af0"/>
+            </w:pPr>
+            <w:r>
+              <w:t>М10.</w:t>
+            </w:r>
+            <w:r>
+              <w:rPr>
+                <w:lang w:val="en-US"/>
+              </w:rPr>
+              <w:t>X</w:t>
+            </w:r>
+            <w:r>
+              <w:t>В:</w:t>
+            </w:r>
+            <w:r>
+              <w:rPr>
+                <w:lang w:val="en-US"/>
+              </w:rPr>
+              <w:t>7</w:t>
+            </w:r>
+            <w:r>
+              <w:t xml:space="preserve"> – М10.</w:t>
+            </w:r>
+            <w:r>
+              <w:rPr>
+                <w:lang w:val="en-US"/>
+              </w:rPr>
+              <w:t>XB</w:t>
+            </w:r>
+            <w:r>
+              <w:t>:</w:t>
+            </w:r>
+            <w:r>
+              <w:rPr>
+                <w:lang w:val="en-US"/>
+              </w:rPr>
+              <w:t>6</w:t>
+            </w:r>
+          </w:p>
+        </w:tc>
+        <w:tc>
+          <w:tcPr>
+            <w:tcW w:w="2212" w:type="dxa"/>
+          </w:tcPr>
+          <w:p>
+            <w:pPr>
+              <w:pStyle w:val="af0"/>
+            </w:pPr>
+            <w:r>
+              <w:t>М10.К4</w:t>
+            </w:r>
+          </w:p>
+        </w:tc>
+        <w:tc>
+          <w:tcPr>
+            <w:tcW w:w="4914" w:type="dxa"/>
+          </w:tcPr>
+          <w:p>
+            <w:pPr>
+              <w:pStyle w:val="af0"/>
+              <w:jc w:val="left"/>
+            </w:pPr>
+            <w:r>
+              <w:t>Резерв</w:t>
+            </w:r>
+          </w:p>
+        </w:tc>
+      </w:tr>
+      <w:tr>
+        <w:tc>
+          <w:tcPr>
+            <w:tcW w:w="2479" w:type="dxa"/>
+          </w:tcPr>
+          <w:p>
+            <w:pPr>
+              <w:pStyle w:val="af0"/>
+            </w:pPr>
+            <w:r>
+              <w:t>М10.</w:t>
+            </w:r>
+            <w:r>
+              <w:rPr>
+                <w:lang w:val="en-US"/>
+              </w:rPr>
+              <w:t>X</w:t>
+            </w:r>
+            <w:r>
               <w:t>В</w:t>
             </w:r>
             <w:r>
               <w:rPr>
                 <w:lang w:val="en-US"/>
               </w:rPr>
-              <w:t>:1</w:t>
+              <w:t>:10</w:t>
             </w:r>
             <w:r>
               <w:t xml:space="preserve"> – М10.</w:t>
@@ -24158,7 +23771,7 @@
               <w:rPr>
                 <w:lang w:val="en-US"/>
               </w:rPr>
-              <w:t>XB:2</w:t>
+              <w:t>XB:8</w:t>
             </w:r>
           </w:p>
         </w:tc>
@@ -24171,7 +23784,7 @@
               <w:pStyle w:val="af0"/>
             </w:pPr>
             <w:r>
-              <w:t>М10.К1</w:t>
+              <w:t>М10.К5</w:t>
             </w:r>
           </w:p>
         </w:tc>
@@ -24200,25 +23813,31 @@
               <w:pStyle w:val="af0"/>
             </w:pPr>
             <w:r>
-              <w:t>М10.</w:t>
-            </w:r>
-            <w:r>
-              <w:rPr>
-                <w:lang w:val="en-US"/>
-              </w:rPr>
-              <w:t>X</w:t>
-            </w:r>
-            <w:r>
-              <w:t>В:3 – М10.</w:t>
-            </w:r>
-            <w:r>
-              <w:rPr>
-                <w:lang w:val="en-US"/>
-              </w:rPr>
-              <w:t>XB</w:t>
-            </w:r>
-            <w:r>
-              <w:t>:4</w:t>
+              <w:t>М10</w:t>
+            </w:r>
+            <w:r>
+              <w:rPr>
+                <w:lang w:val="en-US"/>
+              </w:rPr>
+              <w:t>.X</w:t>
+            </w:r>
+            <w:r>
+              <w:t>В</w:t>
+            </w:r>
+            <w:r>
+              <w:rPr>
+                <w:lang w:val="en-US"/>
+              </w:rPr>
+              <w:t xml:space="preserve">:10 – </w:t>
+            </w:r>
+            <w:r>
+              <w:t>М10</w:t>
+            </w:r>
+            <w:r>
+              <w:rPr>
+                <w:lang w:val="en-US"/>
+              </w:rPr>
+              <w:t>.XB:9</w:t>
             </w:r>
           </w:p>
         </w:tc>
@@ -24231,7 +23850,13 @@
               <w:pStyle w:val="af0"/>
             </w:pPr>
             <w:r>
-              <w:t>М10.К2</w:t>
+              <w:t>М10.К</w:t>
+            </w:r>
+            <w:r>
+              <w:rPr>
+                <w:lang w:val="en-US"/>
+              </w:rPr>
+              <w:t>6</w:t>
             </w:r>
           </w:p>
         </w:tc>
@@ -24260,16 +23885,44 @@
               <w:pStyle w:val="af0"/>
             </w:pPr>
             <w:r>
-              <w:t>М10.</w:t>
-            </w:r>
-            <w:r>
-              <w:rPr>
-                <w:lang w:val="en-US"/>
-              </w:rPr>
-              <w:t>X</w:t>
-            </w:r>
-            <w:r>
-              <w:t>В:</w:t>
+              <w:t>М10</w:t>
+            </w:r>
+            <w:r>
+              <w:rPr>
+                <w:lang w:val="en-US"/>
+              </w:rPr>
+              <w:t>.X</w:t>
+            </w:r>
+            <w:r>
+              <w:t>В</w:t>
+            </w:r>
+            <w:r>
+              <w:rPr>
+                <w:lang w:val="en-US"/>
+              </w:rPr>
+              <w:t xml:space="preserve">:13 – </w:t>
+            </w:r>
+            <w:r>
+              <w:t>М10</w:t>
+            </w:r>
+            <w:r>
+              <w:rPr>
+                <w:lang w:val="en-US"/>
+              </w:rPr>
+              <w:t>.XB:12</w:t>
+            </w:r>
+          </w:p>
+        </w:tc>
+        <w:tc>
+          <w:tcPr>
+            <w:tcW w:w="2212" w:type="dxa"/>
+          </w:tcPr>
+          <w:p>
+            <w:pPr>
+              <w:pStyle w:val="af0"/>
+            </w:pPr>
+            <w:r>
+              <w:t>М10.К</w:t>
             </w:r>
             <w:r>
               <w:rPr>
@@ -24277,23 +23930,58 @@
               </w:rPr>
               <w:t>7</w:t>
             </w:r>
-            <w:r>
-              <w:t xml:space="preserve"> – М10.</w:t>
-            </w:r>
-            <w:r>
-              <w:rPr>
-                <w:lang w:val="en-US"/>
-              </w:rPr>
-              <w:t>XB</w:t>
-            </w:r>
-            <w:r>
-              <w:t>:</w:t>
-            </w:r>
-            <w:r>
-              <w:rPr>
-                <w:lang w:val="en-US"/>
-              </w:rPr>
-              <w:t>5</w:t>
+          </w:p>
+        </w:tc>
+        <w:tc>
+          <w:tcPr>
+            <w:tcW w:w="4914" w:type="dxa"/>
+          </w:tcPr>
+          <w:p>
+            <w:pPr>
+              <w:pStyle w:val="af0"/>
+              <w:jc w:val="left"/>
+            </w:pPr>
+            <w:r>
+              <w:t>Резерв</w:t>
+            </w:r>
+          </w:p>
+        </w:tc>
+      </w:tr>
+      <w:tr>
+        <w:tc>
+          <w:tcPr>
+            <w:tcW w:w="2479" w:type="dxa"/>
+          </w:tcPr>
+          <w:p>
+            <w:pPr>
+              <w:pStyle w:val="af0"/>
+            </w:pPr>
+            <w:r>
+              <w:t>М10</w:t>
+            </w:r>
+            <w:r>
+              <w:rPr>
+                <w:lang w:val="en-US"/>
+              </w:rPr>
+              <w:t>.X</w:t>
+            </w:r>
+            <w:r>
+              <w:t>В</w:t>
+            </w:r>
+            <w:r>
+              <w:rPr>
+                <w:lang w:val="en-US"/>
+              </w:rPr>
+              <w:t xml:space="preserve">:16 – </w:t>
+            </w:r>
+            <w:r>
+              <w:t>М10</w:t>
+            </w:r>
+            <w:r>
+              <w:rPr>
+                <w:lang w:val="en-US"/>
+              </w:rPr>
+              <w:t>.XB:15</w:t>
             </w:r>
           </w:p>
         </w:tc>
@@ -24306,7 +23994,7 @@
               <w:pStyle w:val="af0"/>
             </w:pPr>
             <w:r>
-              <w:t>М10.К3</w:t>
+              <w:t>М10.К8</w:t>
             </w:r>
           </w:p>
         </w:tc>
@@ -24321,414 +24009,6 @@
             </w:pPr>
             <w:r>
               <w:t>Резерв</w:t>
-            </w:r>
-          </w:p>
-        </w:tc>
-      </w:tr>
-      <w:tr>
-        <w:tc>
-          <w:tcPr>
-            <w:tcW w:w="2479" w:type="dxa"/>
-          </w:tcPr>
-          <w:p>
-            <w:pPr>
-              <w:pStyle w:val="af0"/>
-            </w:pPr>
-            <w:r>
-              <w:t>М10.</w:t>
-            </w:r>
-            <w:r>
-              <w:rPr>
-                <w:lang w:val="en-US"/>
-              </w:rPr>
-              <w:t>X</w:t>
-            </w:r>
-            <w:r>
-              <w:t>В:</w:t>
-            </w:r>
-            <w:r>
-              <w:rPr>
-                <w:lang w:val="en-US"/>
-              </w:rPr>
-              <w:t>7</w:t>
-            </w:r>
-            <w:r>
-              <w:t xml:space="preserve"> – М10.</w:t>
-            </w:r>
-            <w:r>
-              <w:rPr>
-                <w:lang w:val="en-US"/>
-              </w:rPr>
-              <w:t>XB</w:t>
-            </w:r>
-            <w:r>
-              <w:t>:</w:t>
-            </w:r>
-            <w:r>
-              <w:rPr>
-                <w:lang w:val="en-US"/>
-              </w:rPr>
-              <w:t>6</w:t>
-            </w:r>
-          </w:p>
-        </w:tc>
-        <w:tc>
-          <w:tcPr>
-            <w:tcW w:w="2212" w:type="dxa"/>
-          </w:tcPr>
-          <w:p>
-            <w:pPr>
-              <w:pStyle w:val="af0"/>
-            </w:pPr>
-            <w:r>
-              <w:t>М10.К4</w:t>
-            </w:r>
-          </w:p>
-        </w:tc>
-        <w:tc>
-          <w:tcPr>
-            <w:tcW w:w="4914" w:type="dxa"/>
-          </w:tcPr>
-          <w:p>
-            <w:pPr>
-              <w:pStyle w:val="af0"/>
-              <w:jc w:val="left"/>
-            </w:pPr>
-            <w:r>
-              <w:t>Резерв</w:t>
-            </w:r>
-          </w:p>
-        </w:tc>
-      </w:tr>
-      <w:tr>
-        <w:tc>
-          <w:tcPr>
-            <w:tcW w:w="2479" w:type="dxa"/>
-          </w:tcPr>
-          <w:p>
-            <w:pPr>
-              <w:pStyle w:val="af0"/>
-            </w:pPr>
-            <w:r>
-              <w:t>М10.</w:t>
-            </w:r>
-            <w:r>
-              <w:rPr>
-                <w:lang w:val="en-US"/>
-              </w:rPr>
-              <w:t>X</w:t>
-            </w:r>
-            <w:r>
-              <w:t>В</w:t>
-            </w:r>
-            <w:r>
-              <w:rPr>
-                <w:lang w:val="en-US"/>
-              </w:rPr>
-              <w:t>:10</w:t>
-            </w:r>
-            <w:r>
-              <w:t xml:space="preserve"> – М10.</w:t>
-            </w:r>
-            <w:r>
-              <w:rPr>
-                <w:lang w:val="en-US"/>
-              </w:rPr>
-              <w:t>XB:8</w:t>
-            </w:r>
-          </w:p>
-        </w:tc>
-        <w:tc>
-          <w:tcPr>
-            <w:tcW w:w="2212" w:type="dxa"/>
-          </w:tcPr>
-          <w:p>
-            <w:pPr>
-              <w:pStyle w:val="af0"/>
-            </w:pPr>
-            <w:r>
-              <w:t>М10.К5</w:t>
-            </w:r>
-          </w:p>
-        </w:tc>
-        <w:tc>
-          <w:tcPr>
-            <w:tcW w:w="4914" w:type="dxa"/>
-          </w:tcPr>
-          <w:p>
-            <w:pPr>
-              <w:pStyle w:val="af0"/>
-              <w:jc w:val="left"/>
-            </w:pPr>
-            <w:r>
-              <w:t>Резерв</w:t>
-            </w:r>
-          </w:p>
-        </w:tc>
-      </w:tr>
-      <w:tr>
-        <w:tc>
-          <w:tcPr>
-            <w:tcW w:w="2479" w:type="dxa"/>
-          </w:tcPr>
-          <w:p>
-            <w:pPr>
-              <w:pStyle w:val="af0"/>
-            </w:pPr>
-            <w:r>
-              <w:t>М10</w:t>
-            </w:r>
-            <w:r>
-              <w:rPr>
-                <w:lang w:val="en-US"/>
-              </w:rPr>
-              <w:t>.X</w:t>
-            </w:r>
-            <w:r>
-              <w:t>В</w:t>
-            </w:r>
-            <w:r>
-              <w:rPr>
-                <w:lang w:val="en-US"/>
-              </w:rPr>
-              <w:t xml:space="preserve">:10 – </w:t>
-            </w:r>
-            <w:r>
-              <w:t>М10</w:t>
-            </w:r>
-            <w:r>
-              <w:rPr>
-                <w:lang w:val="en-US"/>
-              </w:rPr>
-              <w:t>.XB:9</w:t>
-            </w:r>
-          </w:p>
-        </w:tc>
-        <w:tc>
-          <w:tcPr>
-            <w:tcW w:w="2212" w:type="dxa"/>
-          </w:tcPr>
-          <w:p>
-            <w:pPr>
-              <w:pStyle w:val="af0"/>
-            </w:pPr>
-            <w:r>
-              <w:t>М10.К</w:t>
-            </w:r>
-            <w:r>
-              <w:rPr>
-                <w:lang w:val="en-US"/>
-              </w:rPr>
-              <w:t>6</w:t>
-            </w:r>
-          </w:p>
-        </w:tc>
-        <w:tc>
-          <w:tcPr>
-            <w:tcW w:w="4914" w:type="dxa"/>
-          </w:tcPr>
-          <w:p>
-            <w:pPr>
-              <w:pStyle w:val="af0"/>
-              <w:jc w:val="left"/>
-            </w:pPr>
-            <w:r>
-              <w:t>Резерв</w:t>
-            </w:r>
-          </w:p>
-        </w:tc>
-      </w:tr>
-      <w:tr>
-        <w:tc>
-          <w:tcPr>
-            <w:tcW w:w="2479" w:type="dxa"/>
-          </w:tcPr>
-          <w:p>
-            <w:pPr>
-              <w:pStyle w:val="af0"/>
-            </w:pPr>
-            <w:r>
-              <w:t>М10</w:t>
-            </w:r>
-            <w:r>
-              <w:rPr>
-                <w:lang w:val="en-US"/>
-              </w:rPr>
-              <w:t>.X</w:t>
-            </w:r>
-            <w:r>
-              <w:t>В</w:t>
-            </w:r>
-            <w:r>
-              <w:rPr>
-                <w:lang w:val="en-US"/>
-              </w:rPr>
-              <w:t xml:space="preserve">:13 – </w:t>
-            </w:r>
-            <w:r>
-              <w:t>М10</w:t>
-            </w:r>
-            <w:r>
-              <w:rPr>
-                <w:lang w:val="en-US"/>
-              </w:rPr>
-              <w:t>.XB:12</w:t>
-            </w:r>
-          </w:p>
-        </w:tc>
-        <w:tc>
-          <w:tcPr>
-            <w:tcW w:w="2212" w:type="dxa"/>
-          </w:tcPr>
-          <w:p>
-            <w:pPr>
-              <w:pStyle w:val="af0"/>
-            </w:pPr>
-            <w:r>
-              <w:t>М10.К</w:t>
-            </w:r>
-            <w:r>
-              <w:rPr>
-                <w:lang w:val="en-US"/>
-              </w:rPr>
-              <w:t>7</w:t>
-            </w:r>
-          </w:p>
-        </w:tc>
-        <w:tc>
-          <w:tcPr>
-            <w:tcW w:w="4914" w:type="dxa"/>
-          </w:tcPr>
-          <w:p>
-            <w:pPr>
-              <w:pStyle w:val="af0"/>
-              <w:jc w:val="left"/>
-            </w:pPr>
-            <w:r>
-              <w:t>Резерв</w:t>
-            </w:r>
-          </w:p>
-        </w:tc>
-      </w:tr>
-      <w:tr>
-        <w:tc>
-          <w:tcPr>
-            <w:tcW w:w="2479" w:type="dxa"/>
-          </w:tcPr>
-          <w:p>
-            <w:pPr>
-              <w:pStyle w:val="af0"/>
-            </w:pPr>
-            <w:r>
-              <w:t>М10</w:t>
-            </w:r>
-            <w:r>
-              <w:rPr>
-                <w:lang w:val="en-US"/>
-              </w:rPr>
-              <w:t>.X</w:t>
-            </w:r>
-            <w:r>
-              <w:t>В</w:t>
-            </w:r>
-            <w:r>
-              <w:rPr>
-                <w:lang w:val="en-US"/>
-              </w:rPr>
-              <w:t xml:space="preserve">:16 – </w:t>
-            </w:r>
-            <w:r>
-              <w:t>М10</w:t>
-            </w:r>
-            <w:r>
-              <w:rPr>
-                <w:lang w:val="en-US"/>
-              </w:rPr>
-              <w:t>.XB:15</w:t>
-            </w:r>
-          </w:p>
-        </w:tc>
-        <w:tc>
-          <w:tcPr>
-            <w:tcW w:w="2212" w:type="dxa"/>
-          </w:tcPr>
-          <w:p>
-            <w:pPr>
-              <w:pStyle w:val="af0"/>
-            </w:pPr>
-            <w:r>
-              <w:t>М10.К8</w:t>
-            </w:r>
-          </w:p>
-        </w:tc>
-        <w:tc>
-          <w:tcPr>
-            <w:tcW w:w="4914" w:type="dxa"/>
-          </w:tcPr>
-          <w:p>
-            <w:pPr>
-              <w:pStyle w:val="af0"/>
-              <w:jc w:val="left"/>
-            </w:pPr>
-            <w:r>
-              <w:t>Резерв</w:t>
-            </w:r>
-          </w:p>
-        </w:tc>
-      </w:tr>
-      <w:tr>
-        <w:tc>
-          <w:tcPr>
-            <w:tcW w:w="2479" w:type="dxa"/>
-          </w:tcPr>
-          <w:p>
-            <w:pPr>
-              <w:pStyle w:val="af0"/>
-            </w:pPr>
-            <w:r>
-              <w:t>М</w:t>
-            </w:r>
-            <w:r>
-              <w:rPr>
-                <w:lang w:val="en-US"/>
-              </w:rPr>
-              <w:t xml:space="preserve">1.XP:2 - </w:t>
-            </w:r>
-            <w:r>
-              <w:t>М</w:t>
-            </w:r>
-            <w:r>
-              <w:rPr>
-                <w:lang w:val="en-US"/>
-              </w:rPr>
-              <w:t>1.XP:1</w:t>
-            </w:r>
-          </w:p>
-        </w:tc>
-        <w:tc>
-          <w:tcPr>
-            <w:tcW w:w="2212" w:type="dxa"/>
-          </w:tcPr>
-          <w:p>
-            <w:pPr>
-              <w:pStyle w:val="af0"/>
-            </w:pPr>
-            <w:r>
-              <w:t>М1.К1</w:t>
-            </w:r>
-          </w:p>
-        </w:tc>
-        <w:tc>
-          <w:tcPr>
-            <w:tcW w:w="4914" w:type="dxa"/>
-          </w:tcPr>
-          <w:p>
-            <w:pPr>
-              <w:pStyle w:val="af0"/>
-              <w:jc w:val="left"/>
-            </w:pPr>
-            <w:r>
-              <w:t>ПС: Пуск</w:t>
             </w:r>
           </w:p>
         </w:tc>
@@ -24737,22 +24017,12 @@
     <w:p>
       <w:pPr>
         <w:pStyle w:val="a"/>
-        <w:rPr>
-          <w:highlight w:val="green"/>
-        </w:rPr>
       </w:pPr>
+      <w:bookmarkStart w:id="32" w:name="_Ref198638509"/>
       <w:r>
-        <w:rPr>
-          <w:highlight w:val="green"/>
-        </w:rPr>
-        <w:t xml:space="preserve">Выходные реле устройства ЮНИТ-М300 для проверки </w:t>
+        <w:t>Выходные реле устройства ЮНИТ-М300 для проверки СС</w:t>
       </w:r>
-      <w:r>
-        <w:rPr>
-          <w:highlight w:val="green"/>
-        </w:rPr>
-        <w:t>СС</w:t>
-      </w:r>
+      <w:bookmarkEnd w:id="32"/>
     </w:p>
     <w:tbl>
       <w:tblPr>
@@ -24966,6 +24236,7 @@
               </w:rPr>
             </w:pPr>
             <w:r>
+              <w:lastRenderedPageBreak/>
               <w:t>М9.</w:t>
             </w:r>
             <w:r>
@@ -25027,7 +24298,7 @@
               <w:jc w:val="left"/>
             </w:pPr>
             <w:r>
-              <w:t>Резерв</w:t>
+              <w:t>ПС: Пуск</w:t>
             </w:r>
           </w:p>
         </w:tc>
@@ -25963,63 +25234,6 @@
             </w:pPr>
             <w:r>
               <w:t>Резерв</w:t>
-            </w:r>
-          </w:p>
-        </w:tc>
-      </w:tr>
-      <w:tr>
-        <w:tc>
-          <w:tcPr>
-            <w:tcW w:w="2479" w:type="dxa"/>
-          </w:tcPr>
-          <w:p>
-            <w:pPr>
-              <w:pStyle w:val="af0"/>
-            </w:pPr>
-            <w:r>
-              <w:t>М</w:t>
-            </w:r>
-            <w:r>
-              <w:rPr>
-                <w:lang w:val="en-US"/>
-              </w:rPr>
-              <w:t xml:space="preserve">1.XP:2 - </w:t>
-            </w:r>
-            <w:r>
-              <w:t>М</w:t>
-            </w:r>
-            <w:r>
-              <w:rPr>
-                <w:lang w:val="en-US"/>
-              </w:rPr>
-              <w:t>1.XP:1</w:t>
-            </w:r>
-          </w:p>
-        </w:tc>
-        <w:tc>
-          <w:tcPr>
-            <w:tcW w:w="2212" w:type="dxa"/>
-          </w:tcPr>
-          <w:p>
-            <w:pPr>
-              <w:pStyle w:val="af0"/>
-            </w:pPr>
-            <w:r>
-              <w:t>М1.К1</w:t>
-            </w:r>
-          </w:p>
-        </w:tc>
-        <w:tc>
-          <w:tcPr>
-            <w:tcW w:w="4914" w:type="dxa"/>
-          </w:tcPr>
-          <w:p>
-            <w:pPr>
-              <w:pStyle w:val="af0"/>
-              <w:jc w:val="left"/>
-            </w:pPr>
-            <w:r>
-              <w:t>ПС: Пуск</w:t>
             </w:r>
           </w:p>
         </w:tc>
@@ -26036,8 +25250,8 @@
       </w:pPr>
     </w:p>
     <w:sectPr>
-      <w:headerReference w:type="default" r:id="rId12"/>
-      <w:footerReference w:type="default" r:id="rId13"/>
+      <w:headerReference w:type="default" r:id="rId14"/>
+      <w:footerReference w:type="default" r:id="rId15"/>
       <w:pgSz w:w="11906" w:h="16838"/>
       <w:pgMar w:top="720" w:right="720" w:bottom="720" w:left="720" w:header="709" w:footer="283" w:gutter="851"/>
       <w:cols w:space="708"/>
@@ -26284,6 +25498,7 @@
               <w:b/>
               <w:sz w:val="32"/>
               <w:szCs w:val="32"/>
+              <w:highlight w:val="yellow"/>
               <w:lang w:val="ru-RU"/>
             </w:rPr>
           </w:pPr>
@@ -26292,6 +25507,7 @@
               <w:b/>
               <w:sz w:val="32"/>
               <w:szCs w:val="32"/>
+              <w:highlight w:val="yellow"/>
               <w:lang w:val="ru-RU"/>
             </w:rPr>
             <w:t>ООО «Юнител Инжиниринг»</w:t>
@@ -26301,11 +25517,13 @@
           <w:pPr>
             <w:pStyle w:val="af3"/>
             <w:rPr>
+              <w:highlight w:val="yellow"/>
               <w:lang w:val="ru-RU"/>
             </w:rPr>
           </w:pPr>
           <w:r>
             <w:rPr>
+              <w:highlight w:val="yellow"/>
               <w:lang w:val="ru-RU"/>
             </w:rPr>
             <w:t>111024, Россия, г. Москва, 2-я Кабельная улица, 2, стр. 1</w:t>
@@ -26316,6 +25534,9 @@
             <w:pStyle w:val="af3"/>
           </w:pPr>
           <w:r>
+            <w:rPr>
+              <w:highlight w:val="yellow"/>
+            </w:rPr>
             <w:t>тел: +7 (495) 651-99-98, e-mail: info@uni-eng.ru</w:t>
           </w:r>
         </w:p>
@@ -26479,14 +25700,27 @@
           <w:r>
             <w:t>/</w:t>
           </w:r>
-          <w:fldSimple w:instr=" NUMPAGES   \* MERGEFORMAT ">
-            <w:r>
-              <w:rPr>
-                <w:noProof/>
-              </w:rPr>
-              <w:t>13</w:t>
-            </w:r>
-          </w:fldSimple>
+          <w:r>
+            <w:fldChar w:fldCharType="begin"/>
+          </w:r>
+          <w:r>
+            <w:instrText xml:space="preserve"> NUMPAGES   \* MERGEFORMAT </w:instrText>
+          </w:r>
+          <w:r>
+            <w:fldChar w:fldCharType="separate"/>
+          </w:r>
+          <w:r>
+            <w:rPr>
+              <w:noProof/>
+            </w:rPr>
+            <w:t>14</w:t>
+          </w:r>
+          <w:r>
+            <w:rPr>
+              <w:noProof/>
+            </w:rPr>
+            <w:fldChar w:fldCharType="end"/>
+          </w:r>
         </w:p>
       </w:tc>
     </w:tr>
@@ -26563,7 +25797,7 @@
             <w:rPr>
               <w:noProof/>
             </w:rPr>
-            <w:t>13</w:t>
+            <w:t>5</w:t>
           </w:r>
           <w:r>
             <w:fldChar w:fldCharType="end"/>
@@ -26584,7 +25818,7 @@
             <w:rPr>
               <w:noProof/>
             </w:rPr>
-            <w:t>13</w:t>
+            <w:t>14</w:t>
           </w:r>
           <w:r>
             <w:rPr>
@@ -28722,7 +27956,7 @@
 </file>
 
 <file path=customXml/itemProps1.xml><?xml version="1.0" encoding="utf-8"?>
-<ds:datastoreItem xmlns:ds="http://schemas.openxmlformats.org/officeDocument/2006/customXml" ds:itemID="{51BB758D-91BE-4FD8-9283-DDEC9E09CE86}">
+<ds:datastoreItem xmlns:ds="http://schemas.openxmlformats.org/officeDocument/2006/customXml" ds:itemID="{9DEDA84E-6555-4290-963E-137CB8F1FE02}">
   <ds:schemaRefs>
     <ds:schemaRef ds:uri="http://schemas.openxmlformats.org/officeDocument/2006/bibliography"/>
   </ds:schemaRefs>

--- a/mode_docx_nc/pmi_gzdzt/template.docx
+++ b/mode_docx_nc/pmi_gzdzt/template.docx
@@ -3665,7 +3665,6 @@
         <w:t>.</w:t>
       </w:r>
     </w:p>
-    <w:bookmarkStart w:id="13" w:name="_GoBack"/>
     <w:p>
       <w:pPr>
         <w:pStyle w:val="aa"/>
@@ -3694,19 +3693,18 @@
             <v:path o:extrusionok="f" gradientshapeok="t" o:connecttype="rect"/>
             <o:lock v:ext="edit" aspectratio="t"/>
           </v:shapetype>
-          <v:shape id="_x0000_i1025" type="#_x0000_t75" style="width:359.5pt;height:455.5pt" o:ole="">
+          <v:shape id="_x0000_i1025" type="#_x0000_t75" style="width:359.45pt;height:455.1pt" o:ole="">
             <v:imagedata r:id="rId10" o:title=""/>
           </v:shape>
-          <o:OLEObject Type="Embed" ProgID="Acrobat.Document.DC" ShapeID="_x0000_i1025" DrawAspect="Content" ObjectID="_1814790444" r:id="rId11"/>
+          <o:OLEObject Type="Embed" ProgID="Acrobat.Document.DC" ShapeID="_x0000_i1025" DrawAspect="Content" ObjectID="_1815199994" r:id="rId11"/>
         </w:object>
       </w:r>
-      <w:bookmarkEnd w:id="13"/>
     </w:p>
     <w:p>
       <w:pPr>
         <w:pStyle w:val="a1"/>
       </w:pPr>
-      <w:bookmarkStart w:id="14" w:name="_Ref198638401"/>
+      <w:bookmarkStart w:id="13" w:name="_Ref198638401"/>
       <w:r>
         <w:t xml:space="preserve">Схема подключения </w:t>
       </w:r>
@@ -3737,7 +3735,7 @@
       <w:r>
         <w:t>устройства</w:t>
       </w:r>
-      <w:bookmarkEnd w:id="14"/>
+      <w:bookmarkEnd w:id="13"/>
     </w:p>
     <w:p>
       <w:pPr>
@@ -3745,10 +3743,10 @@
       </w:pPr>
       <w:r>
         <w:object w:dxaOrig="14235" w:dyaOrig="16485">
-          <v:shape id="_x0000_i1026" type="#_x0000_t75" style="width:396.5pt;height:459pt" o:ole="">
+          <v:shape id="_x0000_i1026" type="#_x0000_t75" style="width:396.55pt;height:458.85pt" o:ole="">
             <v:imagedata r:id="rId12" o:title=""/>
           </v:shape>
-          <o:OLEObject Type="Embed" ProgID="Acrobat.Document.DC" ShapeID="_x0000_i1026" DrawAspect="Content" ObjectID="_1814790445" r:id="rId13"/>
+          <o:OLEObject Type="Embed" ProgID="Acrobat.Document.DC" ShapeID="_x0000_i1026" DrawAspect="Content" ObjectID="_1815199995" r:id="rId13"/>
         </w:object>
       </w:r>
     </w:p>
@@ -3756,7 +3754,7 @@
       <w:pPr>
         <w:pStyle w:val="a1"/>
       </w:pPr>
-      <w:bookmarkStart w:id="15" w:name="_Ref198628610"/>
+      <w:bookmarkStart w:id="14" w:name="_Ref198628610"/>
       <w:r>
         <w:t xml:space="preserve">Схема подключения </w:t>
       </w:r>
@@ -3793,17 +3791,17 @@
       <w:r>
         <w:t>устройства</w:t>
       </w:r>
-      <w:bookmarkEnd w:id="15"/>
+      <w:bookmarkEnd w:id="14"/>
     </w:p>
     <w:p>
       <w:pPr>
         <w:pStyle w:val="2"/>
       </w:pPr>
-      <w:bookmarkStart w:id="16" w:name="_Toc204168430"/>
+      <w:bookmarkStart w:id="15" w:name="_Toc204168430"/>
       <w:r>
         <w:t>Назначение дискретных входов устройства ЮНИТ-М-300</w:t>
       </w:r>
-      <w:bookmarkEnd w:id="16"/>
+      <w:bookmarkEnd w:id="15"/>
     </w:p>
     <w:p>
       <w:pPr>
@@ -3883,7 +3881,7 @@
       <w:pPr>
         <w:pStyle w:val="a"/>
       </w:pPr>
-      <w:bookmarkStart w:id="17" w:name="_Ref192834795"/>
+      <w:bookmarkStart w:id="16" w:name="_Ref192834795"/>
       <w:r>
         <w:t>Назначение дискретных входов ЮНИТ-М300 для проверки</w:t>
       </w:r>
@@ -3893,7 +3891,7 @@
       <w:r>
         <w:t xml:space="preserve"> </w:t>
       </w:r>
-      <w:bookmarkEnd w:id="17"/>
+      <w:bookmarkEnd w:id="16"/>
       <w:r>
         <w:t>ГЗ РПН</w:t>
       </w:r>
@@ -4811,7 +4809,7 @@
       <w:pPr>
         <w:pStyle w:val="a"/>
       </w:pPr>
-      <w:bookmarkStart w:id="18" w:name="_Ref191625992"/>
+      <w:bookmarkStart w:id="17" w:name="_Ref191625992"/>
       <w:r>
         <w:t xml:space="preserve">Назначение дискретных входов ЮНИТ-М300 для проверки </w:t>
       </w:r>
@@ -6550,7 +6548,7 @@
         </w:tc>
       </w:tr>
     </w:tbl>
-    <w:bookmarkEnd w:id="18"/>
+    <w:bookmarkEnd w:id="17"/>
     <w:p>
       <w:pPr>
         <w:pStyle w:val="a"/>
@@ -11851,11 +11849,11 @@
       <w:pPr>
         <w:pStyle w:val="a"/>
       </w:pPr>
-      <w:bookmarkStart w:id="19" w:name="_Ref198638422"/>
+      <w:bookmarkStart w:id="18" w:name="_Ref198638422"/>
       <w:r>
         <w:t>Назначение дискретных входов ЮНИТ-М300 для проверки СС</w:t>
       </w:r>
-      <w:bookmarkEnd w:id="19"/>
+      <w:bookmarkEnd w:id="18"/>
     </w:p>
     <w:tbl>
       <w:tblPr>
@@ -12837,11 +12835,11 @@
       <w:pPr>
         <w:pStyle w:val="2"/>
       </w:pPr>
-      <w:bookmarkStart w:id="20" w:name="_Toc204168431"/>
+      <w:bookmarkStart w:id="19" w:name="_Toc204168431"/>
       <w:r>
         <w:t>Назначение выходных реле устройства ЮНИТ-М-300</w:t>
       </w:r>
-      <w:bookmarkEnd w:id="20"/>
+      <w:bookmarkEnd w:id="19"/>
     </w:p>
     <w:p>
       <w:pPr>
@@ -12924,16 +12922,16 @@
       <w:pPr>
         <w:pStyle w:val="a"/>
       </w:pPr>
-      <w:bookmarkStart w:id="21" w:name="_Ref192835076"/>
-      <w:bookmarkStart w:id="22" w:name="_Ref198639351"/>
+      <w:bookmarkStart w:id="20" w:name="_Ref192835076"/>
+      <w:bookmarkStart w:id="21" w:name="_Ref198639351"/>
       <w:r>
         <w:t xml:space="preserve">Выходные реле устройства ЮНИТ-М300 для проверки </w:t>
       </w:r>
-      <w:bookmarkEnd w:id="21"/>
+      <w:bookmarkEnd w:id="20"/>
       <w:r>
         <w:t>ЛО ГЗ РПН</w:t>
       </w:r>
-      <w:bookmarkEnd w:id="22"/>
+      <w:bookmarkEnd w:id="21"/>
     </w:p>
     <w:tbl>
       <w:tblPr>
@@ -14153,16 +14151,16 @@
       <w:pPr>
         <w:pStyle w:val="a"/>
       </w:pPr>
-      <w:bookmarkStart w:id="23" w:name="_Ref191631805"/>
-      <w:bookmarkStart w:id="24" w:name="_Ref198639366"/>
+      <w:bookmarkStart w:id="22" w:name="_Ref191631805"/>
+      <w:bookmarkStart w:id="23" w:name="_Ref198639366"/>
       <w:r>
         <w:t>Выходные реле устройства ЮНИТ-М300 для проверки</w:t>
       </w:r>
-      <w:bookmarkEnd w:id="23"/>
+      <w:bookmarkEnd w:id="22"/>
       <w:r>
         <w:t xml:space="preserve"> ЛО ГЗоткл</w:t>
       </w:r>
-      <w:bookmarkEnd w:id="24"/>
+      <w:bookmarkEnd w:id="23"/>
     </w:p>
     <w:tbl>
       <w:tblPr>
@@ -15388,14 +15386,16 @@
       <w:pPr>
         <w:pStyle w:val="a"/>
       </w:pPr>
-      <w:bookmarkStart w:id="25" w:name="_Ref198639380"/>
+      <w:bookmarkStart w:id="24" w:name="_Ref198639380"/>
       <w:r>
         <w:t xml:space="preserve">Выходные реле устройства ЮНИТ-М300 для проверки </w:t>
       </w:r>
+      <w:bookmarkStart w:id="25" w:name="_GoBack"/>
+      <w:bookmarkEnd w:id="25"/>
       <w:r>
-        <w:t>проверки ЛО ГЗсигн</w:t>
+        <w:t>ЛО ГЗсигн</w:t>
       </w:r>
-      <w:bookmarkEnd w:id="25"/>
+      <w:bookmarkEnd w:id="24"/>
     </w:p>
     <w:tbl>
       <w:tblPr>
@@ -25700,27 +25700,14 @@
           <w:r>
             <w:t>/</w:t>
           </w:r>
-          <w:r>
-            <w:fldChar w:fldCharType="begin"/>
-          </w:r>
-          <w:r>
-            <w:instrText xml:space="preserve"> NUMPAGES   \* MERGEFORMAT </w:instrText>
-          </w:r>
-          <w:r>
-            <w:fldChar w:fldCharType="separate"/>
-          </w:r>
-          <w:r>
-            <w:rPr>
-              <w:noProof/>
-            </w:rPr>
-            <w:t>14</w:t>
-          </w:r>
-          <w:r>
-            <w:rPr>
-              <w:noProof/>
-            </w:rPr>
-            <w:fldChar w:fldCharType="end"/>
-          </w:r>
+          <w:fldSimple w:instr=" NUMPAGES   \* MERGEFORMAT ">
+            <w:r>
+              <w:rPr>
+                <w:noProof/>
+              </w:rPr>
+              <w:t>14</w:t>
+            </w:r>
+          </w:fldSimple>
         </w:p>
       </w:tc>
     </w:tr>
@@ -25797,7 +25784,7 @@
             <w:rPr>
               <w:noProof/>
             </w:rPr>
-            <w:t>5</w:t>
+            <w:t>14</w:t>
           </w:r>
           <w:r>
             <w:fldChar w:fldCharType="end"/>
@@ -25805,27 +25792,14 @@
           <w:r>
             <w:t xml:space="preserve"> из </w:t>
           </w:r>
-          <w:r>
-            <w:fldChar w:fldCharType="begin"/>
-          </w:r>
-          <w:r>
-            <w:instrText xml:space="preserve"> NUMPAGES </w:instrText>
-          </w:r>
-          <w:r>
-            <w:fldChar w:fldCharType="separate"/>
-          </w:r>
-          <w:r>
-            <w:rPr>
-              <w:noProof/>
-            </w:rPr>
-            <w:t>14</w:t>
-          </w:r>
-          <w:r>
-            <w:rPr>
-              <w:noProof/>
-            </w:rPr>
-            <w:fldChar w:fldCharType="end"/>
-          </w:r>
+          <w:fldSimple w:instr=" NUMPAGES ">
+            <w:r>
+              <w:rPr>
+                <w:noProof/>
+              </w:rPr>
+              <w:t>14</w:t>
+            </w:r>
+          </w:fldSimple>
           <w:r>
             <w:t xml:space="preserve"> </w:t>
           </w:r>
@@ -27956,7 +27930,7 @@
 </file>
 
 <file path=customXml/itemProps1.xml><?xml version="1.0" encoding="utf-8"?>
-<ds:datastoreItem xmlns:ds="http://schemas.openxmlformats.org/officeDocument/2006/customXml" ds:itemID="{9DEDA84E-6555-4290-963E-137CB8F1FE02}">
+<ds:datastoreItem xmlns:ds="http://schemas.openxmlformats.org/officeDocument/2006/customXml" ds:itemID="{A9F3A3B9-2626-4B7A-BDC9-99A16B7C0AAA}">
   <ds:schemaRefs>
     <ds:schemaRef ds:uri="http://schemas.openxmlformats.org/officeDocument/2006/bibliography"/>
   </ds:schemaRefs>
